--- a/Документация/Руководство принимающего/Руководство принимающего.docx
+++ b/Документация/Руководство принимающего/Руководство принимающего.docx
@@ -692,6 +692,409 @@
         </w:rPr>
         <w:tab/>
         <w:t>5</w:t>
+      </w:r>
+    </w:p>
+    <w:p>
+      <w:pPr>
+        <w:tabs>
+          <w:tab w:pos="9354" w:val="right" w:leader="dot"/>
+        </w:tabs>
+        <w:spacing w:after="0" w:line="360" w:lineRule="auto"/>
+        <w:ind w:firstLine="0"/>
+        <w:jc w:val="left"/>
+      </w:pPr>
+      <w:r>
+        <w:rPr>
+          <w:rFonts w:ascii="Times New Roman" w:hAnsi="Times New Roman" w:cs="Times New Roman" w:eastAsia="Times New Roman"/>
+          <w:b/>
+          <w:i w:val="0"/>
+          <w:color w:val="000000"/>
+          <w:sz w:val="26"/>
+        </w:rPr>
+        <w:t>3. Вход в систему</w:t>
+      </w:r>
+      <w:r>
+        <w:rPr>
+          <w:rFonts w:ascii="Times New Roman" w:hAnsi="Times New Roman" w:cs="Times New Roman" w:eastAsia="Times New Roman"/>
+          <w:b w:val="0"/>
+          <w:i w:val="0"/>
+          <w:color w:val="000000"/>
+          <w:sz w:val="26"/>
+        </w:rPr>
+        <w:tab/>
+        <w:t>6</w:t>
+      </w:r>
+    </w:p>
+    <w:p>
+      <w:pPr>
+        <w:tabs>
+          <w:tab w:pos="9354" w:val="right" w:leader="dot"/>
+        </w:tabs>
+        <w:spacing w:after="0" w:line="360" w:lineRule="auto"/>
+        <w:ind w:firstLine="0"/>
+        <w:jc w:val="left"/>
+      </w:pPr>
+      <w:r>
+        <w:rPr>
+          <w:rFonts w:ascii="Times New Roman" w:hAnsi="Times New Roman" w:cs="Times New Roman" w:eastAsia="Times New Roman"/>
+          <w:b/>
+          <w:i w:val="0"/>
+          <w:color w:val="000000"/>
+          <w:sz w:val="26"/>
+        </w:rPr>
+        <w:t>4. Что делает принимающий</w:t>
+      </w:r>
+      <w:r>
+        <w:rPr>
+          <w:rFonts w:ascii="Times New Roman" w:hAnsi="Times New Roman" w:cs="Times New Roman" w:eastAsia="Times New Roman"/>
+          <w:b w:val="0"/>
+          <w:i w:val="0"/>
+          <w:color w:val="000000"/>
+          <w:sz w:val="26"/>
+        </w:rPr>
+        <w:tab/>
+        <w:t>6</w:t>
+      </w:r>
+    </w:p>
+    <w:p>
+      <w:pPr>
+        <w:tabs>
+          <w:tab w:pos="9354" w:val="right" w:leader="dot"/>
+        </w:tabs>
+        <w:spacing w:after="0" w:line="360" w:lineRule="auto"/>
+        <w:ind w:firstLine="0"/>
+        <w:jc w:val="left"/>
+      </w:pPr>
+      <w:r>
+        <w:rPr>
+          <w:rFonts w:ascii="Times New Roman" w:hAnsi="Times New Roman" w:cs="Times New Roman" w:eastAsia="Times New Roman"/>
+          <w:b/>
+          <w:i w:val="0"/>
+          <w:color w:val="000000"/>
+          <w:sz w:val="26"/>
+        </w:rPr>
+        <w:t>5. Центр заявок</w:t>
+      </w:r>
+      <w:r>
+        <w:rPr>
+          <w:rFonts w:ascii="Times New Roman" w:hAnsi="Times New Roman" w:cs="Times New Roman" w:eastAsia="Times New Roman"/>
+          <w:b w:val="0"/>
+          <w:i w:val="0"/>
+          <w:color w:val="000000"/>
+          <w:sz w:val="26"/>
+        </w:rPr>
+        <w:tab/>
+        <w:t>7</w:t>
+      </w:r>
+    </w:p>
+    <w:p>
+      <w:pPr>
+        <w:tabs>
+          <w:tab w:pos="9354" w:val="right" w:leader="dot"/>
+        </w:tabs>
+        <w:spacing w:after="0" w:line="360" w:lineRule="auto"/>
+        <w:ind w:firstLine="0"/>
+        <w:jc w:val="left"/>
+      </w:pPr>
+      <w:r>
+        <w:rPr>
+          <w:rFonts w:ascii="Times New Roman" w:hAnsi="Times New Roman" w:cs="Times New Roman" w:eastAsia="Times New Roman"/>
+          <w:b/>
+          <w:i w:val="0"/>
+          <w:color w:val="000000"/>
+          <w:sz w:val="26"/>
+        </w:rPr>
+        <w:t>6. Приём заявки в работу</w:t>
+      </w:r>
+      <w:r>
+        <w:rPr>
+          <w:rFonts w:ascii="Times New Roman" w:hAnsi="Times New Roman" w:cs="Times New Roman" w:eastAsia="Times New Roman"/>
+          <w:b w:val="0"/>
+          <w:i w:val="0"/>
+          <w:color w:val="000000"/>
+          <w:sz w:val="26"/>
+        </w:rPr>
+        <w:tab/>
+        <w:t>8</w:t>
+      </w:r>
+    </w:p>
+    <w:p>
+      <w:pPr>
+        <w:tabs>
+          <w:tab w:pos="9354" w:val="right" w:leader="dot"/>
+        </w:tabs>
+        <w:spacing w:after="0" w:line="360" w:lineRule="auto"/>
+        <w:ind w:firstLine="0" w:left="454"/>
+        <w:jc w:val="left"/>
+      </w:pPr>
+      <w:r>
+        <w:rPr>
+          <w:rFonts w:ascii="Times New Roman" w:hAnsi="Times New Roman" w:cs="Times New Roman" w:eastAsia="Times New Roman"/>
+          <w:b w:val="0"/>
+          <w:i w:val="0"/>
+          <w:color w:val="000000"/>
+          <w:sz w:val="26"/>
+        </w:rPr>
+        <w:t>6.1. Когда заявку можно принять</w:t>
+      </w:r>
+      <w:r>
+        <w:rPr>
+          <w:rFonts w:ascii="Times New Roman" w:hAnsi="Times New Roman" w:cs="Times New Roman" w:eastAsia="Times New Roman"/>
+          <w:b w:val="0"/>
+          <w:i w:val="0"/>
+          <w:color w:val="000000"/>
+          <w:sz w:val="26"/>
+        </w:rPr>
+        <w:tab/>
+        <w:t>8</w:t>
+      </w:r>
+    </w:p>
+    <w:p>
+      <w:pPr>
+        <w:tabs>
+          <w:tab w:pos="9354" w:val="right" w:leader="dot"/>
+        </w:tabs>
+        <w:spacing w:after="0" w:line="360" w:lineRule="auto"/>
+        <w:ind w:firstLine="0" w:left="454"/>
+        <w:jc w:val="left"/>
+      </w:pPr>
+      <w:r>
+        <w:rPr>
+          <w:rFonts w:ascii="Times New Roman" w:hAnsi="Times New Roman" w:cs="Times New Roman" w:eastAsia="Times New Roman"/>
+          <w:b w:val="0"/>
+          <w:i w:val="0"/>
+          <w:color w:val="000000"/>
+          <w:sz w:val="26"/>
+        </w:rPr>
+        <w:t>6.2. Принять или отказать</w:t>
+      </w:r>
+      <w:r>
+        <w:rPr>
+          <w:rFonts w:ascii="Times New Roman" w:hAnsi="Times New Roman" w:cs="Times New Roman" w:eastAsia="Times New Roman"/>
+          <w:b w:val="0"/>
+          <w:i w:val="0"/>
+          <w:color w:val="000000"/>
+          <w:sz w:val="26"/>
+        </w:rPr>
+        <w:tab/>
+        <w:t>9</w:t>
+      </w:r>
+    </w:p>
+    <w:p>
+      <w:pPr>
+        <w:tabs>
+          <w:tab w:pos="9354" w:val="right" w:leader="dot"/>
+        </w:tabs>
+        <w:spacing w:after="0" w:line="360" w:lineRule="auto"/>
+        <w:ind w:firstLine="0" w:left="454"/>
+        <w:jc w:val="left"/>
+      </w:pPr>
+      <w:r>
+        <w:rPr>
+          <w:rFonts w:ascii="Times New Roman" w:hAnsi="Times New Roman" w:cs="Times New Roman" w:eastAsia="Times New Roman"/>
+          <w:b w:val="0"/>
+          <w:i w:val="0"/>
+          <w:color w:val="000000"/>
+          <w:sz w:val="26"/>
+        </w:rPr>
+        <w:t>6.3. Отозвать из работы и вернуть</w:t>
+      </w:r>
+      <w:r>
+        <w:rPr>
+          <w:rFonts w:ascii="Times New Roman" w:hAnsi="Times New Roman" w:cs="Times New Roman" w:eastAsia="Times New Roman"/>
+          <w:b w:val="0"/>
+          <w:i w:val="0"/>
+          <w:color w:val="000000"/>
+          <w:sz w:val="26"/>
+        </w:rPr>
+        <w:tab/>
+        <w:t>10</w:t>
+      </w:r>
+    </w:p>
+    <w:p>
+      <w:pPr>
+        <w:tabs>
+          <w:tab w:pos="9354" w:val="right" w:leader="dot"/>
+        </w:tabs>
+        <w:spacing w:after="0" w:line="360" w:lineRule="auto"/>
+        <w:ind w:firstLine="0"/>
+        <w:jc w:val="left"/>
+      </w:pPr>
+      <w:r>
+        <w:rPr>
+          <w:rFonts w:ascii="Times New Roman" w:hAnsi="Times New Roman" w:cs="Times New Roman" w:eastAsia="Times New Roman"/>
+          <w:b/>
+          <w:i w:val="0"/>
+          <w:color w:val="000000"/>
+          <w:sz w:val="26"/>
+        </w:rPr>
+        <w:t>7. Назначение мест разгрузки и постов</w:t>
+      </w:r>
+      <w:r>
+        <w:rPr>
+          <w:rFonts w:ascii="Times New Roman" w:hAnsi="Times New Roman" w:cs="Times New Roman" w:eastAsia="Times New Roman"/>
+          <w:b w:val="0"/>
+          <w:i w:val="0"/>
+          <w:color w:val="000000"/>
+          <w:sz w:val="26"/>
+        </w:rPr>
+        <w:tab/>
+        <w:t>10</w:t>
+      </w:r>
+    </w:p>
+    <w:p>
+      <w:pPr>
+        <w:tabs>
+          <w:tab w:pos="9354" w:val="right" w:leader="dot"/>
+        </w:tabs>
+        <w:spacing w:after="0" w:line="360" w:lineRule="auto"/>
+        <w:ind w:firstLine="0"/>
+        <w:jc w:val="left"/>
+      </w:pPr>
+      <w:r>
+        <w:rPr>
+          <w:rFonts w:ascii="Times New Roman" w:hAnsi="Times New Roman" w:cs="Times New Roman" w:eastAsia="Times New Roman"/>
+          <w:b/>
+          <w:i w:val="0"/>
+          <w:color w:val="000000"/>
+          <w:sz w:val="26"/>
+        </w:rPr>
+        <w:t>8. Решение по дополнению</w:t>
+      </w:r>
+      <w:r>
+        <w:rPr>
+          <w:rFonts w:ascii="Times New Roman" w:hAnsi="Times New Roman" w:cs="Times New Roman" w:eastAsia="Times New Roman"/>
+          <w:b w:val="0"/>
+          <w:i w:val="0"/>
+          <w:color w:val="000000"/>
+          <w:sz w:val="26"/>
+        </w:rPr>
+        <w:tab/>
+        <w:t>12</w:t>
+      </w:r>
+    </w:p>
+    <w:p>
+      <w:pPr>
+        <w:tabs>
+          <w:tab w:pos="9354" w:val="right" w:leader="dot"/>
+        </w:tabs>
+        <w:spacing w:after="0" w:line="360" w:lineRule="auto"/>
+        <w:ind w:firstLine="0"/>
+        <w:jc w:val="left"/>
+      </w:pPr>
+      <w:r>
+        <w:rPr>
+          <w:rFonts w:ascii="Times New Roman" w:hAnsi="Times New Roman" w:cs="Times New Roman" w:eastAsia="Times New Roman"/>
+          <w:b/>
+          <w:i w:val="0"/>
+          <w:color w:val="000000"/>
+          <w:sz w:val="26"/>
+        </w:rPr>
+        <w:t>9. Завершение заявки</w:t>
+      </w:r>
+      <w:r>
+        <w:rPr>
+          <w:rFonts w:ascii="Times New Roman" w:hAnsi="Times New Roman" w:cs="Times New Roman" w:eastAsia="Times New Roman"/>
+          <w:b w:val="0"/>
+          <w:i w:val="0"/>
+          <w:color w:val="000000"/>
+          <w:sz w:val="26"/>
+        </w:rPr>
+        <w:tab/>
+        <w:t>12</w:t>
+      </w:r>
+    </w:p>
+    <w:p>
+      <w:pPr>
+        <w:tabs>
+          <w:tab w:pos="9354" w:val="right" w:leader="dot"/>
+        </w:tabs>
+        <w:spacing w:after="0" w:line="360" w:lineRule="auto"/>
+        <w:ind w:firstLine="0"/>
+        <w:jc w:val="left"/>
+      </w:pPr>
+      <w:r>
+        <w:rPr>
+          <w:rFonts w:ascii="Times New Roman" w:hAnsi="Times New Roman" w:cs="Times New Roman" w:eastAsia="Times New Roman"/>
+          <w:b/>
+          <w:i w:val="0"/>
+          <w:color w:val="000000"/>
+          <w:sz w:val="26"/>
+        </w:rPr>
+        <w:t>10. Организации и компании на проверке</w:t>
+      </w:r>
+      <w:r>
+        <w:rPr>
+          <w:rFonts w:ascii="Times New Roman" w:hAnsi="Times New Roman" w:cs="Times New Roman" w:eastAsia="Times New Roman"/>
+          <w:b w:val="0"/>
+          <w:i w:val="0"/>
+          <w:color w:val="000000"/>
+          <w:sz w:val="26"/>
+        </w:rPr>
+        <w:tab/>
+        <w:t>12</w:t>
+      </w:r>
+    </w:p>
+    <w:p>
+      <w:pPr>
+        <w:tabs>
+          <w:tab w:pos="9354" w:val="right" w:leader="dot"/>
+        </w:tabs>
+        <w:spacing w:after="0" w:line="360" w:lineRule="auto"/>
+        <w:ind w:firstLine="0"/>
+        <w:jc w:val="left"/>
+      </w:pPr>
+      <w:r>
+        <w:rPr>
+          <w:rFonts w:ascii="Times New Roman" w:hAnsi="Times New Roman" w:cs="Times New Roman" w:eastAsia="Times New Roman"/>
+          <w:b/>
+          <w:i w:val="0"/>
+          <w:color w:val="000000"/>
+          <w:sz w:val="26"/>
+        </w:rPr>
+        <w:t>11. Бланки и выгрузка</w:t>
+      </w:r>
+      <w:r>
+        <w:rPr>
+          <w:rFonts w:ascii="Times New Roman" w:hAnsi="Times New Roman" w:cs="Times New Roman" w:eastAsia="Times New Roman"/>
+          <w:b w:val="0"/>
+          <w:i w:val="0"/>
+          <w:color w:val="000000"/>
+          <w:sz w:val="26"/>
+        </w:rPr>
+        <w:tab/>
+        <w:t>13</w:t>
+      </w:r>
+    </w:p>
+    <w:p>
+      <w:pPr>
+        <w:tabs>
+          <w:tab w:pos="9354" w:val="right" w:leader="dot"/>
+        </w:tabs>
+        <w:spacing w:after="0" w:line="360" w:lineRule="auto"/>
+        <w:ind w:firstLine="0"/>
+        <w:jc w:val="left"/>
+      </w:pPr>
+      <w:r>
+        <w:rPr>
+          <w:rFonts w:ascii="Times New Roman" w:hAnsi="Times New Roman" w:cs="Times New Roman" w:eastAsia="Times New Roman"/>
+          <w:b/>
+          <w:i w:val="0"/>
+          <w:color w:val="000000"/>
+          <w:sz w:val="26"/>
+        </w:rPr>
+        <w:t>12. Уведомления</w:t>
+      </w:r>
+      <w:r>
+        <w:rPr>
+          <w:rFonts w:ascii="Times New Roman" w:hAnsi="Times New Roman" w:cs="Times New Roman" w:eastAsia="Times New Roman"/>
+          <w:b w:val="0"/>
+          <w:i w:val="0"/>
+          <w:color w:val="000000"/>
+          <w:sz w:val="26"/>
+        </w:rPr>
+        <w:tab/>
+        <w:t>13</w:t>
       </w:r>
     </w:p>
     <w:p>
@@ -1878,6 +2281,2635 @@
       </w:r>
     </w:p>
     <w:p>
+      <w:pPr>
+        <w:pStyle w:val="Heading1"/>
+        <w:ind w:firstLine="0"/>
+      </w:pPr>
+      <w:r>
+        <w:rPr>
+          <w:rFonts w:ascii="Times New Roman" w:hAnsi="Times New Roman" w:cs="Times New Roman" w:eastAsia="Times New Roman"/>
+          <w:b/>
+          <w:i w:val="0"/>
+          <w:color w:val="000000"/>
+          <w:sz w:val="32"/>
+        </w:rPr>
+        <w:t>3. Вход в систему</w:t>
+      </w:r>
+    </w:p>
+    <w:p>
+      <w:r>
+        <w:rPr>
+          <w:rFonts w:ascii="Times New Roman" w:hAnsi="Times New Roman" w:cs="Times New Roman" w:eastAsia="Times New Roman"/>
+          <w:b w:val="0"/>
+          <w:i w:val="0"/>
+          <w:color w:val="000000"/>
+          <w:sz w:val="28"/>
+        </w:rPr>
+        <w:t xml:space="preserve">Система открывается по адресу, который выдаёт бюро пропусков. Учётную запись заводит администратор, он же сообщает логин и первоначальный пароль. При первом входе система показывает текст согласия на обработку персональных данных: прочитайте его, прокрутите до конца, отметьте согласие и нажмите </w:t>
+      </w:r>
+      <w:r>
+        <w:rPr>
+          <w:rFonts w:ascii="Times New Roman" w:hAnsi="Times New Roman" w:cs="Times New Roman" w:eastAsia="Times New Roman"/>
+          <w:b/>
+          <w:i w:val="0"/>
+          <w:color w:val="000000"/>
+          <w:sz w:val="28"/>
+        </w:rPr>
+        <w:t>«Подтверждаю согласие»</w:t>
+      </w:r>
+      <w:r>
+        <w:rPr>
+          <w:rFonts w:ascii="Times New Roman" w:hAnsi="Times New Roman" w:cs="Times New Roman" w:eastAsia="Times New Roman"/>
+          <w:b w:val="0"/>
+          <w:i w:val="0"/>
+          <w:color w:val="000000"/>
+          <w:sz w:val="28"/>
+        </w:rPr>
+        <w:t>.</w:t>
+      </w:r>
+    </w:p>
+    <w:p>
+      <w:r>
+        <w:rPr>
+          <w:rFonts w:ascii="Times New Roman" w:hAnsi="Times New Roman" w:cs="Times New Roman" w:eastAsia="Times New Roman"/>
+          <w:b w:val="0"/>
+          <w:i w:val="0"/>
+          <w:color w:val="000000"/>
+          <w:sz w:val="28"/>
+        </w:rPr>
+        <w:t xml:space="preserve">Восстановить пароль самостоятельно нельзя: кнопка </w:t>
+      </w:r>
+      <w:r>
+        <w:rPr>
+          <w:rFonts w:ascii="Times New Roman" w:hAnsi="Times New Roman" w:cs="Times New Roman" w:eastAsia="Times New Roman"/>
+          <w:b/>
+          <w:i w:val="0"/>
+          <w:color w:val="000000"/>
+          <w:sz w:val="28"/>
+        </w:rPr>
+        <w:t>«Забыли пароль?»</w:t>
+      </w:r>
+      <w:r>
+        <w:rPr>
+          <w:rFonts w:ascii="Times New Roman" w:hAnsi="Times New Roman" w:cs="Times New Roman" w:eastAsia="Times New Roman"/>
+          <w:b w:val="0"/>
+          <w:i w:val="0"/>
+          <w:color w:val="000000"/>
+          <w:sz w:val="28"/>
+        </w:rPr>
+        <w:t xml:space="preserve"> открывает окно с адресом электронной почты и телефоном бюро пропусков.</w:t>
+      </w:r>
+    </w:p>
+    <w:p>
+      <w:pPr>
+        <w:pStyle w:val="Heading1"/>
+        <w:ind w:firstLine="0"/>
+      </w:pPr>
+      <w:r>
+        <w:rPr>
+          <w:rFonts w:ascii="Times New Roman" w:hAnsi="Times New Roman" w:cs="Times New Roman" w:eastAsia="Times New Roman"/>
+          <w:b/>
+          <w:i w:val="0"/>
+          <w:color w:val="000000"/>
+          <w:sz w:val="32"/>
+        </w:rPr>
+        <w:t>4. Что делает принимающий</w:t>
+      </w:r>
+    </w:p>
+    <w:p>
+      <w:r>
+        <w:rPr>
+          <w:rFonts w:ascii="Times New Roman" w:hAnsi="Times New Roman" w:cs="Times New Roman" w:eastAsia="Times New Roman"/>
+          <w:b w:val="0"/>
+          <w:i w:val="0"/>
+          <w:color w:val="000000"/>
+          <w:sz w:val="28"/>
+        </w:rPr>
+        <w:t>Принимающий - работник бюро пропусков, который ведёт заявку после согласования: берёт её в работу, назначает посты и места разгрузки, отказывает, если пропуск оформлять нельзя, и принимает решение по дополнениям.</w:t>
+      </w:r>
+    </w:p>
+    <w:p>
+      <w:r>
+        <w:rPr>
+          <w:rFonts w:ascii="Times New Roman" w:hAnsi="Times New Roman" w:cs="Times New Roman" w:eastAsia="Times New Roman"/>
+          <w:b w:val="0"/>
+          <w:i w:val="0"/>
+          <w:color w:val="000000"/>
+          <w:sz w:val="28"/>
+        </w:rPr>
+        <w:t xml:space="preserve">В отличие от согласующего, принимающий видит </w:t>
+      </w:r>
+      <w:r>
+        <w:rPr>
+          <w:rFonts w:ascii="Times New Roman" w:hAnsi="Times New Roman" w:cs="Times New Roman" w:eastAsia="Times New Roman"/>
+          <w:b/>
+          <w:i w:val="0"/>
+          <w:color w:val="000000"/>
+          <w:sz w:val="28"/>
+        </w:rPr>
+        <w:t>все заявки системы</w:t>
+      </w:r>
+      <w:r>
+        <w:rPr>
+          <w:rFonts w:ascii="Times New Roman" w:hAnsi="Times New Roman" w:cs="Times New Roman" w:eastAsia="Times New Roman"/>
+          <w:b w:val="0"/>
+          <w:i w:val="0"/>
+          <w:color w:val="000000"/>
+          <w:sz w:val="28"/>
+        </w:rPr>
+        <w:t>, а не только те, где его назначили ответственным. Голосовать за или против он не может: это дело согласующих.</w:t>
+      </w:r>
+    </w:p>
+    <w:p>
+      <w:pPr>
+        <w:keepNext/>
+        <w:spacing w:line="240" w:lineRule="auto" w:before="160" w:after="80"/>
+        <w:ind w:firstLine="0"/>
+        <w:jc w:val="left"/>
+      </w:pPr>
+      <w:r>
+        <w:rPr>
+          <w:rFonts w:ascii="Times New Roman" w:hAnsi="Times New Roman" w:cs="Times New Roman" w:eastAsia="Times New Roman"/>
+          <w:b w:val="0"/>
+          <w:i/>
+          <w:color w:val="000000"/>
+          <w:sz w:val="24"/>
+        </w:rPr>
+        <w:t>Таблица 4.1 — Кто что делает с заявкой</w:t>
+      </w:r>
+    </w:p>
+    <w:tbl>
+      <w:tblPr>
+        <w:tblStyle w:val="TableGrid"/>
+        <w:tblW w:type="auto" w:w="0"/>
+        <w:jc w:val="center"/>
+        <w:tblLayout w:type="fixed"/>
+        <w:tblLook w:firstColumn="1" w:firstRow="1" w:lastColumn="0" w:lastRow="0" w:noHBand="0" w:noVBand="1" w:val="04A0"/>
+        <w:tblLayout w:type="fixed"/>
+      </w:tblPr>
+      <w:tblGrid>
+        <w:gridCol w:w="1843"/>
+        <w:gridCol w:w="7513"/>
+      </w:tblGrid>
+      <w:tr>
+        <w:trPr>
+          <w:tblHeader w:val="true"/>
+          <w:cantSplit w:val="true"/>
+        </w:trPr>
+        <w:tc>
+          <w:tcPr>
+            <w:tcW w:type="dxa" w:w="1843"/>
+            <w:shd w:val="clear" w:fill="E8E8E8"/>
+          </w:tcPr>
+          <w:p>
+            <w:pPr>
+              <w:keepNext/>
+              <w:spacing w:line="240" w:lineRule="auto" w:after="0"/>
+              <w:ind w:firstLine="0"/>
+              <w:jc w:val="left"/>
+            </w:pPr>
+            <w:r>
+              <w:rPr>
+                <w:rFonts w:ascii="Times New Roman" w:hAnsi="Times New Roman" w:cs="Times New Roman" w:eastAsia="Times New Roman"/>
+                <w:b/>
+                <w:i w:val="0"/>
+                <w:color w:val="000000"/>
+                <w:sz w:val="24"/>
+              </w:rPr>
+              <w:t>Роль</w:t>
+            </w:r>
+          </w:p>
+        </w:tc>
+        <w:tc>
+          <w:tcPr>
+            <w:tcW w:type="dxa" w:w="7512"/>
+            <w:shd w:val="clear" w:fill="E8E8E8"/>
+          </w:tcPr>
+          <w:p>
+            <w:pPr>
+              <w:keepNext/>
+              <w:spacing w:line="240" w:lineRule="auto" w:after="0"/>
+              <w:ind w:firstLine="0"/>
+              <w:jc w:val="left"/>
+            </w:pPr>
+            <w:r>
+              <w:rPr>
+                <w:rFonts w:ascii="Times New Roman" w:hAnsi="Times New Roman" w:cs="Times New Roman" w:eastAsia="Times New Roman"/>
+                <w:b/>
+                <w:i w:val="0"/>
+                <w:color w:val="000000"/>
+                <w:sz w:val="24"/>
+              </w:rPr>
+              <w:t>Что делает</w:t>
+            </w:r>
+          </w:p>
+        </w:tc>
+      </w:tr>
+      <w:tr>
+        <w:trPr>
+          <w:cantSplit w:val="true"/>
+        </w:trPr>
+        <w:tc>
+          <w:tcPr>
+            <w:tcW w:type="dxa" w:w="1843"/>
+          </w:tcPr>
+          <w:p>
+            <w:pPr>
+              <w:spacing w:line="240" w:lineRule="auto" w:after="0"/>
+              <w:ind w:firstLine="0"/>
+              <w:jc w:val="left"/>
+            </w:pPr>
+            <w:r>
+              <w:rPr>
+                <w:rFonts w:ascii="Times New Roman" w:hAnsi="Times New Roman" w:cs="Times New Roman" w:eastAsia="Times New Roman"/>
+                <w:b w:val="0"/>
+                <w:i w:val="0"/>
+                <w:color w:val="000000"/>
+                <w:sz w:val="24"/>
+              </w:rPr>
+              <w:t>Заявитель</w:t>
+            </w:r>
+          </w:p>
+        </w:tc>
+        <w:tc>
+          <w:tcPr>
+            <w:tcW w:type="dxa" w:w="7512"/>
+          </w:tcPr>
+          <w:p>
+            <w:pPr>
+              <w:spacing w:line="240" w:lineRule="auto" w:after="0"/>
+              <w:ind w:firstLine="0"/>
+              <w:jc w:val="left"/>
+            </w:pPr>
+            <w:r>
+              <w:rPr>
+                <w:rFonts w:ascii="Times New Roman" w:hAnsi="Times New Roman" w:cs="Times New Roman" w:eastAsia="Times New Roman"/>
+                <w:b w:val="0"/>
+                <w:i w:val="0"/>
+                <w:color w:val="000000"/>
+                <w:sz w:val="24"/>
+              </w:rPr>
+              <w:t>Оформляет и подаёт заявку, дополняет и отзывает её</w:t>
+            </w:r>
+          </w:p>
+        </w:tc>
+      </w:tr>
+      <w:tr>
+        <w:trPr>
+          <w:cantSplit w:val="true"/>
+        </w:trPr>
+        <w:tc>
+          <w:tcPr>
+            <w:tcW w:type="dxa" w:w="1843"/>
+          </w:tcPr>
+          <w:p>
+            <w:pPr>
+              <w:spacing w:line="240" w:lineRule="auto" w:after="0"/>
+              <w:ind w:firstLine="0"/>
+              <w:jc w:val="left"/>
+            </w:pPr>
+            <w:r>
+              <w:rPr>
+                <w:rFonts w:ascii="Times New Roman" w:hAnsi="Times New Roman" w:cs="Times New Roman" w:eastAsia="Times New Roman"/>
+                <w:b w:val="0"/>
+                <w:i w:val="0"/>
+                <w:color w:val="000000"/>
+                <w:sz w:val="24"/>
+              </w:rPr>
+              <w:t>Согласующий</w:t>
+            </w:r>
+          </w:p>
+        </w:tc>
+        <w:tc>
+          <w:tcPr>
+            <w:tcW w:type="dxa" w:w="7512"/>
+          </w:tcPr>
+          <w:p>
+            <w:pPr>
+              <w:spacing w:line="240" w:lineRule="auto" w:after="0"/>
+              <w:ind w:firstLine="0"/>
+              <w:jc w:val="left"/>
+            </w:pPr>
+            <w:r>
+              <w:rPr>
+                <w:rFonts w:ascii="Times New Roman" w:hAnsi="Times New Roman" w:cs="Times New Roman" w:eastAsia="Times New Roman"/>
+                <w:b w:val="0"/>
+                <w:i w:val="0"/>
+                <w:color w:val="000000"/>
+                <w:sz w:val="24"/>
+              </w:rPr>
+              <w:t>Голосует за или против, задаёт вопросы, пересылает заявку</w:t>
+            </w:r>
+          </w:p>
+        </w:tc>
+      </w:tr>
+      <w:tr>
+        <w:trPr>
+          <w:cantSplit w:val="true"/>
+        </w:trPr>
+        <w:tc>
+          <w:tcPr>
+            <w:tcW w:type="dxa" w:w="1843"/>
+          </w:tcPr>
+          <w:p>
+            <w:pPr>
+              <w:spacing w:line="240" w:lineRule="auto" w:after="0"/>
+              <w:ind w:firstLine="0"/>
+              <w:jc w:val="left"/>
+            </w:pPr>
+            <w:r>
+              <w:rPr>
+                <w:rFonts w:ascii="Times New Roman" w:hAnsi="Times New Roman" w:cs="Times New Roman" w:eastAsia="Times New Roman"/>
+                <w:b w:val="0"/>
+                <w:i w:val="0"/>
+                <w:color w:val="000000"/>
+                <w:sz w:val="24"/>
+              </w:rPr>
+              <w:t>Принимающий</w:t>
+            </w:r>
+          </w:p>
+        </w:tc>
+        <w:tc>
+          <w:tcPr>
+            <w:tcW w:type="dxa" w:w="7512"/>
+          </w:tcPr>
+          <w:p>
+            <w:pPr>
+              <w:spacing w:line="240" w:lineRule="auto" w:after="0"/>
+              <w:ind w:firstLine="0"/>
+              <w:jc w:val="left"/>
+            </w:pPr>
+            <w:r>
+              <w:rPr>
+                <w:rFonts w:ascii="Times New Roman" w:hAnsi="Times New Roman" w:cs="Times New Roman" w:eastAsia="Times New Roman"/>
+                <w:b w:val="0"/>
+                <w:i w:val="0"/>
+                <w:color w:val="000000"/>
+                <w:sz w:val="24"/>
+              </w:rPr>
+              <w:t>Принимает в работу, отказывает, назначает посты и места разгрузки, решает по дополнению</w:t>
+            </w:r>
+          </w:p>
+        </w:tc>
+      </w:tr>
+      <w:tr>
+        <w:trPr>
+          <w:cantSplit w:val="true"/>
+        </w:trPr>
+        <w:tc>
+          <w:tcPr>
+            <w:tcW w:type="dxa" w:w="1843"/>
+          </w:tcPr>
+          <w:p>
+            <w:pPr>
+              <w:spacing w:line="240" w:lineRule="auto" w:after="0"/>
+              <w:ind w:firstLine="0"/>
+              <w:jc w:val="left"/>
+            </w:pPr>
+            <w:r>
+              <w:rPr>
+                <w:rFonts w:ascii="Times New Roman" w:hAnsi="Times New Roman" w:cs="Times New Roman" w:eastAsia="Times New Roman"/>
+                <w:b w:val="0"/>
+                <w:i w:val="0"/>
+                <w:color w:val="000000"/>
+                <w:sz w:val="24"/>
+              </w:rPr>
+              <w:t>Работник поста</w:t>
+            </w:r>
+          </w:p>
+        </w:tc>
+        <w:tc>
+          <w:tcPr>
+            <w:tcW w:type="dxa" w:w="7512"/>
+          </w:tcPr>
+          <w:p>
+            <w:pPr>
+              <w:spacing w:line="240" w:lineRule="auto" w:after="0"/>
+              <w:ind w:firstLine="0"/>
+              <w:jc w:val="left"/>
+            </w:pPr>
+            <w:r>
+              <w:rPr>
+                <w:rFonts w:ascii="Times New Roman" w:hAnsi="Times New Roman" w:cs="Times New Roman" w:eastAsia="Times New Roman"/>
+                <w:b w:val="0"/>
+                <w:i w:val="0"/>
+                <w:color w:val="000000"/>
+                <w:sz w:val="24"/>
+              </w:rPr>
+              <w:t>Отмечает фактический проход и проезд по согласованной заявке</w:t>
+            </w:r>
+          </w:p>
+        </w:tc>
+      </w:tr>
+    </w:tbl>
+    <w:p>
+      <w:pPr>
+        <w:spacing w:after="0" w:line="240" w:lineRule="auto"/>
+        <w:ind w:firstLine="0"/>
+      </w:pPr>
+      <w:r>
+        <w:rPr>
+          <w:rFonts w:ascii="Times New Roman" w:hAnsi="Times New Roman" w:cs="Times New Roman" w:eastAsia="Times New Roman"/>
+          <w:b w:val="0"/>
+          <w:i w:val="0"/>
+          <w:color w:val="000000"/>
+          <w:sz w:val="12"/>
+        </w:rPr>
+      </w:r>
+    </w:p>
+    <w:tbl>
+      <w:tblPr>
+        <w:tblW w:type="auto" w:w="0"/>
+        <w:tblLayout w:type="fixed"/>
+        <w:tblLook w:firstColumn="1" w:firstRow="1" w:lastColumn="0" w:lastRow="0" w:noHBand="0" w:noVBand="1" w:val="04A0"/>
+        <w:tblLayout w:type="fixed"/>
+      </w:tblPr>
+      <w:tblGrid>
+        <w:gridCol w:w="9356"/>
+      </w:tblGrid>
+      <w:tr>
+        <w:trPr>
+          <w:cantSplit w:val="true"/>
+        </w:trPr>
+        <w:tc>
+          <w:tcPr>
+            <w:tcW w:type="dxa" w:w="9354"/>
+            <w:shd w:val="clear" w:fill="EAF1F8"/>
+            <w:tcBorders>
+              <w:left w:val="single" w:sz="24" w:color="2C6FA6"/>
+              <w:top w:val="single" w:sz="4" w:color="EAF1F8"/>
+              <w:bottom w:val="single" w:sz="4" w:color="EAF1F8"/>
+              <w:right w:val="single" w:sz="4" w:color="EAF1F8"/>
+            </w:tcBorders>
+          </w:tcPr>
+          <w:p>
+            <w:pPr>
+              <w:spacing w:line="288" w:lineRule="auto" w:after="0"/>
+              <w:ind w:firstLine="0"/>
+            </w:pPr>
+            <w:r>
+              <w:rPr>
+                <w:rFonts w:ascii="Times New Roman" w:hAnsi="Times New Roman" w:cs="Times New Roman" w:eastAsia="Times New Roman"/>
+                <w:b/>
+                <w:i w:val="0"/>
+                <w:color w:val="2C6FA6"/>
+                <w:sz w:val="26"/>
+              </w:rPr>
+              <w:t xml:space="preserve">ПРИМЕЧАНИЕ. </w:t>
+            </w:r>
+            <w:r>
+              <w:rPr>
+                <w:rFonts w:ascii="Times New Roman" w:hAnsi="Times New Roman" w:cs="Times New Roman" w:eastAsia="Times New Roman"/>
+                <w:b w:val="0"/>
+                <w:i w:val="0"/>
+                <w:color w:val="000000"/>
+                <w:sz w:val="26"/>
+              </w:rPr>
+              <w:t>Круг принимающих ведёт администратор в справочнике «Принимающие заявки». Там же ему можно задать отображаемое имя - тогда заявитель увидит в заявке его вместо настоящих фамилии и инициалов.</w:t>
+            </w:r>
+          </w:p>
+        </w:tc>
+      </w:tr>
+    </w:tbl>
+    <w:p>
+      <w:pPr>
+        <w:spacing w:after="0" w:line="240" w:lineRule="auto"/>
+        <w:ind w:firstLine="0"/>
+      </w:pPr>
+      <w:r>
+        <w:rPr>
+          <w:rFonts w:ascii="Times New Roman" w:hAnsi="Times New Roman" w:cs="Times New Roman" w:eastAsia="Times New Roman"/>
+          <w:b w:val="0"/>
+          <w:i w:val="0"/>
+          <w:color w:val="000000"/>
+          <w:sz w:val="12"/>
+        </w:rPr>
+      </w:r>
+    </w:p>
+    <w:p>
+      <w:pPr>
+        <w:pStyle w:val="Heading1"/>
+        <w:ind w:firstLine="0"/>
+      </w:pPr>
+      <w:r>
+        <w:rPr>
+          <w:rFonts w:ascii="Times New Roman" w:hAnsi="Times New Roman" w:cs="Times New Roman" w:eastAsia="Times New Roman"/>
+          <w:b/>
+          <w:i w:val="0"/>
+          <w:color w:val="000000"/>
+          <w:sz w:val="32"/>
+        </w:rPr>
+        <w:t>5. Центр заявок</w:t>
+      </w:r>
+    </w:p>
+    <w:p>
+      <w:r>
+        <w:rPr>
+          <w:rFonts w:ascii="Times New Roman" w:hAnsi="Times New Roman" w:cs="Times New Roman" w:eastAsia="Times New Roman"/>
+          <w:b w:val="0"/>
+          <w:i w:val="0"/>
+          <w:color w:val="000000"/>
+          <w:sz w:val="28"/>
+        </w:rPr>
+        <w:t xml:space="preserve">Раздел </w:t>
+      </w:r>
+      <w:r>
+        <w:rPr>
+          <w:rFonts w:ascii="Times New Roman" w:hAnsi="Times New Roman" w:cs="Times New Roman" w:eastAsia="Times New Roman"/>
+          <w:b/>
+          <w:i w:val="0"/>
+          <w:color w:val="000000"/>
+          <w:sz w:val="28"/>
+        </w:rPr>
+        <w:t>«Центр заявок»</w:t>
+      </w:r>
+      <w:r>
+        <w:rPr>
+          <w:rFonts w:ascii="Times New Roman" w:hAnsi="Times New Roman" w:cs="Times New Roman" w:eastAsia="Times New Roman"/>
+          <w:b w:val="0"/>
+          <w:i w:val="0"/>
+          <w:color w:val="000000"/>
+          <w:sz w:val="28"/>
+        </w:rPr>
+        <w:t xml:space="preserve"> - рабочее место принимающего. Устройство экрана, отбор, метки и значения столбцов </w:t>
+      </w:r>
+      <w:r>
+        <w:rPr>
+          <w:rFonts w:ascii="Times New Roman" w:hAnsi="Times New Roman" w:cs="Times New Roman" w:eastAsia="Times New Roman"/>
+          <w:b/>
+          <w:i w:val="0"/>
+          <w:color w:val="000000"/>
+          <w:sz w:val="28"/>
+        </w:rPr>
+        <w:t>«Подтверждение»</w:t>
+      </w:r>
+      <w:r>
+        <w:rPr>
+          <w:rFonts w:ascii="Times New Roman" w:hAnsi="Times New Roman" w:cs="Times New Roman" w:eastAsia="Times New Roman"/>
+          <w:b w:val="0"/>
+          <w:i w:val="0"/>
+          <w:color w:val="000000"/>
+          <w:sz w:val="28"/>
+        </w:rPr>
+        <w:t xml:space="preserve"> и </w:t>
+      </w:r>
+      <w:r>
+        <w:rPr>
+          <w:rFonts w:ascii="Times New Roman" w:hAnsi="Times New Roman" w:cs="Times New Roman" w:eastAsia="Times New Roman"/>
+          <w:b/>
+          <w:i w:val="0"/>
+          <w:color w:val="000000"/>
+          <w:sz w:val="28"/>
+        </w:rPr>
+        <w:t>«Статус заявки»</w:t>
+      </w:r>
+      <w:r>
+        <w:rPr>
+          <w:rFonts w:ascii="Times New Roman" w:hAnsi="Times New Roman" w:cs="Times New Roman" w:eastAsia="Times New Roman"/>
+          <w:b w:val="0"/>
+          <w:i w:val="0"/>
+          <w:color w:val="000000"/>
+          <w:sz w:val="28"/>
+        </w:rPr>
+        <w:t xml:space="preserve"> те же, что у согласующего.</w:t>
+      </w:r>
+    </w:p>
+    <w:p>
+      <w:pPr>
+        <w:keepNext/>
+        <w:spacing w:before="120" w:after="40"/>
+        <w:ind w:firstLine="0"/>
+        <w:jc w:val="center"/>
+      </w:pPr>
+      <w:r>
+        <w:drawing>
+          <wp:inline xmlns:a="http://schemas.openxmlformats.org/drawingml/2006/main" xmlns:pic="http://schemas.openxmlformats.org/drawingml/2006/picture">
+            <wp:extent cx="5940000" cy="3883846"/>
+            <wp:docPr id="1" name="Picture 1"/>
+            <wp:cNvGraphicFramePr>
+              <a:graphicFrameLocks noChangeAspect="1"/>
+            </wp:cNvGraphicFramePr>
+            <a:graphic>
+              <a:graphicData uri="http://schemas.openxmlformats.org/drawingml/2006/picture">
+                <pic:pic>
+                  <pic:nvPicPr>
+                    <pic:cNvPr id="0" name="acceptor-center.png"/>
+                    <pic:cNvPicPr/>
+                  </pic:nvPicPr>
+                  <pic:blipFill>
+                    <a:blip r:embed="rId11"/>
+                    <a:stretch>
+                      <a:fillRect/>
+                    </a:stretch>
+                  </pic:blipFill>
+                  <pic:spPr>
+                    <a:xfrm>
+                      <a:off x="0" y="0"/>
+                      <a:ext cx="5940000" cy="3883846"/>
+                    </a:xfrm>
+                    <a:prstGeom prst="rect"/>
+                  </pic:spPr>
+                </pic:pic>
+              </a:graphicData>
+            </a:graphic>
+          </wp:inline>
+        </w:drawing>
+      </w:r>
+    </w:p>
+    <w:p>
+      <w:pPr>
+        <w:keepNext w:val="0"/>
+        <w:spacing w:line="240" w:lineRule="auto" w:before="40" w:after="200"/>
+        <w:ind w:firstLine="0"/>
+        <w:jc w:val="center"/>
+      </w:pPr>
+      <w:r>
+        <w:rPr>
+          <w:rFonts w:ascii="Times New Roman" w:hAnsi="Times New Roman" w:cs="Times New Roman" w:eastAsia="Times New Roman"/>
+          <w:b w:val="0"/>
+          <w:i/>
+          <w:color w:val="000000"/>
+          <w:sz w:val="24"/>
+        </w:rPr>
+        <w:t>Рисунок 5.1 — Центр заявок</w:t>
+      </w:r>
+    </w:p>
+    <w:p>
+      <w:r>
+        <w:rPr>
+          <w:rFonts w:ascii="Times New Roman" w:hAnsi="Times New Roman" w:cs="Times New Roman" w:eastAsia="Times New Roman"/>
+          <w:b w:val="0"/>
+          <w:i w:val="0"/>
+          <w:color w:val="000000"/>
+          <w:sz w:val="28"/>
+        </w:rPr>
+        <w:t xml:space="preserve">Переключатель </w:t>
+      </w:r>
+      <w:r>
+        <w:rPr>
+          <w:rFonts w:ascii="Times New Roman" w:hAnsi="Times New Roman" w:cs="Times New Roman" w:eastAsia="Times New Roman"/>
+          <w:b/>
+          <w:i w:val="0"/>
+          <w:color w:val="000000"/>
+          <w:sz w:val="28"/>
+        </w:rPr>
+        <w:t>«Активные»</w:t>
+      </w:r>
+      <w:r>
+        <w:rPr>
+          <w:rFonts w:ascii="Times New Roman" w:hAnsi="Times New Roman" w:cs="Times New Roman" w:eastAsia="Times New Roman"/>
+          <w:b w:val="0"/>
+          <w:i w:val="0"/>
+          <w:color w:val="000000"/>
+          <w:sz w:val="28"/>
+        </w:rPr>
+        <w:t xml:space="preserve"> и </w:t>
+      </w:r>
+      <w:r>
+        <w:rPr>
+          <w:rFonts w:ascii="Times New Roman" w:hAnsi="Times New Roman" w:cs="Times New Roman" w:eastAsia="Times New Roman"/>
+          <w:b/>
+          <w:i w:val="0"/>
+          <w:color w:val="000000"/>
+          <w:sz w:val="28"/>
+        </w:rPr>
+        <w:t>«Архив»</w:t>
+      </w:r>
+      <w:r>
+        <w:rPr>
+          <w:rFonts w:ascii="Times New Roman" w:hAnsi="Times New Roman" w:cs="Times New Roman" w:eastAsia="Times New Roman"/>
+          <w:b w:val="0"/>
+          <w:i w:val="0"/>
+          <w:color w:val="000000"/>
+          <w:sz w:val="28"/>
+        </w:rPr>
+        <w:t xml:space="preserve"> (1) разделяет текущую работу и то, что уже отработано. Заявка уходит в архив не сразу: сначала она должна закрыться - быть завершённой, отклонённой, не согласованной или отозванной, - и только через месяц после того, как истёк срок последнего вложения. Архивная заявка открывается только для чтения.</w:t>
+      </w:r>
+    </w:p>
+    <w:p>
+      <w:r>
+        <w:rPr>
+          <w:rFonts w:ascii="Times New Roman" w:hAnsi="Times New Roman" w:cs="Times New Roman" w:eastAsia="Times New Roman"/>
+          <w:b w:val="0"/>
+          <w:i w:val="0"/>
+          <w:color w:val="000000"/>
+          <w:sz w:val="28"/>
+        </w:rPr>
+        <w:t xml:space="preserve">Отбор по состоянию согласования (2) отвечает на главный вопрос смены. Пока в нём выбрано </w:t>
+      </w:r>
+      <w:r>
+        <w:rPr>
+          <w:rFonts w:ascii="Times New Roman" w:hAnsi="Times New Roman" w:cs="Times New Roman" w:eastAsia="Times New Roman"/>
+          <w:b/>
+          <w:i w:val="0"/>
+          <w:color w:val="000000"/>
+          <w:sz w:val="28"/>
+        </w:rPr>
+        <w:t>«Всё подтверждение»</w:t>
+      </w:r>
+      <w:r>
+        <w:rPr>
+          <w:rFonts w:ascii="Times New Roman" w:hAnsi="Times New Roman" w:cs="Times New Roman" w:eastAsia="Times New Roman"/>
+          <w:b w:val="0"/>
+          <w:i w:val="0"/>
+          <w:color w:val="000000"/>
+          <w:sz w:val="28"/>
+        </w:rPr>
+        <w:t xml:space="preserve">, видны заявки во всех состояниях; выберите </w:t>
+      </w:r>
+      <w:r>
+        <w:rPr>
+          <w:rFonts w:ascii="Times New Roman" w:hAnsi="Times New Roman" w:cs="Times New Roman" w:eastAsia="Times New Roman"/>
+          <w:b/>
+          <w:i w:val="0"/>
+          <w:color w:val="000000"/>
+          <w:sz w:val="28"/>
+        </w:rPr>
+        <w:t>«Согласовано»</w:t>
+      </w:r>
+      <w:r>
+        <w:rPr>
+          <w:rFonts w:ascii="Times New Roman" w:hAnsi="Times New Roman" w:cs="Times New Roman" w:eastAsia="Times New Roman"/>
+          <w:b w:val="0"/>
+          <w:i w:val="0"/>
+          <w:color w:val="000000"/>
+          <w:sz w:val="28"/>
+        </w:rPr>
+        <w:t>, чтобы остались только те, что ждут приёма в работу.</w:t>
+      </w:r>
+    </w:p>
+    <w:p>
+      <w:r>
+        <w:rPr>
+          <w:rFonts w:ascii="Times New Roman" w:hAnsi="Times New Roman" w:cs="Times New Roman" w:eastAsia="Times New Roman"/>
+          <w:b w:val="0"/>
+          <w:i w:val="0"/>
+          <w:color w:val="000000"/>
+          <w:sz w:val="28"/>
+        </w:rPr>
+        <w:t xml:space="preserve">Кнопка </w:t>
+      </w:r>
+      <w:r>
+        <w:rPr>
+          <w:rFonts w:ascii="Times New Roman" w:hAnsi="Times New Roman" w:cs="Times New Roman" w:eastAsia="Times New Roman"/>
+          <w:b/>
+          <w:i w:val="0"/>
+          <w:color w:val="000000"/>
+          <w:sz w:val="28"/>
+        </w:rPr>
+        <w:t>«Выгрузить в Excel»</w:t>
+      </w:r>
+      <w:r>
+        <w:rPr>
+          <w:rFonts w:ascii="Times New Roman" w:hAnsi="Times New Roman" w:cs="Times New Roman" w:eastAsia="Times New Roman"/>
+          <w:b w:val="0"/>
+          <w:i w:val="0"/>
+          <w:color w:val="000000"/>
+          <w:sz w:val="28"/>
+        </w:rPr>
+        <w:t xml:space="preserve"> сохраняет реестр заявок в электронную таблицу - ровно в том составе, который сейчас на экране, с учётом отбора. Кнопка </w:t>
+      </w:r>
+      <w:r>
+        <w:rPr>
+          <w:rFonts w:ascii="Times New Roman" w:hAnsi="Times New Roman" w:cs="Times New Roman" w:eastAsia="Times New Roman"/>
+          <w:b/>
+          <w:i w:val="0"/>
+          <w:color w:val="000000"/>
+          <w:sz w:val="28"/>
+        </w:rPr>
+        <w:t>«Скачать»</w:t>
+      </w:r>
+      <w:r>
+        <w:rPr>
+          <w:rFonts w:ascii="Times New Roman" w:hAnsi="Times New Roman" w:cs="Times New Roman" w:eastAsia="Times New Roman"/>
+          <w:b w:val="0"/>
+          <w:i w:val="0"/>
+          <w:color w:val="000000"/>
+          <w:sz w:val="28"/>
+        </w:rPr>
+        <w:t xml:space="preserve"> в строке сохраняет бланки заявки.</w:t>
+      </w:r>
+    </w:p>
+    <w:tbl>
+      <w:tblPr>
+        <w:tblW w:type="auto" w:w="0"/>
+        <w:tblLayout w:type="fixed"/>
+        <w:tblLook w:firstColumn="1" w:firstRow="1" w:lastColumn="0" w:lastRow="0" w:noHBand="0" w:noVBand="1" w:val="04A0"/>
+        <w:tblLayout w:type="fixed"/>
+      </w:tblPr>
+      <w:tblGrid>
+        <w:gridCol w:w="9356"/>
+      </w:tblGrid>
+      <w:tr>
+        <w:trPr>
+          <w:cantSplit w:val="true"/>
+        </w:trPr>
+        <w:tc>
+          <w:tcPr>
+            <w:tcW w:type="dxa" w:w="9354"/>
+            <w:shd w:val="clear" w:fill="EAF1F8"/>
+            <w:tcBorders>
+              <w:left w:val="single" w:sz="24" w:color="2C6FA6"/>
+              <w:top w:val="single" w:sz="4" w:color="EAF1F8"/>
+              <w:bottom w:val="single" w:sz="4" w:color="EAF1F8"/>
+              <w:right w:val="single" w:sz="4" w:color="EAF1F8"/>
+            </w:tcBorders>
+          </w:tcPr>
+          <w:p>
+            <w:pPr>
+              <w:spacing w:line="288" w:lineRule="auto" w:after="0"/>
+              <w:ind w:firstLine="0"/>
+            </w:pPr>
+            <w:r>
+              <w:rPr>
+                <w:rFonts w:ascii="Times New Roman" w:hAnsi="Times New Roman" w:cs="Times New Roman" w:eastAsia="Times New Roman"/>
+                <w:b/>
+                <w:i w:val="0"/>
+                <w:color w:val="2C6FA6"/>
+                <w:sz w:val="26"/>
+              </w:rPr>
+              <w:t xml:space="preserve">ПРИМЕЧАНИЕ. </w:t>
+            </w:r>
+            <w:r>
+              <w:rPr>
+                <w:rFonts w:ascii="Times New Roman" w:hAnsi="Times New Roman" w:cs="Times New Roman" w:eastAsia="Times New Roman"/>
+                <w:b w:val="0"/>
+                <w:i w:val="0"/>
+                <w:color w:val="000000"/>
+                <w:sz w:val="26"/>
+              </w:rPr>
+              <w:t>Раздел «Архив», выгрузка реестра и скачивание бланков выдаются правами по отдельности. Если чего-то из перечисленного на экране нет, обратитесь к администратору системы.</w:t>
+            </w:r>
+          </w:p>
+        </w:tc>
+      </w:tr>
+    </w:tbl>
+    <w:p>
+      <w:pPr>
+        <w:spacing w:after="0" w:line="240" w:lineRule="auto"/>
+        <w:ind w:firstLine="0"/>
+      </w:pPr>
+      <w:r>
+        <w:rPr>
+          <w:rFonts w:ascii="Times New Roman" w:hAnsi="Times New Roman" w:cs="Times New Roman" w:eastAsia="Times New Roman"/>
+          <w:b w:val="0"/>
+          <w:i w:val="0"/>
+          <w:color w:val="000000"/>
+          <w:sz w:val="12"/>
+        </w:rPr>
+      </w:r>
+    </w:p>
+    <w:p>
+      <w:pPr>
+        <w:pStyle w:val="Heading1"/>
+        <w:ind w:firstLine="0"/>
+      </w:pPr>
+      <w:r>
+        <w:rPr>
+          <w:rFonts w:ascii="Times New Roman" w:hAnsi="Times New Roman" w:cs="Times New Roman" w:eastAsia="Times New Roman"/>
+          <w:b/>
+          <w:i w:val="0"/>
+          <w:color w:val="000000"/>
+          <w:sz w:val="32"/>
+        </w:rPr>
+        <w:t>6. Приём заявки в работу</w:t>
+      </w:r>
+    </w:p>
+    <w:p>
+      <w:pPr>
+        <w:pStyle w:val="Heading2"/>
+        <w:ind w:firstLine="0"/>
+      </w:pPr>
+      <w:r>
+        <w:rPr>
+          <w:rFonts w:ascii="Times New Roman" w:hAnsi="Times New Roman" w:cs="Times New Roman" w:eastAsia="Times New Roman"/>
+          <w:b/>
+          <w:i w:val="0"/>
+          <w:color w:val="000000"/>
+          <w:sz w:val="28"/>
+        </w:rPr>
+        <w:t>6.1. Когда заявку можно принять</w:t>
+      </w:r>
+    </w:p>
+    <w:p>
+      <w:r>
+        <w:rPr>
+          <w:rFonts w:ascii="Times New Roman" w:hAnsi="Times New Roman" w:cs="Times New Roman" w:eastAsia="Times New Roman"/>
+          <w:b w:val="0"/>
+          <w:i w:val="0"/>
+          <w:color w:val="000000"/>
+          <w:sz w:val="28"/>
+        </w:rPr>
+        <w:t>Заявка готова к приёму, когда круг согласования закрыт: все обязательные согласующие ответили согласием. Пока это не так, вместо кнопок система показывает состояние.</w:t>
+      </w:r>
+    </w:p>
+    <w:p>
+      <w:pPr>
+        <w:keepNext/>
+        <w:spacing w:before="120" w:after="40"/>
+        <w:ind w:firstLine="0"/>
+        <w:jc w:val="center"/>
+      </w:pPr>
+      <w:r>
+        <w:drawing>
+          <wp:inline xmlns:a="http://schemas.openxmlformats.org/drawingml/2006/main" xmlns:pic="http://schemas.openxmlformats.org/drawingml/2006/picture">
+            <wp:extent cx="3419856" cy="1304544"/>
+            <wp:docPr id="2" name="Picture 2"/>
+            <wp:cNvGraphicFramePr>
+              <a:graphicFrameLocks noChangeAspect="1"/>
+            </wp:cNvGraphicFramePr>
+            <a:graphic>
+              <a:graphicData uri="http://schemas.openxmlformats.org/drawingml/2006/picture">
+                <pic:pic>
+                  <pic:nvPicPr>
+                    <pic:cNvPr id="0" name="acceptor-waiting.png"/>
+                    <pic:cNvPicPr/>
+                  </pic:nvPicPr>
+                  <pic:blipFill>
+                    <a:blip r:embed="rId12"/>
+                    <a:stretch>
+                      <a:fillRect/>
+                    </a:stretch>
+                  </pic:blipFill>
+                  <pic:spPr>
+                    <a:xfrm>
+                      <a:off x="0" y="0"/>
+                      <a:ext cx="3419856" cy="1304544"/>
+                    </a:xfrm>
+                    <a:prstGeom prst="rect"/>
+                  </pic:spPr>
+                </pic:pic>
+              </a:graphicData>
+            </a:graphic>
+          </wp:inline>
+        </w:drawing>
+      </w:r>
+    </w:p>
+    <w:p>
+      <w:pPr>
+        <w:keepNext w:val="0"/>
+        <w:spacing w:line="240" w:lineRule="auto" w:before="40" w:after="200"/>
+        <w:ind w:firstLine="0"/>
+        <w:jc w:val="center"/>
+      </w:pPr>
+      <w:r>
+        <w:rPr>
+          <w:rFonts w:ascii="Times New Roman" w:hAnsi="Times New Roman" w:cs="Times New Roman" w:eastAsia="Times New Roman"/>
+          <w:b w:val="0"/>
+          <w:i/>
+          <w:color w:val="000000"/>
+          <w:sz w:val="24"/>
+        </w:rPr>
+        <w:t>Рисунок 6.1 — Заявка ждёт согласующих</w:t>
+      </w:r>
+    </w:p>
+    <w:p>
+      <w:r>
+        <w:rPr>
+          <w:rFonts w:ascii="Times New Roman" w:hAnsi="Times New Roman" w:cs="Times New Roman" w:eastAsia="Times New Roman"/>
+          <w:b w:val="0"/>
+          <w:i w:val="0"/>
+          <w:color w:val="000000"/>
+          <w:sz w:val="28"/>
+        </w:rPr>
+        <w:t xml:space="preserve">Надпись </w:t>
+      </w:r>
+      <w:r>
+        <w:rPr>
+          <w:rFonts w:ascii="Times New Roman" w:hAnsi="Times New Roman" w:cs="Times New Roman" w:eastAsia="Times New Roman"/>
+          <w:b/>
+          <w:i w:val="0"/>
+          <w:color w:val="000000"/>
+          <w:sz w:val="28"/>
+        </w:rPr>
+        <w:t>«Ожидает согласования»</w:t>
+      </w:r>
+      <w:r>
+        <w:rPr>
+          <w:rFonts w:ascii="Times New Roman" w:hAnsi="Times New Roman" w:cs="Times New Roman" w:eastAsia="Times New Roman"/>
+          <w:b w:val="0"/>
+          <w:i w:val="0"/>
+          <w:color w:val="000000"/>
+          <w:sz w:val="28"/>
+        </w:rPr>
+        <w:t xml:space="preserve"> означает, что решения собраны не все. Если обязательный согласующий отказал, на её месте появляется </w:t>
+      </w:r>
+      <w:r>
+        <w:rPr>
+          <w:rFonts w:ascii="Times New Roman" w:hAnsi="Times New Roman" w:cs="Times New Roman" w:eastAsia="Times New Roman"/>
+          <w:b/>
+          <w:i w:val="0"/>
+          <w:color w:val="000000"/>
+          <w:sz w:val="28"/>
+        </w:rPr>
+        <w:t>«Ожидание обязательных согласующих»</w:t>
+      </w:r>
+      <w:r>
+        <w:rPr>
+          <w:rFonts w:ascii="Times New Roman" w:hAnsi="Times New Roman" w:cs="Times New Roman" w:eastAsia="Times New Roman"/>
+          <w:b w:val="0"/>
+          <w:i w:val="0"/>
+          <w:color w:val="000000"/>
+          <w:sz w:val="28"/>
+        </w:rPr>
+        <w:t>: такую заявку принять уже нельзя.</w:t>
+      </w:r>
+    </w:p>
+    <w:p>
+      <w:r>
+        <w:rPr>
+          <w:rFonts w:ascii="Times New Roman" w:hAnsi="Times New Roman" w:cs="Times New Roman" w:eastAsia="Times New Roman"/>
+          <w:b w:val="0"/>
+          <w:i w:val="0"/>
+          <w:color w:val="000000"/>
+          <w:sz w:val="28"/>
+        </w:rPr>
+        <w:t>Заявку, у которой согласующих нет вовсе, принять можно сразу - согласовывать её некому.</w:t>
+      </w:r>
+    </w:p>
+    <w:p>
+      <w:pPr>
+        <w:pStyle w:val="Heading2"/>
+        <w:ind w:firstLine="0"/>
+      </w:pPr>
+      <w:r>
+        <w:rPr>
+          <w:rFonts w:ascii="Times New Roman" w:hAnsi="Times New Roman" w:cs="Times New Roman" w:eastAsia="Times New Roman"/>
+          <w:b/>
+          <w:i w:val="0"/>
+          <w:color w:val="000000"/>
+          <w:sz w:val="28"/>
+        </w:rPr>
+        <w:t>6.2. Принять или отказать</w:t>
+      </w:r>
+    </w:p>
+    <w:p>
+      <w:pPr>
+        <w:keepNext/>
+        <w:spacing w:before="120" w:after="40"/>
+        <w:ind w:firstLine="0"/>
+        <w:jc w:val="center"/>
+      </w:pPr>
+      <w:r>
+        <w:drawing>
+          <wp:inline xmlns:a="http://schemas.openxmlformats.org/drawingml/2006/main" xmlns:pic="http://schemas.openxmlformats.org/drawingml/2006/picture">
+            <wp:extent cx="3639312" cy="1304544"/>
+            <wp:docPr id="3" name="Picture 3"/>
+            <wp:cNvGraphicFramePr>
+              <a:graphicFrameLocks noChangeAspect="1"/>
+            </wp:cNvGraphicFramePr>
+            <a:graphic>
+              <a:graphicData uri="http://schemas.openxmlformats.org/drawingml/2006/picture">
+                <pic:pic>
+                  <pic:nvPicPr>
+                    <pic:cNvPr id="0" name="acceptor-accept.png"/>
+                    <pic:cNvPicPr/>
+                  </pic:nvPicPr>
+                  <pic:blipFill>
+                    <a:blip r:embed="rId13"/>
+                    <a:stretch>
+                      <a:fillRect/>
+                    </a:stretch>
+                  </pic:blipFill>
+                  <pic:spPr>
+                    <a:xfrm>
+                      <a:off x="0" y="0"/>
+                      <a:ext cx="3639312" cy="1304544"/>
+                    </a:xfrm>
+                    <a:prstGeom prst="rect"/>
+                  </pic:spPr>
+                </pic:pic>
+              </a:graphicData>
+            </a:graphic>
+          </wp:inline>
+        </w:drawing>
+      </w:r>
+    </w:p>
+    <w:p>
+      <w:pPr>
+        <w:keepNext w:val="0"/>
+        <w:spacing w:line="240" w:lineRule="auto" w:before="40" w:after="200"/>
+        <w:ind w:firstLine="0"/>
+        <w:jc w:val="center"/>
+      </w:pPr>
+      <w:r>
+        <w:rPr>
+          <w:rFonts w:ascii="Times New Roman" w:hAnsi="Times New Roman" w:cs="Times New Roman" w:eastAsia="Times New Roman"/>
+          <w:b w:val="0"/>
+          <w:i/>
+          <w:color w:val="000000"/>
+          <w:sz w:val="24"/>
+        </w:rPr>
+        <w:t>Рисунок 6.2 — Кнопки приёма заявки</w:t>
+      </w:r>
+    </w:p>
+    <w:p>
+      <w:r>
+        <w:rPr>
+          <w:rFonts w:ascii="Times New Roman" w:hAnsi="Times New Roman" w:cs="Times New Roman" w:eastAsia="Times New Roman"/>
+          <w:b w:val="0"/>
+          <w:i w:val="0"/>
+          <w:color w:val="000000"/>
+          <w:sz w:val="28"/>
+        </w:rPr>
+        <w:t xml:space="preserve">Разберите состав заявки и нажмите </w:t>
+      </w:r>
+      <w:r>
+        <w:rPr>
+          <w:rFonts w:ascii="Times New Roman" w:hAnsi="Times New Roman" w:cs="Times New Roman" w:eastAsia="Times New Roman"/>
+          <w:b/>
+          <w:i w:val="0"/>
+          <w:color w:val="000000"/>
+          <w:sz w:val="28"/>
+        </w:rPr>
+        <w:t>«Принять»</w:t>
+      </w:r>
+      <w:r>
+        <w:rPr>
+          <w:rFonts w:ascii="Times New Roman" w:hAnsi="Times New Roman" w:cs="Times New Roman" w:eastAsia="Times New Roman"/>
+          <w:b w:val="0"/>
+          <w:i w:val="0"/>
+          <w:color w:val="000000"/>
+          <w:sz w:val="28"/>
+        </w:rPr>
+        <w:t xml:space="preserve"> (1) либо </w:t>
+      </w:r>
+      <w:r>
+        <w:rPr>
+          <w:rFonts w:ascii="Times New Roman" w:hAnsi="Times New Roman" w:cs="Times New Roman" w:eastAsia="Times New Roman"/>
+          <w:b/>
+          <w:i w:val="0"/>
+          <w:color w:val="000000"/>
+          <w:sz w:val="28"/>
+        </w:rPr>
+        <w:t>«Отказать»</w:t>
+      </w:r>
+      <w:r>
+        <w:rPr>
+          <w:rFonts w:ascii="Times New Roman" w:hAnsi="Times New Roman" w:cs="Times New Roman" w:eastAsia="Times New Roman"/>
+          <w:b w:val="0"/>
+          <w:i w:val="0"/>
+          <w:color w:val="000000"/>
+          <w:sz w:val="28"/>
+        </w:rPr>
+        <w:t xml:space="preserve">. Перед этим можно написать пояснение в поле </w:t>
+      </w:r>
+      <w:r>
+        <w:rPr>
+          <w:rFonts w:ascii="Times New Roman" w:hAnsi="Times New Roman" w:cs="Times New Roman" w:eastAsia="Times New Roman"/>
+          <w:b/>
+          <w:i w:val="0"/>
+          <w:color w:val="000000"/>
+          <w:sz w:val="28"/>
+        </w:rPr>
+        <w:t>«Комментарий»</w:t>
+      </w:r>
+      <w:r>
+        <w:rPr>
+          <w:rFonts w:ascii="Times New Roman" w:hAnsi="Times New Roman" w:cs="Times New Roman" w:eastAsia="Times New Roman"/>
+          <w:b w:val="0"/>
+          <w:i w:val="0"/>
+          <w:color w:val="000000"/>
+          <w:sz w:val="28"/>
+        </w:rPr>
+        <w:t xml:space="preserve"> справа - оно необязательно, но заявитель его увидит, и при отказе это единственное объяснение причины.</w:t>
+      </w:r>
+    </w:p>
+    <w:p>
+      <w:r>
+        <w:rPr>
+          <w:rFonts w:ascii="Times New Roman" w:hAnsi="Times New Roman" w:cs="Times New Roman" w:eastAsia="Times New Roman"/>
+          <w:b w:val="0"/>
+          <w:i w:val="0"/>
+          <w:color w:val="000000"/>
+          <w:sz w:val="28"/>
+        </w:rPr>
+        <w:t>Подтверждения система не спрашивает: решение уходит сразу по нажатию.</w:t>
+      </w:r>
+    </w:p>
+    <w:p>
+      <w:r>
+        <w:rPr>
+          <w:rFonts w:ascii="Times New Roman" w:hAnsi="Times New Roman" w:cs="Times New Roman" w:eastAsia="Times New Roman"/>
+          <w:b w:val="0"/>
+          <w:i w:val="0"/>
+          <w:color w:val="000000"/>
+          <w:sz w:val="28"/>
+        </w:rPr>
+        <w:t xml:space="preserve">Ожидаемый результат приёма: система сообщает «Заявка принята в работу», заявка переходит в состояние </w:t>
+      </w:r>
+      <w:r>
+        <w:rPr>
+          <w:rFonts w:ascii="Times New Roman" w:hAnsi="Times New Roman" w:cs="Times New Roman" w:eastAsia="Times New Roman"/>
+          <w:b/>
+          <w:i w:val="0"/>
+          <w:color w:val="000000"/>
+          <w:sz w:val="28"/>
+        </w:rPr>
+        <w:t>«В работе»</w:t>
+      </w:r>
+      <w:r>
+        <w:rPr>
+          <w:rFonts w:ascii="Times New Roman" w:hAnsi="Times New Roman" w:cs="Times New Roman" w:eastAsia="Times New Roman"/>
+          <w:b w:val="0"/>
+          <w:i w:val="0"/>
+          <w:color w:val="000000"/>
+          <w:sz w:val="28"/>
+        </w:rPr>
+        <w:t>, а её люди и машины встают в таблицы постов - с этого момента охрана видит их и может отмечать проход.</w:t>
+      </w:r>
+    </w:p>
+    <w:p>
+      <w:r>
+        <w:rPr>
+          <w:rFonts w:ascii="Times New Roman" w:hAnsi="Times New Roman" w:cs="Times New Roman" w:eastAsia="Times New Roman"/>
+          <w:b w:val="0"/>
+          <w:i w:val="0"/>
+          <w:color w:val="000000"/>
+          <w:sz w:val="28"/>
+        </w:rPr>
+        <w:t>Ожидаемый результат отказа: «Заявка отклонена», состав заявки на посты не попадает, а открытое дополнение к ней, если оно было, снимается.</w:t>
+      </w:r>
+    </w:p>
+    <w:tbl>
+      <w:tblPr>
+        <w:tblW w:type="auto" w:w="0"/>
+        <w:tblLayout w:type="fixed"/>
+        <w:tblLook w:firstColumn="1" w:firstRow="1" w:lastColumn="0" w:lastRow="0" w:noHBand="0" w:noVBand="1" w:val="04A0"/>
+        <w:tblLayout w:type="fixed"/>
+      </w:tblPr>
+      <w:tblGrid>
+        <w:gridCol w:w="9356"/>
+      </w:tblGrid>
+      <w:tr>
+        <w:trPr>
+          <w:cantSplit w:val="true"/>
+        </w:trPr>
+        <w:tc>
+          <w:tcPr>
+            <w:tcW w:type="dxa" w:w="9354"/>
+            <w:shd w:val="clear" w:fill="FDF6E3"/>
+            <w:tcBorders>
+              <w:left w:val="single" w:sz="24" w:color="B7791F"/>
+              <w:top w:val="single" w:sz="4" w:color="FDF6E3"/>
+              <w:bottom w:val="single" w:sz="4" w:color="FDF6E3"/>
+              <w:right w:val="single" w:sz="4" w:color="FDF6E3"/>
+            </w:tcBorders>
+          </w:tcPr>
+          <w:p>
+            <w:pPr>
+              <w:spacing w:line="288" w:lineRule="auto" w:after="0"/>
+              <w:ind w:firstLine="0"/>
+            </w:pPr>
+            <w:r>
+              <w:rPr>
+                <w:rFonts w:ascii="Times New Roman" w:hAnsi="Times New Roman" w:cs="Times New Roman" w:eastAsia="Times New Roman"/>
+                <w:b/>
+                <w:i w:val="0"/>
+                <w:color w:val="B7791F"/>
+                <w:sz w:val="26"/>
+              </w:rPr>
+              <w:t xml:space="preserve">ВАЖНО. </w:t>
+            </w:r>
+            <w:r>
+              <w:rPr>
+                <w:rFonts w:ascii="Times New Roman" w:hAnsi="Times New Roman" w:cs="Times New Roman" w:eastAsia="Times New Roman"/>
+                <w:b w:val="0"/>
+                <w:i w:val="0"/>
+                <w:color w:val="000000"/>
+                <w:sz w:val="26"/>
+              </w:rPr>
+              <w:t>Приём в работу - это и есть выдача пропуска. До него ни один человек и ни одна машина из заявки на посту не появятся, каким бы полным ни было согласование.</w:t>
+            </w:r>
+          </w:p>
+        </w:tc>
+      </w:tr>
+    </w:tbl>
+    <w:p>
+      <w:pPr>
+        <w:spacing w:after="0" w:line="240" w:lineRule="auto"/>
+        <w:ind w:firstLine="0"/>
+      </w:pPr>
+      <w:r>
+        <w:rPr>
+          <w:rFonts w:ascii="Times New Roman" w:hAnsi="Times New Roman" w:cs="Times New Roman" w:eastAsia="Times New Roman"/>
+          <w:b w:val="0"/>
+          <w:i w:val="0"/>
+          <w:color w:val="000000"/>
+          <w:sz w:val="12"/>
+        </w:rPr>
+      </w:r>
+    </w:p>
+    <w:p>
+      <w:pPr>
+        <w:pStyle w:val="Heading2"/>
+        <w:ind w:firstLine="0"/>
+      </w:pPr>
+      <w:r>
+        <w:rPr>
+          <w:rFonts w:ascii="Times New Roman" w:hAnsi="Times New Roman" w:cs="Times New Roman" w:eastAsia="Times New Roman"/>
+          <w:b/>
+          <w:i w:val="0"/>
+          <w:color w:val="000000"/>
+          <w:sz w:val="28"/>
+        </w:rPr>
+        <w:t>6.3. Отозвать из работы и вернуть</w:t>
+      </w:r>
+    </w:p>
+    <w:p>
+      <w:pPr>
+        <w:keepNext/>
+        <w:spacing w:before="120" w:after="40"/>
+        <w:ind w:firstLine="0"/>
+        <w:jc w:val="center"/>
+      </w:pPr>
+      <w:r>
+        <w:drawing>
+          <wp:inline xmlns:a="http://schemas.openxmlformats.org/drawingml/2006/main" xmlns:pic="http://schemas.openxmlformats.org/drawingml/2006/picture">
+            <wp:extent cx="5940000" cy="3883846"/>
+            <wp:docPr id="4" name="Picture 4"/>
+            <wp:cNvGraphicFramePr>
+              <a:graphicFrameLocks noChangeAspect="1"/>
+            </wp:cNvGraphicFramePr>
+            <a:graphic>
+              <a:graphicData uri="http://schemas.openxmlformats.org/drawingml/2006/picture">
+                <pic:pic>
+                  <pic:nvPicPr>
+                    <pic:cNvPr id="0" name="acceptor-inwork.png"/>
+                    <pic:cNvPicPr/>
+                  </pic:nvPicPr>
+                  <pic:blipFill>
+                    <a:blip r:embed="rId14"/>
+                    <a:stretch>
+                      <a:fillRect/>
+                    </a:stretch>
+                  </pic:blipFill>
+                  <pic:spPr>
+                    <a:xfrm>
+                      <a:off x="0" y="0"/>
+                      <a:ext cx="5940000" cy="3883846"/>
+                    </a:xfrm>
+                    <a:prstGeom prst="rect"/>
+                  </pic:spPr>
+                </pic:pic>
+              </a:graphicData>
+            </a:graphic>
+          </wp:inline>
+        </w:drawing>
+      </w:r>
+    </w:p>
+    <w:p>
+      <w:pPr>
+        <w:keepNext w:val="0"/>
+        <w:spacing w:line="240" w:lineRule="auto" w:before="40" w:after="200"/>
+        <w:ind w:firstLine="0"/>
+        <w:jc w:val="center"/>
+      </w:pPr>
+      <w:r>
+        <w:rPr>
+          <w:rFonts w:ascii="Times New Roman" w:hAnsi="Times New Roman" w:cs="Times New Roman" w:eastAsia="Times New Roman"/>
+          <w:b w:val="0"/>
+          <w:i/>
+          <w:color w:val="000000"/>
+          <w:sz w:val="24"/>
+        </w:rPr>
+        <w:t>Рисунок 6.3 — Заявка в работе</w:t>
+      </w:r>
+    </w:p>
+    <w:p>
+      <w:r>
+        <w:rPr>
+          <w:rFonts w:ascii="Times New Roman" w:hAnsi="Times New Roman" w:cs="Times New Roman" w:eastAsia="Times New Roman"/>
+          <w:b w:val="0"/>
+          <w:i w:val="0"/>
+          <w:color w:val="000000"/>
+          <w:sz w:val="28"/>
+        </w:rPr>
+        <w:t xml:space="preserve">У заявки в работе вместо кнопок приёма остаётся </w:t>
+      </w:r>
+      <w:r>
+        <w:rPr>
+          <w:rFonts w:ascii="Times New Roman" w:hAnsi="Times New Roman" w:cs="Times New Roman" w:eastAsia="Times New Roman"/>
+          <w:b/>
+          <w:i w:val="0"/>
+          <w:color w:val="000000"/>
+          <w:sz w:val="28"/>
+        </w:rPr>
+        <w:t>«Отозвать из работы»</w:t>
+      </w:r>
+      <w:r>
+        <w:rPr>
+          <w:rFonts w:ascii="Times New Roman" w:hAnsi="Times New Roman" w:cs="Times New Roman" w:eastAsia="Times New Roman"/>
+          <w:b w:val="0"/>
+          <w:i w:val="0"/>
+          <w:color w:val="000000"/>
+          <w:sz w:val="28"/>
+        </w:rPr>
+        <w:t xml:space="preserve"> (1), а блок </w:t>
+      </w:r>
+      <w:r>
+        <w:rPr>
+          <w:rFonts w:ascii="Times New Roman" w:hAnsi="Times New Roman" w:cs="Times New Roman" w:eastAsia="Times New Roman"/>
+          <w:b/>
+          <w:i w:val="0"/>
+          <w:color w:val="000000"/>
+          <w:sz w:val="28"/>
+        </w:rPr>
+        <w:t>«Статус заявки»</w:t>
+      </w:r>
+      <w:r>
+        <w:rPr>
+          <w:rFonts w:ascii="Times New Roman" w:hAnsi="Times New Roman" w:cs="Times New Roman" w:eastAsia="Times New Roman"/>
+          <w:b w:val="0"/>
+          <w:i w:val="0"/>
+          <w:color w:val="000000"/>
+          <w:sz w:val="28"/>
+        </w:rPr>
+        <w:t xml:space="preserve"> (2) показывает, кто и когда её принял и с каким комментарием.</w:t>
+      </w:r>
+    </w:p>
+    <w:p>
+      <w:r>
+        <w:rPr>
+          <w:rFonts w:ascii="Times New Roman" w:hAnsi="Times New Roman" w:cs="Times New Roman" w:eastAsia="Times New Roman"/>
+          <w:b w:val="0"/>
+          <w:i w:val="0"/>
+          <w:color w:val="000000"/>
+          <w:sz w:val="28"/>
+        </w:rPr>
+        <w:t xml:space="preserve">Отзыв из работы возвращает заявку в состояние </w:t>
+      </w:r>
+      <w:r>
+        <w:rPr>
+          <w:rFonts w:ascii="Times New Roman" w:hAnsi="Times New Roman" w:cs="Times New Roman" w:eastAsia="Times New Roman"/>
+          <w:b/>
+          <w:i w:val="0"/>
+          <w:color w:val="000000"/>
+          <w:sz w:val="28"/>
+        </w:rPr>
+        <w:t>«В обработке»</w:t>
+      </w:r>
+      <w:r>
+        <w:rPr>
+          <w:rFonts w:ascii="Times New Roman" w:hAnsi="Times New Roman" w:cs="Times New Roman" w:eastAsia="Times New Roman"/>
+          <w:b w:val="0"/>
+          <w:i w:val="0"/>
+          <w:color w:val="000000"/>
+          <w:sz w:val="28"/>
+        </w:rPr>
+        <w:t>: люди и машины уходят с постов, открытое дополнение снимается, а сама заявка снова ждёт решения. Чтобы пропуск заработал, её нужно принять заново.</w:t>
+      </w:r>
+    </w:p>
+    <w:p>
+      <w:r>
+        <w:rPr>
+          <w:rFonts w:ascii="Times New Roman" w:hAnsi="Times New Roman" w:cs="Times New Roman" w:eastAsia="Times New Roman"/>
+          <w:b w:val="0"/>
+          <w:i w:val="0"/>
+          <w:color w:val="000000"/>
+          <w:sz w:val="28"/>
+        </w:rPr>
+        <w:t xml:space="preserve">У отклонённой заявки на том же месте появляется </w:t>
+      </w:r>
+      <w:r>
+        <w:rPr>
+          <w:rFonts w:ascii="Times New Roman" w:hAnsi="Times New Roman" w:cs="Times New Roman" w:eastAsia="Times New Roman"/>
+          <w:b/>
+          <w:i w:val="0"/>
+          <w:color w:val="000000"/>
+          <w:sz w:val="28"/>
+        </w:rPr>
+        <w:t>«Вернуть в работу»</w:t>
+      </w:r>
+      <w:r>
+        <w:rPr>
+          <w:rFonts w:ascii="Times New Roman" w:hAnsi="Times New Roman" w:cs="Times New Roman" w:eastAsia="Times New Roman"/>
+          <w:b w:val="0"/>
+          <w:i w:val="0"/>
+          <w:color w:val="000000"/>
+          <w:sz w:val="28"/>
+        </w:rPr>
+        <w:t>. Она действует так же: заявка возвращается в «В обработке», и дальше её принимают обычным порядком.</w:t>
+      </w:r>
+    </w:p>
+    <w:tbl>
+      <w:tblPr>
+        <w:tblW w:type="auto" w:w="0"/>
+        <w:tblLayout w:type="fixed"/>
+        <w:tblLook w:firstColumn="1" w:firstRow="1" w:lastColumn="0" w:lastRow="0" w:noHBand="0" w:noVBand="1" w:val="04A0"/>
+        <w:tblLayout w:type="fixed"/>
+      </w:tblPr>
+      <w:tblGrid>
+        <w:gridCol w:w="9356"/>
+      </w:tblGrid>
+      <w:tr>
+        <w:trPr>
+          <w:cantSplit w:val="true"/>
+        </w:trPr>
+        <w:tc>
+          <w:tcPr>
+            <w:tcW w:type="dxa" w:w="9354"/>
+            <w:shd w:val="clear" w:fill="FDF6E3"/>
+            <w:tcBorders>
+              <w:left w:val="single" w:sz="24" w:color="B7791F"/>
+              <w:top w:val="single" w:sz="4" w:color="FDF6E3"/>
+              <w:bottom w:val="single" w:sz="4" w:color="FDF6E3"/>
+              <w:right w:val="single" w:sz="4" w:color="FDF6E3"/>
+            </w:tcBorders>
+          </w:tcPr>
+          <w:p>
+            <w:pPr>
+              <w:spacing w:line="288" w:lineRule="auto" w:after="0"/>
+              <w:ind w:firstLine="0"/>
+            </w:pPr>
+            <w:r>
+              <w:rPr>
+                <w:rFonts w:ascii="Times New Roman" w:hAnsi="Times New Roman" w:cs="Times New Roman" w:eastAsia="Times New Roman"/>
+                <w:b/>
+                <w:i w:val="0"/>
+                <w:color w:val="B7791F"/>
+                <w:sz w:val="26"/>
+              </w:rPr>
+              <w:t xml:space="preserve">ВАЖНО. </w:t>
+            </w:r>
+            <w:r>
+              <w:rPr>
+                <w:rFonts w:ascii="Times New Roman" w:hAnsi="Times New Roman" w:cs="Times New Roman" w:eastAsia="Times New Roman"/>
+                <w:b w:val="0"/>
+                <w:i w:val="0"/>
+                <w:color w:val="000000"/>
+                <w:sz w:val="26"/>
+              </w:rPr>
+              <w:t>«Вернуть в работу» не возвращает пропуска. Это отмена собственного отказа, после которой заявку нужно принять заново.</w:t>
+            </w:r>
+          </w:p>
+        </w:tc>
+      </w:tr>
+    </w:tbl>
+    <w:p>
+      <w:pPr>
+        <w:spacing w:after="0" w:line="240" w:lineRule="auto"/>
+        <w:ind w:firstLine="0"/>
+      </w:pPr>
+      <w:r>
+        <w:rPr>
+          <w:rFonts w:ascii="Times New Roman" w:hAnsi="Times New Roman" w:cs="Times New Roman" w:eastAsia="Times New Roman"/>
+          <w:b w:val="0"/>
+          <w:i w:val="0"/>
+          <w:color w:val="000000"/>
+          <w:sz w:val="12"/>
+        </w:rPr>
+      </w:r>
+    </w:p>
+    <w:p>
+      <w:pPr>
+        <w:pStyle w:val="Heading1"/>
+        <w:ind w:firstLine="0"/>
+      </w:pPr>
+      <w:r>
+        <w:rPr>
+          <w:rFonts w:ascii="Times New Roman" w:hAnsi="Times New Roman" w:cs="Times New Roman" w:eastAsia="Times New Roman"/>
+          <w:b/>
+          <w:i w:val="0"/>
+          <w:color w:val="000000"/>
+          <w:sz w:val="32"/>
+        </w:rPr>
+        <w:t>7. Назначение мест разгрузки и постов</w:t>
+      </w:r>
+    </w:p>
+    <w:p>
+      <w:r>
+        <w:rPr>
+          <w:rFonts w:ascii="Times New Roman" w:hAnsi="Times New Roman" w:cs="Times New Roman" w:eastAsia="Times New Roman"/>
+          <w:b w:val="0"/>
+          <w:i w:val="0"/>
+          <w:color w:val="000000"/>
+          <w:sz w:val="28"/>
+        </w:rPr>
+        <w:t>Заявитель указывает места сам, но окончательное распределение - за принимающим. Пока заявка не закрыта, места и посты можно менять.</w:t>
+      </w:r>
+    </w:p>
+    <w:p>
+      <w:r>
+        <w:rPr>
+          <w:rFonts w:ascii="Times New Roman" w:hAnsi="Times New Roman" w:cs="Times New Roman" w:eastAsia="Times New Roman"/>
+          <w:b w:val="0"/>
+          <w:i w:val="0"/>
+          <w:color w:val="000000"/>
+          <w:sz w:val="28"/>
+        </w:rPr>
+        <w:t xml:space="preserve">В таблице состава вложения у каждой строки есть чип с назначением: </w:t>
+      </w:r>
+      <w:r>
+        <w:rPr>
+          <w:rFonts w:ascii="Times New Roman" w:hAnsi="Times New Roman" w:cs="Times New Roman" w:eastAsia="Times New Roman"/>
+          <w:b/>
+          <w:i w:val="0"/>
+          <w:color w:val="000000"/>
+          <w:sz w:val="28"/>
+        </w:rPr>
+        <w:t>«Добавить»</w:t>
+      </w:r>
+      <w:r>
+        <w:rPr>
+          <w:rFonts w:ascii="Times New Roman" w:hAnsi="Times New Roman" w:cs="Times New Roman" w:eastAsia="Times New Roman"/>
+          <w:b w:val="0"/>
+          <w:i w:val="0"/>
+          <w:color w:val="000000"/>
+          <w:sz w:val="28"/>
+        </w:rPr>
+        <w:t xml:space="preserve">, если ничего не назначено, и </w:t>
+      </w:r>
+      <w:r>
+        <w:rPr>
+          <w:rFonts w:ascii="Times New Roman" w:hAnsi="Times New Roman" w:cs="Times New Roman" w:eastAsia="Times New Roman"/>
+          <w:b/>
+          <w:i w:val="0"/>
+          <w:color w:val="000000"/>
+          <w:sz w:val="28"/>
+        </w:rPr>
+        <w:t>«+»</w:t>
+      </w:r>
+      <w:r>
+        <w:rPr>
+          <w:rFonts w:ascii="Times New Roman" w:hAnsi="Times New Roman" w:cs="Times New Roman" w:eastAsia="Times New Roman"/>
+          <w:b w:val="0"/>
+          <w:i w:val="0"/>
+          <w:color w:val="000000"/>
+          <w:sz w:val="28"/>
+        </w:rPr>
+        <w:t>, если назначения уже есть. Нажатие открывает окно выбора.</w:t>
+      </w:r>
+    </w:p>
+    <w:p>
+      <w:pPr>
+        <w:keepNext/>
+        <w:spacing w:before="120" w:after="40"/>
+        <w:ind w:firstLine="0"/>
+        <w:jc w:val="center"/>
+      </w:pPr>
+      <w:r>
+        <w:drawing>
+          <wp:inline xmlns:a="http://schemas.openxmlformats.org/drawingml/2006/main" xmlns:pic="http://schemas.openxmlformats.org/drawingml/2006/picture">
+            <wp:extent cx="3901440" cy="2828544"/>
+            <wp:docPr id="5" name="Picture 5"/>
+            <wp:cNvGraphicFramePr>
+              <a:graphicFrameLocks noChangeAspect="1"/>
+            </wp:cNvGraphicFramePr>
+            <a:graphic>
+              <a:graphicData uri="http://schemas.openxmlformats.org/drawingml/2006/picture">
+                <pic:pic>
+                  <pic:nvPicPr>
+                    <pic:cNvPr id="0" name="acceptor-assign.png"/>
+                    <pic:cNvPicPr/>
+                  </pic:nvPicPr>
+                  <pic:blipFill>
+                    <a:blip r:embed="rId15"/>
+                    <a:stretch>
+                      <a:fillRect/>
+                    </a:stretch>
+                  </pic:blipFill>
+                  <pic:spPr>
+                    <a:xfrm>
+                      <a:off x="0" y="0"/>
+                      <a:ext cx="3901440" cy="2828544"/>
+                    </a:xfrm>
+                    <a:prstGeom prst="rect"/>
+                  </pic:spPr>
+                </pic:pic>
+              </a:graphicData>
+            </a:graphic>
+          </wp:inline>
+        </w:drawing>
+      </w:r>
+    </w:p>
+    <w:p>
+      <w:pPr>
+        <w:keepNext w:val="0"/>
+        <w:spacing w:line="240" w:lineRule="auto" w:before="40" w:after="200"/>
+        <w:ind w:firstLine="0"/>
+        <w:jc w:val="center"/>
+      </w:pPr>
+      <w:r>
+        <w:rPr>
+          <w:rFonts w:ascii="Times New Roman" w:hAnsi="Times New Roman" w:cs="Times New Roman" w:eastAsia="Times New Roman"/>
+          <w:b w:val="0"/>
+          <w:i/>
+          <w:color w:val="000000"/>
+          <w:sz w:val="24"/>
+        </w:rPr>
+        <w:t>Рисунок 7.1 — Назначение мест разгрузки</w:t>
+      </w:r>
+    </w:p>
+    <w:p>
+      <w:r>
+        <w:rPr>
+          <w:rFonts w:ascii="Times New Roman" w:hAnsi="Times New Roman" w:cs="Times New Roman" w:eastAsia="Times New Roman"/>
+          <w:b w:val="0"/>
+          <w:i w:val="0"/>
+          <w:color w:val="000000"/>
+          <w:sz w:val="28"/>
+        </w:rPr>
+        <w:t xml:space="preserve">Заголовок окна зависит от того, что назначается: </w:t>
+      </w:r>
+      <w:r>
+        <w:rPr>
+          <w:rFonts w:ascii="Times New Roman" w:hAnsi="Times New Roman" w:cs="Times New Roman" w:eastAsia="Times New Roman"/>
+          <w:b/>
+          <w:i w:val="0"/>
+          <w:color w:val="000000"/>
+          <w:sz w:val="28"/>
+        </w:rPr>
+        <w:t>«Места разгрузки»</w:t>
+      </w:r>
+      <w:r>
+        <w:rPr>
+          <w:rFonts w:ascii="Times New Roman" w:hAnsi="Times New Roman" w:cs="Times New Roman" w:eastAsia="Times New Roman"/>
+          <w:b w:val="0"/>
+          <w:i w:val="0"/>
+          <w:color w:val="000000"/>
+          <w:sz w:val="28"/>
+        </w:rPr>
+        <w:t xml:space="preserve">, </w:t>
+      </w:r>
+      <w:r>
+        <w:rPr>
+          <w:rFonts w:ascii="Times New Roman" w:hAnsi="Times New Roman" w:cs="Times New Roman" w:eastAsia="Times New Roman"/>
+          <w:b/>
+          <w:i w:val="0"/>
+          <w:color w:val="000000"/>
+          <w:sz w:val="28"/>
+        </w:rPr>
+        <w:t>«Посты проезда»</w:t>
+      </w:r>
+      <w:r>
+        <w:rPr>
+          <w:rFonts w:ascii="Times New Roman" w:hAnsi="Times New Roman" w:cs="Times New Roman" w:eastAsia="Times New Roman"/>
+          <w:b w:val="0"/>
+          <w:i w:val="0"/>
+          <w:color w:val="000000"/>
+          <w:sz w:val="28"/>
+        </w:rPr>
+        <w:t xml:space="preserve"> или </w:t>
+      </w:r>
+      <w:r>
+        <w:rPr>
+          <w:rFonts w:ascii="Times New Roman" w:hAnsi="Times New Roman" w:cs="Times New Roman" w:eastAsia="Times New Roman"/>
+          <w:b/>
+          <w:i w:val="0"/>
+          <w:color w:val="000000"/>
+          <w:sz w:val="28"/>
+        </w:rPr>
+        <w:t>«Места прохода»</w:t>
+      </w:r>
+      <w:r>
+        <w:rPr>
+          <w:rFonts w:ascii="Times New Roman" w:hAnsi="Times New Roman" w:cs="Times New Roman" w:eastAsia="Times New Roman"/>
+          <w:b w:val="0"/>
+          <w:i w:val="0"/>
+          <w:color w:val="000000"/>
+          <w:sz w:val="28"/>
+        </w:rPr>
+        <w:t xml:space="preserve">. Отметьте нужное и нажмите </w:t>
+      </w:r>
+      <w:r>
+        <w:rPr>
+          <w:rFonts w:ascii="Times New Roman" w:hAnsi="Times New Roman" w:cs="Times New Roman" w:eastAsia="Times New Roman"/>
+          <w:b/>
+          <w:i w:val="0"/>
+          <w:color w:val="000000"/>
+          <w:sz w:val="28"/>
+        </w:rPr>
+        <w:t>«Сохранить»</w:t>
+      </w:r>
+      <w:r>
+        <w:rPr>
+          <w:rFonts w:ascii="Times New Roman" w:hAnsi="Times New Roman" w:cs="Times New Roman" w:eastAsia="Times New Roman"/>
+          <w:b w:val="0"/>
+          <w:i w:val="0"/>
+          <w:color w:val="000000"/>
+          <w:sz w:val="28"/>
+        </w:rPr>
+        <w:t>.</w:t>
+      </w:r>
+    </w:p>
+    <w:p>
+      <w:r>
+        <w:rPr>
+          <w:rFonts w:ascii="Times New Roman" w:hAnsi="Times New Roman" w:cs="Times New Roman" w:eastAsia="Times New Roman"/>
+          <w:b w:val="0"/>
+          <w:i w:val="0"/>
+          <w:color w:val="000000"/>
+          <w:sz w:val="28"/>
+        </w:rPr>
+        <w:t>Снятые отметки убирают привязку - об этом система предупреждает прямо в окне. Если снять все, элемент не попадёт ни в одну таблицу поста, и охрана его не увидит; система предупредит и об этом.</w:t>
+      </w:r>
+    </w:p>
+    <w:p>
+      <w:r>
+        <w:rPr>
+          <w:rFonts w:ascii="Times New Roman" w:hAnsi="Times New Roman" w:cs="Times New Roman" w:eastAsia="Times New Roman"/>
+          <w:b w:val="0"/>
+          <w:i w:val="0"/>
+          <w:color w:val="000000"/>
+          <w:sz w:val="28"/>
+        </w:rPr>
+        <w:t xml:space="preserve">Строка </w:t>
+      </w:r>
+      <w:r>
+        <w:rPr>
+          <w:rFonts w:ascii="Times New Roman" w:hAnsi="Times New Roman" w:cs="Times New Roman" w:eastAsia="Times New Roman"/>
+          <w:b/>
+          <w:i w:val="0"/>
+          <w:color w:val="000000"/>
+          <w:sz w:val="28"/>
+        </w:rPr>
+        <w:t>«Назначить всем:»</w:t>
+      </w:r>
+      <w:r>
+        <w:rPr>
+          <w:rFonts w:ascii="Times New Roman" w:hAnsi="Times New Roman" w:cs="Times New Roman" w:eastAsia="Times New Roman"/>
+          <w:b w:val="0"/>
+          <w:i w:val="0"/>
+          <w:color w:val="000000"/>
+          <w:sz w:val="28"/>
+        </w:rPr>
+        <w:t xml:space="preserve"> под таблицей состава назначает выбранное сразу всем строкам вложения. Она работает по тому, что сейчас видно на экране: если сузить состав поиском, назначение применится только к найденным строкам.</w:t>
+      </w:r>
+    </w:p>
+    <w:tbl>
+      <w:tblPr>
+        <w:tblW w:type="auto" w:w="0"/>
+        <w:tblLayout w:type="fixed"/>
+        <w:tblLook w:firstColumn="1" w:firstRow="1" w:lastColumn="0" w:lastRow="0" w:noHBand="0" w:noVBand="1" w:val="04A0"/>
+        <w:tblLayout w:type="fixed"/>
+      </w:tblPr>
+      <w:tblGrid>
+        <w:gridCol w:w="9356"/>
+      </w:tblGrid>
+      <w:tr>
+        <w:trPr>
+          <w:cantSplit w:val="true"/>
+        </w:trPr>
+        <w:tc>
+          <w:tcPr>
+            <w:tcW w:type="dxa" w:w="9354"/>
+            <w:shd w:val="clear" w:fill="EAF1F8"/>
+            <w:tcBorders>
+              <w:left w:val="single" w:sz="24" w:color="2C6FA6"/>
+              <w:top w:val="single" w:sz="4" w:color="EAF1F8"/>
+              <w:bottom w:val="single" w:sz="4" w:color="EAF1F8"/>
+              <w:right w:val="single" w:sz="4" w:color="EAF1F8"/>
+            </w:tcBorders>
+          </w:tcPr>
+          <w:p>
+            <w:pPr>
+              <w:spacing w:line="288" w:lineRule="auto" w:after="0"/>
+              <w:ind w:firstLine="0"/>
+            </w:pPr>
+            <w:r>
+              <w:rPr>
+                <w:rFonts w:ascii="Times New Roman" w:hAnsi="Times New Roman" w:cs="Times New Roman" w:eastAsia="Times New Roman"/>
+                <w:b/>
+                <w:i w:val="0"/>
+                <w:color w:val="2C6FA6"/>
+                <w:sz w:val="26"/>
+              </w:rPr>
+              <w:t xml:space="preserve">ПРИМЕЧАНИЕ. </w:t>
+            </w:r>
+            <w:r>
+              <w:rPr>
+                <w:rFonts w:ascii="Times New Roman" w:hAnsi="Times New Roman" w:cs="Times New Roman" w:eastAsia="Times New Roman"/>
+                <w:b w:val="0"/>
+                <w:i w:val="0"/>
+                <w:color w:val="000000"/>
+                <w:sz w:val="26"/>
+              </w:rPr>
+              <w:t>Недоступные и архивные места видны в окне, если они уже были назначены раньше, но выбрать их заново нельзя.</w:t>
+            </w:r>
+          </w:p>
+        </w:tc>
+      </w:tr>
+    </w:tbl>
+    <w:p>
+      <w:pPr>
+        <w:spacing w:after="0" w:line="240" w:lineRule="auto"/>
+        <w:ind w:firstLine="0"/>
+      </w:pPr>
+      <w:r>
+        <w:rPr>
+          <w:rFonts w:ascii="Times New Roman" w:hAnsi="Times New Roman" w:cs="Times New Roman" w:eastAsia="Times New Roman"/>
+          <w:b w:val="0"/>
+          <w:i w:val="0"/>
+          <w:color w:val="000000"/>
+          <w:sz w:val="12"/>
+        </w:rPr>
+      </w:r>
+    </w:p>
+    <w:p>
+      <w:pPr>
+        <w:pStyle w:val="Heading1"/>
+        <w:ind w:firstLine="0"/>
+      </w:pPr>
+      <w:r>
+        <w:rPr>
+          <w:rFonts w:ascii="Times New Roman" w:hAnsi="Times New Roman" w:cs="Times New Roman" w:eastAsia="Times New Roman"/>
+          <w:b/>
+          <w:i w:val="0"/>
+          <w:color w:val="000000"/>
+          <w:sz w:val="32"/>
+        </w:rPr>
+        <w:t>8. Решение по дополнению</w:t>
+      </w:r>
+    </w:p>
+    <w:p>
+      <w:r>
+        <w:rPr>
+          <w:rFonts w:ascii="Times New Roman" w:hAnsi="Times New Roman" w:cs="Times New Roman" w:eastAsia="Times New Roman"/>
+          <w:b w:val="0"/>
+          <w:i w:val="0"/>
+          <w:color w:val="000000"/>
+          <w:sz w:val="28"/>
+        </w:rPr>
+        <w:t>Заявитель может добавить людей или транспорт в уже поданную заявку. Такое дополнение сначала проходит круг согласования, а потом ждёт вашего решения.</w:t>
+      </w:r>
+    </w:p>
+    <w:p>
+      <w:r>
+        <w:rPr>
+          <w:rFonts w:ascii="Times New Roman" w:hAnsi="Times New Roman" w:cs="Times New Roman" w:eastAsia="Times New Roman"/>
+          <w:b w:val="0"/>
+          <w:i w:val="0"/>
+          <w:color w:val="000000"/>
+          <w:sz w:val="28"/>
+        </w:rPr>
+        <w:t xml:space="preserve">Когда оно согласовано, над кнопками заявки появляется ряд с подписью </w:t>
+      </w:r>
+      <w:r>
+        <w:rPr>
+          <w:rFonts w:ascii="Times New Roman" w:hAnsi="Times New Roman" w:cs="Times New Roman" w:eastAsia="Times New Roman"/>
+          <w:b/>
+          <w:i w:val="0"/>
+          <w:color w:val="000000"/>
+          <w:sz w:val="28"/>
+        </w:rPr>
+        <w:t>«Дополнение №N»</w:t>
+      </w:r>
+      <w:r>
+        <w:rPr>
+          <w:rFonts w:ascii="Times New Roman" w:hAnsi="Times New Roman" w:cs="Times New Roman" w:eastAsia="Times New Roman"/>
+          <w:b w:val="0"/>
+          <w:i w:val="0"/>
+          <w:color w:val="000000"/>
+          <w:sz w:val="28"/>
+        </w:rPr>
+        <w:t xml:space="preserve"> и кнопками </w:t>
+      </w:r>
+      <w:r>
+        <w:rPr>
+          <w:rFonts w:ascii="Times New Roman" w:hAnsi="Times New Roman" w:cs="Times New Roman" w:eastAsia="Times New Roman"/>
+          <w:b/>
+          <w:i w:val="0"/>
+          <w:color w:val="000000"/>
+          <w:sz w:val="28"/>
+        </w:rPr>
+        <w:t>«Принять»</w:t>
+      </w:r>
+      <w:r>
+        <w:rPr>
+          <w:rFonts w:ascii="Times New Roman" w:hAnsi="Times New Roman" w:cs="Times New Roman" w:eastAsia="Times New Roman"/>
+          <w:b w:val="0"/>
+          <w:i w:val="0"/>
+          <w:color w:val="000000"/>
+          <w:sz w:val="28"/>
+        </w:rPr>
+        <w:t xml:space="preserve"> и </w:t>
+      </w:r>
+      <w:r>
+        <w:rPr>
+          <w:rFonts w:ascii="Times New Roman" w:hAnsi="Times New Roman" w:cs="Times New Roman" w:eastAsia="Times New Roman"/>
+          <w:b/>
+          <w:i w:val="0"/>
+          <w:color w:val="000000"/>
+          <w:sz w:val="28"/>
+        </w:rPr>
+        <w:t>«Отказать»</w:t>
+      </w:r>
+      <w:r>
+        <w:rPr>
+          <w:rFonts w:ascii="Times New Roman" w:hAnsi="Times New Roman" w:cs="Times New Roman" w:eastAsia="Times New Roman"/>
+          <w:b w:val="0"/>
+          <w:i w:val="0"/>
+          <w:color w:val="000000"/>
+          <w:sz w:val="28"/>
+        </w:rPr>
+        <w:t>.</w:t>
+      </w:r>
+    </w:p>
+    <w:p>
+      <w:r>
+        <w:rPr>
+          <w:rFonts w:ascii="Times New Roman" w:hAnsi="Times New Roman" w:cs="Times New Roman" w:eastAsia="Times New Roman"/>
+          <w:b w:val="0"/>
+          <w:i w:val="0"/>
+          <w:color w:val="000000"/>
+          <w:sz w:val="28"/>
+        </w:rPr>
+        <w:t>Система переспрашивает и объясняет последствия: при приёме строки встают на пост сразу и становятся видны охране; при отказе они остаются недопущенными, а сама заявка и выданные по ней пропуска не меняются. В окне подтверждения можно оставить комментарий.</w:t>
+      </w:r>
+    </w:p>
+    <w:p>
+      <w:r>
+        <w:rPr>
+          <w:rFonts w:ascii="Times New Roman" w:hAnsi="Times New Roman" w:cs="Times New Roman" w:eastAsia="Times New Roman"/>
+          <w:b w:val="0"/>
+          <w:i w:val="0"/>
+          <w:color w:val="000000"/>
+          <w:sz w:val="28"/>
+        </w:rPr>
+        <w:t>Ожидаемый результат: система сообщает, сколько строк добавлено на пост, либо что в дополнении отказано.</w:t>
+      </w:r>
+    </w:p>
+    <w:tbl>
+      <w:tblPr>
+        <w:tblW w:type="auto" w:w="0"/>
+        <w:tblLayout w:type="fixed"/>
+        <w:tblLook w:firstColumn="1" w:firstRow="1" w:lastColumn="0" w:lastRow="0" w:noHBand="0" w:noVBand="1" w:val="04A0"/>
+        <w:tblLayout w:type="fixed"/>
+      </w:tblPr>
+      <w:tblGrid>
+        <w:gridCol w:w="9356"/>
+      </w:tblGrid>
+      <w:tr>
+        <w:trPr>
+          <w:cantSplit w:val="true"/>
+        </w:trPr>
+        <w:tc>
+          <w:tcPr>
+            <w:tcW w:type="dxa" w:w="9354"/>
+            <w:shd w:val="clear" w:fill="EAF1F8"/>
+            <w:tcBorders>
+              <w:left w:val="single" w:sz="24" w:color="2C6FA6"/>
+              <w:top w:val="single" w:sz="4" w:color="EAF1F8"/>
+              <w:bottom w:val="single" w:sz="4" w:color="EAF1F8"/>
+              <w:right w:val="single" w:sz="4" w:color="EAF1F8"/>
+            </w:tcBorders>
+          </w:tcPr>
+          <w:p>
+            <w:pPr>
+              <w:spacing w:line="288" w:lineRule="auto" w:after="0"/>
+              <w:ind w:firstLine="0"/>
+            </w:pPr>
+            <w:r>
+              <w:rPr>
+                <w:rFonts w:ascii="Times New Roman" w:hAnsi="Times New Roman" w:cs="Times New Roman" w:eastAsia="Times New Roman"/>
+                <w:b/>
+                <w:i w:val="0"/>
+                <w:color w:val="2C6FA6"/>
+                <w:sz w:val="26"/>
+              </w:rPr>
+              <w:t xml:space="preserve">ПРИМЕЧАНИЕ. </w:t>
+            </w:r>
+            <w:r>
+              <w:rPr>
+                <w:rFonts w:ascii="Times New Roman" w:hAnsi="Times New Roman" w:cs="Times New Roman" w:eastAsia="Times New Roman"/>
+                <w:b w:val="0"/>
+                <w:i w:val="0"/>
+                <w:color w:val="000000"/>
+                <w:sz w:val="26"/>
+              </w:rPr>
+              <w:t>Состояние самой заявки решение по дополнению не меняет - она остаётся в работе, и ранее выданные пропуска продолжают действовать. Именно поэтому дополнение и рассматривается отдельно от заявки.</w:t>
+            </w:r>
+          </w:p>
+        </w:tc>
+      </w:tr>
+    </w:tbl>
+    <w:p>
+      <w:pPr>
+        <w:spacing w:after="0" w:line="240" w:lineRule="auto"/>
+        <w:ind w:firstLine="0"/>
+      </w:pPr>
+      <w:r>
+        <w:rPr>
+          <w:rFonts w:ascii="Times New Roman" w:hAnsi="Times New Roman" w:cs="Times New Roman" w:eastAsia="Times New Roman"/>
+          <w:b w:val="0"/>
+          <w:i w:val="0"/>
+          <w:color w:val="000000"/>
+          <w:sz w:val="12"/>
+        </w:rPr>
+      </w:r>
+    </w:p>
+    <w:p>
+      <w:pPr>
+        <w:pStyle w:val="Heading1"/>
+        <w:ind w:firstLine="0"/>
+      </w:pPr>
+      <w:r>
+        <w:rPr>
+          <w:rFonts w:ascii="Times New Roman" w:hAnsi="Times New Roman" w:cs="Times New Roman" w:eastAsia="Times New Roman"/>
+          <w:b/>
+          <w:i w:val="0"/>
+          <w:color w:val="000000"/>
+          <w:sz w:val="32"/>
+        </w:rPr>
+        <w:t>9. Завершение заявки</w:t>
+      </w:r>
+    </w:p>
+    <w:p>
+      <w:r>
+        <w:rPr>
+          <w:rFonts w:ascii="Times New Roman" w:hAnsi="Times New Roman" w:cs="Times New Roman" w:eastAsia="Times New Roman"/>
+          <w:b w:val="0"/>
+          <w:i w:val="0"/>
+          <w:color w:val="000000"/>
+          <w:sz w:val="28"/>
+        </w:rPr>
+        <w:t xml:space="preserve">Отдельной кнопки «Завершить» в системе нет. Заявка завершается сама, когда истекает срок последнего действующего вложения: система переводит её в состояние </w:t>
+      </w:r>
+      <w:r>
+        <w:rPr>
+          <w:rFonts w:ascii="Times New Roman" w:hAnsi="Times New Roman" w:cs="Times New Roman" w:eastAsia="Times New Roman"/>
+          <w:b/>
+          <w:i w:val="0"/>
+          <w:color w:val="000000"/>
+          <w:sz w:val="28"/>
+        </w:rPr>
+        <w:t>«Завершено»</w:t>
+      </w:r>
+      <w:r>
+        <w:rPr>
+          <w:rFonts w:ascii="Times New Roman" w:hAnsi="Times New Roman" w:cs="Times New Roman" w:eastAsia="Times New Roman"/>
+          <w:b w:val="0"/>
+          <w:i w:val="0"/>
+          <w:color w:val="000000"/>
+          <w:sz w:val="28"/>
+        </w:rPr>
+        <w:t>, а заявителю уходит уведомление о том, что срок истёк.</w:t>
+      </w:r>
+    </w:p>
+    <w:p>
+      <w:r>
+        <w:rPr>
+          <w:rFonts w:ascii="Times New Roman" w:hAnsi="Times New Roman" w:cs="Times New Roman" w:eastAsia="Times New Roman"/>
+          <w:b w:val="0"/>
+          <w:i w:val="0"/>
+          <w:color w:val="000000"/>
+          <w:sz w:val="28"/>
+        </w:rPr>
+        <w:t>В карточке завершённой заявки действий не остаётся - только сведения о том, кто принял её в работу и когда она завершилась.</w:t>
+      </w:r>
+    </w:p>
+    <w:p>
+      <w:pPr>
+        <w:pStyle w:val="Heading1"/>
+        <w:ind w:firstLine="0"/>
+      </w:pPr>
+      <w:r>
+        <w:rPr>
+          <w:rFonts w:ascii="Times New Roman" w:hAnsi="Times New Roman" w:cs="Times New Roman" w:eastAsia="Times New Roman"/>
+          <w:b/>
+          <w:i w:val="0"/>
+          <w:color w:val="000000"/>
+          <w:sz w:val="32"/>
+        </w:rPr>
+        <w:t>10. Организации и компании на проверке</w:t>
+      </w:r>
+    </w:p>
+    <w:p>
+      <w:r>
+        <w:rPr>
+          <w:rFonts w:ascii="Times New Roman" w:hAnsi="Times New Roman" w:cs="Times New Roman" w:eastAsia="Times New Roman"/>
+          <w:b w:val="0"/>
+          <w:i w:val="0"/>
+          <w:color w:val="000000"/>
+          <w:sz w:val="28"/>
+        </w:rPr>
+        <w:t>Если заявитель подал заявку от организации, которой нет в справочнике, система заводит её сама и помечает как непроверенную. Разбирает такие записи принимающий - прямо из карточки заявки или из справочника.</w:t>
+      </w:r>
+    </w:p>
+    <w:p>
+      <w:r>
+        <w:rPr>
+          <w:rFonts w:ascii="Times New Roman" w:hAnsi="Times New Roman" w:cs="Times New Roman" w:eastAsia="Times New Roman"/>
+          <w:b w:val="0"/>
+          <w:i w:val="0"/>
+          <w:color w:val="000000"/>
+          <w:sz w:val="28"/>
+        </w:rPr>
+        <w:t xml:space="preserve">В блоке разбора три действия: </w:t>
+      </w:r>
+      <w:r>
+        <w:rPr>
+          <w:rFonts w:ascii="Times New Roman" w:hAnsi="Times New Roman" w:cs="Times New Roman" w:eastAsia="Times New Roman"/>
+          <w:b/>
+          <w:i w:val="0"/>
+          <w:color w:val="000000"/>
+          <w:sz w:val="28"/>
+        </w:rPr>
+        <w:t>«Добавить в справочник»</w:t>
+      </w:r>
+      <w:r>
+        <w:rPr>
+          <w:rFonts w:ascii="Times New Roman" w:hAnsi="Times New Roman" w:cs="Times New Roman" w:eastAsia="Times New Roman"/>
+          <w:b w:val="0"/>
+          <w:i w:val="0"/>
+          <w:color w:val="000000"/>
+          <w:sz w:val="28"/>
+        </w:rPr>
+        <w:t xml:space="preserve"> - принять наименование как есть; </w:t>
+      </w:r>
+      <w:r>
+        <w:rPr>
+          <w:rFonts w:ascii="Times New Roman" w:hAnsi="Times New Roman" w:cs="Times New Roman" w:eastAsia="Times New Roman"/>
+          <w:b/>
+          <w:i w:val="0"/>
+          <w:color w:val="000000"/>
+          <w:sz w:val="28"/>
+        </w:rPr>
+        <w:t>«Исправить наименование»</w:t>
+      </w:r>
+      <w:r>
+        <w:rPr>
+          <w:rFonts w:ascii="Times New Roman" w:hAnsi="Times New Roman" w:cs="Times New Roman" w:eastAsia="Times New Roman"/>
+          <w:b w:val="0"/>
+          <w:i w:val="0"/>
+          <w:color w:val="000000"/>
+          <w:sz w:val="28"/>
+        </w:rPr>
+        <w:t xml:space="preserve"> - поправить опечатку; </w:t>
+      </w:r>
+      <w:r>
+        <w:rPr>
+          <w:rFonts w:ascii="Times New Roman" w:hAnsi="Times New Roman" w:cs="Times New Roman" w:eastAsia="Times New Roman"/>
+          <w:b/>
+          <w:i w:val="0"/>
+          <w:color w:val="000000"/>
+          <w:sz w:val="28"/>
+        </w:rPr>
+        <w:t>«Привязать к существующей»</w:t>
+      </w:r>
+      <w:r>
+        <w:rPr>
+          <w:rFonts w:ascii="Times New Roman" w:hAnsi="Times New Roman" w:cs="Times New Roman" w:eastAsia="Times New Roman"/>
+          <w:b w:val="0"/>
+          <w:i w:val="0"/>
+          <w:color w:val="000000"/>
+          <w:sz w:val="28"/>
+        </w:rPr>
+        <w:t xml:space="preserve"> - если это та же организация под другим написанием. Если совпадение находится сразу, система предлагает </w:t>
+      </w:r>
+      <w:r>
+        <w:rPr>
+          <w:rFonts w:ascii="Times New Roman" w:hAnsi="Times New Roman" w:cs="Times New Roman" w:eastAsia="Times New Roman"/>
+          <w:b/>
+          <w:i w:val="0"/>
+          <w:color w:val="000000"/>
+          <w:sz w:val="28"/>
+        </w:rPr>
+        <w:t>«Привязать к ней»</w:t>
+      </w:r>
+      <w:r>
+        <w:rPr>
+          <w:rFonts w:ascii="Times New Roman" w:hAnsi="Times New Roman" w:cs="Times New Roman" w:eastAsia="Times New Roman"/>
+          <w:b w:val="0"/>
+          <w:i w:val="0"/>
+          <w:color w:val="000000"/>
+          <w:sz w:val="28"/>
+        </w:rPr>
+        <w:t>.</w:t>
+      </w:r>
+    </w:p>
+    <w:tbl>
+      <w:tblPr>
+        <w:tblW w:type="auto" w:w="0"/>
+        <w:tblLayout w:type="fixed"/>
+        <w:tblLook w:firstColumn="1" w:firstRow="1" w:lastColumn="0" w:lastRow="0" w:noHBand="0" w:noVBand="1" w:val="04A0"/>
+        <w:tblLayout w:type="fixed"/>
+      </w:tblPr>
+      <w:tblGrid>
+        <w:gridCol w:w="9356"/>
+      </w:tblGrid>
+      <w:tr>
+        <w:trPr>
+          <w:cantSplit w:val="true"/>
+        </w:trPr>
+        <w:tc>
+          <w:tcPr>
+            <w:tcW w:type="dxa" w:w="9354"/>
+            <w:shd w:val="clear" w:fill="EAF1F8"/>
+            <w:tcBorders>
+              <w:left w:val="single" w:sz="24" w:color="2C6FA6"/>
+              <w:top w:val="single" w:sz="4" w:color="EAF1F8"/>
+              <w:bottom w:val="single" w:sz="4" w:color="EAF1F8"/>
+              <w:right w:val="single" w:sz="4" w:color="EAF1F8"/>
+            </w:tcBorders>
+          </w:tcPr>
+          <w:p>
+            <w:pPr>
+              <w:spacing w:line="288" w:lineRule="auto" w:after="0"/>
+              <w:ind w:firstLine="0"/>
+            </w:pPr>
+            <w:r>
+              <w:rPr>
+                <w:rFonts w:ascii="Times New Roman" w:hAnsi="Times New Roman" w:cs="Times New Roman" w:eastAsia="Times New Roman"/>
+                <w:b/>
+                <w:i w:val="0"/>
+                <w:color w:val="2C6FA6"/>
+                <w:sz w:val="26"/>
+              </w:rPr>
+              <w:t xml:space="preserve">ПРИМЕЧАНИЕ. </w:t>
+            </w:r>
+            <w:r>
+              <w:rPr>
+                <w:rFonts w:ascii="Times New Roman" w:hAnsi="Times New Roman" w:cs="Times New Roman" w:eastAsia="Times New Roman"/>
+                <w:b w:val="0"/>
+                <w:i w:val="0"/>
+                <w:color w:val="000000"/>
+                <w:sz w:val="26"/>
+              </w:rPr>
+              <w:t>Разбор доступен по отдельному праву. Пока запись не разобрана, её наименование правится только действием «Исправить наименование».</w:t>
+            </w:r>
+          </w:p>
+        </w:tc>
+      </w:tr>
+    </w:tbl>
+    <w:p>
+      <w:pPr>
+        <w:spacing w:after="0" w:line="240" w:lineRule="auto"/>
+        <w:ind w:firstLine="0"/>
+      </w:pPr>
+      <w:r>
+        <w:rPr>
+          <w:rFonts w:ascii="Times New Roman" w:hAnsi="Times New Roman" w:cs="Times New Roman" w:eastAsia="Times New Roman"/>
+          <w:b w:val="0"/>
+          <w:i w:val="0"/>
+          <w:color w:val="000000"/>
+          <w:sz w:val="12"/>
+        </w:rPr>
+      </w:r>
+    </w:p>
+    <w:p>
+      <w:pPr>
+        <w:pStyle w:val="Heading1"/>
+        <w:ind w:firstLine="0"/>
+      </w:pPr>
+      <w:r>
+        <w:rPr>
+          <w:rFonts w:ascii="Times New Roman" w:hAnsi="Times New Roman" w:cs="Times New Roman" w:eastAsia="Times New Roman"/>
+          <w:b/>
+          <w:i w:val="0"/>
+          <w:color w:val="000000"/>
+          <w:sz w:val="32"/>
+        </w:rPr>
+        <w:t>11. Бланки и выгрузка</w:t>
+      </w:r>
+    </w:p>
+    <w:p>
+      <w:r>
+        <w:rPr>
+          <w:rFonts w:ascii="Times New Roman" w:hAnsi="Times New Roman" w:cs="Times New Roman" w:eastAsia="Times New Roman"/>
+          <w:b w:val="0"/>
+          <w:i w:val="0"/>
+          <w:color w:val="000000"/>
+          <w:sz w:val="28"/>
+        </w:rPr>
+        <w:t xml:space="preserve">Кнопка </w:t>
+      </w:r>
+      <w:r>
+        <w:rPr>
+          <w:rFonts w:ascii="Times New Roman" w:hAnsi="Times New Roman" w:cs="Times New Roman" w:eastAsia="Times New Roman"/>
+          <w:b/>
+          <w:i w:val="0"/>
+          <w:color w:val="000000"/>
+          <w:sz w:val="28"/>
+        </w:rPr>
+        <w:t>«Скачать»</w:t>
+      </w:r>
+      <w:r>
+        <w:rPr>
+          <w:rFonts w:ascii="Times New Roman" w:hAnsi="Times New Roman" w:cs="Times New Roman" w:eastAsia="Times New Roman"/>
+          <w:b w:val="0"/>
+          <w:i w:val="0"/>
+          <w:color w:val="000000"/>
+          <w:sz w:val="28"/>
+        </w:rPr>
+        <w:t xml:space="preserve"> в строке списка открывает окно </w:t>
+      </w:r>
+      <w:r>
+        <w:rPr>
+          <w:rFonts w:ascii="Times New Roman" w:hAnsi="Times New Roman" w:cs="Times New Roman" w:eastAsia="Times New Roman"/>
+          <w:b/>
+          <w:i w:val="0"/>
+          <w:color w:val="000000"/>
+          <w:sz w:val="28"/>
+        </w:rPr>
+        <w:t>«Скачивание бланков»</w:t>
+      </w:r>
+      <w:r>
+        <w:rPr>
+          <w:rFonts w:ascii="Times New Roman" w:hAnsi="Times New Roman" w:cs="Times New Roman" w:eastAsia="Times New Roman"/>
+          <w:b w:val="0"/>
+          <w:i w:val="0"/>
+          <w:color w:val="000000"/>
+          <w:sz w:val="28"/>
+        </w:rPr>
+        <w:t>: отметьте вложения и сохраните бланки по одному или все сразу; несколько файлов упаковываются в архив. Бланк заполняется по шаблону, который бюро пропусков настроило для этого вида вложений.</w:t>
+      </w:r>
+    </w:p>
+    <w:p>
+      <w:r>
+        <w:rPr>
+          <w:rFonts w:ascii="Times New Roman" w:hAnsi="Times New Roman" w:cs="Times New Roman" w:eastAsia="Times New Roman"/>
+          <w:b w:val="0"/>
+          <w:i w:val="0"/>
+          <w:color w:val="000000"/>
+          <w:sz w:val="28"/>
+        </w:rPr>
+        <w:t>Кнопка выгрузки реестра сохраняет список заявок электронной таблицей. В файл попадают номер, дата подачи, организация и компания, заявитель, статус и состояние согласования, дата согласования, кто принял, число людей и машин, срок действия, число пометок чёрного списка и признак приложенных файлов.</w:t>
+      </w:r>
+    </w:p>
+    <w:tbl>
+      <w:tblPr>
+        <w:tblW w:type="auto" w:w="0"/>
+        <w:tblLayout w:type="fixed"/>
+        <w:tblLook w:firstColumn="1" w:firstRow="1" w:lastColumn="0" w:lastRow="0" w:noHBand="0" w:noVBand="1" w:val="04A0"/>
+        <w:tblLayout w:type="fixed"/>
+      </w:tblPr>
+      <w:tblGrid>
+        <w:gridCol w:w="9356"/>
+      </w:tblGrid>
+      <w:tr>
+        <w:trPr>
+          <w:cantSplit w:val="true"/>
+        </w:trPr>
+        <w:tc>
+          <w:tcPr>
+            <w:tcW w:type="dxa" w:w="9354"/>
+            <w:shd w:val="clear" w:fill="FDF6E3"/>
+            <w:tcBorders>
+              <w:left w:val="single" w:sz="24" w:color="B7791F"/>
+              <w:top w:val="single" w:sz="4" w:color="FDF6E3"/>
+              <w:bottom w:val="single" w:sz="4" w:color="FDF6E3"/>
+              <w:right w:val="single" w:sz="4" w:color="FDF6E3"/>
+            </w:tcBorders>
+          </w:tcPr>
+          <w:p>
+            <w:pPr>
+              <w:spacing w:line="288" w:lineRule="auto" w:after="0"/>
+              <w:ind w:firstLine="0"/>
+            </w:pPr>
+            <w:r>
+              <w:rPr>
+                <w:rFonts w:ascii="Times New Roman" w:hAnsi="Times New Roman" w:cs="Times New Roman" w:eastAsia="Times New Roman"/>
+                <w:b/>
+                <w:i w:val="0"/>
+                <w:color w:val="B7791F"/>
+                <w:sz w:val="26"/>
+              </w:rPr>
+              <w:t xml:space="preserve">ВАЖНО. </w:t>
+            </w:r>
+            <w:r>
+              <w:rPr>
+                <w:rFonts w:ascii="Times New Roman" w:hAnsi="Times New Roman" w:cs="Times New Roman" w:eastAsia="Times New Roman"/>
+                <w:b w:val="0"/>
+                <w:i w:val="0"/>
+                <w:color w:val="000000"/>
+                <w:sz w:val="26"/>
+              </w:rPr>
+              <w:t>В выгрузку попадает то, что отобрано на экране. Прежде чем выгружать, проверьте отбор - иначе в файл уйдёт либо лишнее, либо неполное.</w:t>
+            </w:r>
+          </w:p>
+        </w:tc>
+      </w:tr>
+    </w:tbl>
+    <w:p>
+      <w:pPr>
+        <w:spacing w:after="0" w:line="240" w:lineRule="auto"/>
+        <w:ind w:firstLine="0"/>
+      </w:pPr>
+      <w:r>
+        <w:rPr>
+          <w:rFonts w:ascii="Times New Roman" w:hAnsi="Times New Roman" w:cs="Times New Roman" w:eastAsia="Times New Roman"/>
+          <w:b w:val="0"/>
+          <w:i w:val="0"/>
+          <w:color w:val="000000"/>
+          <w:sz w:val="12"/>
+        </w:rPr>
+      </w:r>
+    </w:p>
+    <w:p>
+      <w:pPr>
+        <w:pStyle w:val="Heading1"/>
+        <w:ind w:firstLine="0"/>
+      </w:pPr>
+      <w:r>
+        <w:rPr>
+          <w:rFonts w:ascii="Times New Roman" w:hAnsi="Times New Roman" w:cs="Times New Roman" w:eastAsia="Times New Roman"/>
+          <w:b/>
+          <w:i w:val="0"/>
+          <w:color w:val="000000"/>
+          <w:sz w:val="32"/>
+        </w:rPr>
+        <w:t>12. Уведомления</w:t>
+      </w:r>
+    </w:p>
+    <w:p>
+      <w:r>
+        <w:rPr>
+          <w:rFonts w:ascii="Times New Roman" w:hAnsi="Times New Roman" w:cs="Times New Roman" w:eastAsia="Times New Roman"/>
+          <w:b w:val="0"/>
+          <w:i w:val="0"/>
+          <w:color w:val="000000"/>
+          <w:sz w:val="28"/>
+        </w:rPr>
+        <w:t xml:space="preserve">О заявке, которую нужно взять в работу, приходит уведомление </w:t>
+      </w:r>
+      <w:r>
+        <w:rPr>
+          <w:rFonts w:ascii="Times New Roman" w:hAnsi="Times New Roman" w:cs="Times New Roman" w:eastAsia="Times New Roman"/>
+          <w:b/>
+          <w:i w:val="0"/>
+          <w:color w:val="000000"/>
+          <w:sz w:val="28"/>
+        </w:rPr>
+        <w:t>«Новая заявка»</w:t>
+      </w:r>
+      <w:r>
+        <w:rPr>
+          <w:rFonts w:ascii="Times New Roman" w:hAnsi="Times New Roman" w:cs="Times New Roman" w:eastAsia="Times New Roman"/>
+          <w:b w:val="0"/>
+          <w:i w:val="0"/>
+          <w:color w:val="000000"/>
+          <w:sz w:val="28"/>
+        </w:rPr>
+        <w:t xml:space="preserve">. Первая его строка - номер заявки и организация, дальше отправитель и начало сообщения к заявке. На странице настройки уведомлений этот вид назван подробнее - </w:t>
+      </w:r>
+      <w:r>
+        <w:rPr>
+          <w:rFonts w:ascii="Times New Roman" w:hAnsi="Times New Roman" w:cs="Times New Roman" w:eastAsia="Times New Roman"/>
+          <w:b/>
+          <w:i w:val="0"/>
+          <w:color w:val="000000"/>
+          <w:sz w:val="28"/>
+        </w:rPr>
+        <w:t>«Новая заявка в центре»</w:t>
+      </w:r>
+      <w:r>
+        <w:rPr>
+          <w:rFonts w:ascii="Times New Roman" w:hAnsi="Times New Roman" w:cs="Times New Roman" w:eastAsia="Times New Roman"/>
+          <w:b w:val="0"/>
+          <w:i w:val="0"/>
+          <w:color w:val="000000"/>
+          <w:sz w:val="28"/>
+        </w:rPr>
+        <w:t>.</w:t>
+      </w:r>
+    </w:p>
+    <w:p>
+      <w:r>
+        <w:rPr>
+          <w:rFonts w:ascii="Times New Roman" w:hAnsi="Times New Roman" w:cs="Times New Roman" w:eastAsia="Times New Roman"/>
+          <w:b w:val="0"/>
+          <w:i w:val="0"/>
+          <w:color w:val="000000"/>
+          <w:sz w:val="28"/>
+        </w:rPr>
+        <w:t xml:space="preserve">Об уже согласованном дополнении приходит </w:t>
+      </w:r>
+      <w:r>
+        <w:rPr>
+          <w:rFonts w:ascii="Times New Roman" w:hAnsi="Times New Roman" w:cs="Times New Roman" w:eastAsia="Times New Roman"/>
+          <w:b/>
+          <w:i w:val="0"/>
+          <w:color w:val="000000"/>
+          <w:sz w:val="28"/>
+        </w:rPr>
+        <w:t>«Дополнение согласовано»</w:t>
+      </w:r>
+      <w:r>
+        <w:rPr>
+          <w:rFonts w:ascii="Times New Roman" w:hAnsi="Times New Roman" w:cs="Times New Roman" w:eastAsia="Times New Roman"/>
+          <w:b w:val="0"/>
+          <w:i w:val="0"/>
+          <w:color w:val="000000"/>
+          <w:sz w:val="28"/>
+        </w:rPr>
+        <w:t xml:space="preserve"> с номером дополнения и заявки.</w:t>
+      </w:r>
+    </w:p>
+    <w:p>
+      <w:r>
+        <w:rPr>
+          <w:rFonts w:ascii="Times New Roman" w:hAnsi="Times New Roman" w:cs="Times New Roman" w:eastAsia="Times New Roman"/>
+          <w:b w:val="0"/>
+          <w:i w:val="0"/>
+          <w:color w:val="000000"/>
+          <w:sz w:val="28"/>
+        </w:rPr>
+        <w:t>Оба уведомления можно отключить на странице настройки уведомлений, но тогда заявки придётся отслеживать в центре самостоятельно.</w:t>
+      </w:r>
+    </w:p>
+    <w:p>
       <w:r>
         <w:br w:type="page"/>
       </w:r>

--- a/Документация/Руководство принимающего/Руководство принимающего.docx
+++ b/Документация/Руководство принимающего/Руководство принимающего.docx
@@ -1032,7 +1032,7 @@
           <w:sz w:val="26"/>
         </w:rPr>
         <w:tab/>
-        <w:t>12</w:t>
+        <w:t>13</w:t>
       </w:r>
     </w:p>
     <w:p>
@@ -1094,7 +1094,7 @@
           <w:sz w:val="26"/>
         </w:rPr>
         <w:tab/>
-        <w:t>13</w:t>
+        <w:t>14</w:t>
       </w:r>
     </w:p>
     <w:p>
@@ -2765,7 +2765,7 @@
                 <w:color w:val="000000"/>
                 <w:sz w:val="26"/>
               </w:rPr>
-              <w:t>Круг принимающих ведёт администратор в справочнике «Принимающие заявки». Там же ему можно задать отображаемое имя - тогда заявитель увидит в заявке его вместо настоящих фамилии и инициалов.</w:t>
+              <w:t>Заявитель может видеть вас в заявке не по фамилии, а под отображаемым именем - его задаёт бюро пропусков.</w:t>
             </w:r>
           </w:p>
         </w:tc>
@@ -2983,7 +2983,7 @@
           <w:color w:val="000000"/>
           <w:sz w:val="28"/>
         </w:rPr>
-        <w:t xml:space="preserve"> (1) разделяет текущую работу и то, что уже отработано. Заявка уходит в архив не сразу: сначала она должна закрыться - быть завершённой, отклонённой, не согласованной или отозванной, - и только через месяц после того, как истёк срок последнего вложения. Архивная заявка открывается только для чтения.</w:t>
+        <w:t xml:space="preserve"> (1) разделяет текущую работу и то, что уже отработано. Заявка уходит в архив не сразу: сначала она должна закрыться - быть завершённой, отклонённой, не согласованной или отозванной, - и только через месяц. Месяц отсчитывается от истечения срока последнего вложения, а у отозванной заявки - от самого отзыва: он гасит вложения сразу. Заявка с бессрочным вложением в архив не уходит вовсе. Архивная заявка открывается только для чтения.</w:t>
       </w:r>
     </w:p>
     <w:p>
@@ -3452,7 +3452,19 @@
           <w:color w:val="000000"/>
           <w:sz w:val="28"/>
         </w:rPr>
-        <w:t xml:space="preserve">. Перед этим можно написать пояснение в поле </w:t>
+        <w:t>.</w:t>
+      </w:r>
+    </w:p>
+    <w:p>
+      <w:r>
+        <w:rPr>
+          <w:rFonts w:ascii="Times New Roman" w:hAnsi="Times New Roman" w:cs="Times New Roman" w:eastAsia="Times New Roman"/>
+          <w:b w:val="0"/>
+          <w:i w:val="0"/>
+          <w:color w:val="000000"/>
+          <w:sz w:val="28"/>
+        </w:rPr>
+        <w:t xml:space="preserve">Если вам выдано и право согласующего, справа доступно поле </w:t>
       </w:r>
       <w:r>
         <w:rPr>
@@ -3472,7 +3484,7 @@
           <w:color w:val="000000"/>
           <w:sz w:val="28"/>
         </w:rPr>
-        <w:t xml:space="preserve"> справа - оно необязательно, но заявитель его увидит, и при отказе это единственное объяснение причины.</w:t>
+        <w:t>: написанное в нём заявитель увидит вместе с вашим решением, и при отказе это единственное объяснение причины. Работнику, у которого есть только право принимающего, поле не показывается - тогда причину отказа сообщают заявителю ответом на его вопрос к заявке или через бюро пропусков.</w:t>
       </w:r>
     </w:p>
     <w:p>
@@ -4070,7 +4082,7 @@
           <w:color w:val="000000"/>
           <w:sz w:val="28"/>
         </w:rPr>
-        <w:t xml:space="preserve">. Отметьте нужное и нажмите </w:t>
+        <w:t xml:space="preserve">. В окне отмечено то, что назначено сейчас, а не пустой лист: вы правите готовый набор. Отметьте нужное, снимите лишнее и нажмите </w:t>
       </w:r>
       <w:r>
         <w:rPr>
@@ -4090,7 +4102,7 @@
           <w:color w:val="000000"/>
           <w:sz w:val="28"/>
         </w:rPr>
-        <w:t>.</w:t>
+        <w:t xml:space="preserve"> - система сохраняет набор целиком, то есть одним действием и добавляет новое, и снимает то, с чего вы сняли отметку.</w:t>
       </w:r>
     </w:p>
     <w:p>
@@ -4102,7 +4114,7 @@
           <w:color w:val="000000"/>
           <w:sz w:val="28"/>
         </w:rPr>
-        <w:t>Снятые отметки убирают привязку - об этом система предупреждает прямо в окне. Если снять все, элемент не попадёт ни в одну таблицу поста, и охрана его не увидит; система предупредит и об этом.</w:t>
+        <w:t>Снятые отметки убирают привязку - об этом система предупреждает прямо в окне, когда назначение идёт для одной строки; при назначении всем на этом месте написано, скольких строк коснётся выбор. Если снять все, элемент не попадёт ни в одну таблицу поста, и охрана его не увидит; система предупредит и об этом.</w:t>
       </w:r>
     </w:p>
     <w:p>
@@ -4456,7 +4468,31 @@
           <w:color w:val="000000"/>
           <w:sz w:val="28"/>
         </w:rPr>
-        <w:t>В карточке завершённой заявки действий не остаётся - только сведения о том, кто принял её в работу и когда она завершилась.</w:t>
+        <w:t>Проверку система ведёт постоянно, не раз в сутки: она перебирает заявки каждые пятнадцать минут, поэтому заявка закрывается вскоре после того, как истёк срок, а не в конце дня.</w:t>
+      </w:r>
+    </w:p>
+    <w:p>
+      <w:r>
+        <w:rPr>
+          <w:rFonts w:ascii="Times New Roman" w:hAnsi="Times New Roman" w:cs="Times New Roman" w:eastAsia="Times New Roman"/>
+          <w:b w:val="0"/>
+          <w:i w:val="0"/>
+          <w:color w:val="000000"/>
+          <w:sz w:val="28"/>
+        </w:rPr>
+        <w:t>Вместе с завершением закрывается и открытое дополнение к заявке, если решение по нему так и не приняли: добавленные строки на пост уже не попадут.</w:t>
+      </w:r>
+    </w:p>
+    <w:p>
+      <w:r>
+        <w:rPr>
+          <w:rFonts w:ascii="Times New Roman" w:hAnsi="Times New Roman" w:cs="Times New Roman" w:eastAsia="Times New Roman"/>
+          <w:b w:val="0"/>
+          <w:i w:val="0"/>
+          <w:color w:val="000000"/>
+          <w:sz w:val="28"/>
+        </w:rPr>
+        <w:t>В карточке завершённой заявки действий не остаётся - только сведения о том, кто принял её в работу и когда она завершилась. Ещё через месяц заявка уходит в архив, см. раздел 5.</w:t>
       </w:r>
     </w:p>
     <w:p>
@@ -4496,7 +4532,25 @@
           <w:color w:val="000000"/>
           <w:sz w:val="28"/>
         </w:rPr>
-        <w:t xml:space="preserve">В блоке разбора три действия: </w:t>
+        <w:t>В блоке разбора три действия, и каждое ведёт себя по-своему:</w:t>
+      </w:r>
+    </w:p>
+    <w:p>
+      <w:pPr>
+        <w:spacing w:after="0" w:line="360" w:lineRule="auto"/>
+        <w:ind w:hanging="454" w:left="1134"/>
+        <w:jc w:val="both"/>
+      </w:pPr>
+      <w:r>
+        <w:rPr>
+          <w:rFonts w:ascii="Times New Roman" w:hAnsi="Times New Roman" w:cs="Times New Roman" w:eastAsia="Times New Roman"/>
+          <w:b w:val="0"/>
+          <w:i w:val="0"/>
+          <w:color w:val="000000"/>
+          <w:sz w:val="28"/>
+        </w:rPr>
+        <w:t>•</w:t>
+        <w:tab/>
       </w:r>
       <w:r>
         <w:rPr>
@@ -4516,7 +4570,25 @@
           <w:color w:val="000000"/>
           <w:sz w:val="28"/>
         </w:rPr>
-        <w:t xml:space="preserve"> - принять наименование как есть; </w:t>
+        <w:t xml:space="preserve"> принимает наименование как есть - запись сразу становится обычной, и заявители смогут выбирать её из списка;</w:t>
+      </w:r>
+    </w:p>
+    <w:p>
+      <w:pPr>
+        <w:spacing w:after="0" w:line="360" w:lineRule="auto"/>
+        <w:ind w:hanging="454" w:left="1134"/>
+        <w:jc w:val="both"/>
+      </w:pPr>
+      <w:r>
+        <w:rPr>
+          <w:rFonts w:ascii="Times New Roman" w:hAnsi="Times New Roman" w:cs="Times New Roman" w:eastAsia="Times New Roman"/>
+          <w:b w:val="0"/>
+          <w:i w:val="0"/>
+          <w:color w:val="000000"/>
+          <w:sz w:val="28"/>
+        </w:rPr>
+        <w:t>•</w:t>
+        <w:tab/>
       </w:r>
       <w:r>
         <w:rPr>
@@ -4536,7 +4608,25 @@
           <w:color w:val="000000"/>
           <w:sz w:val="28"/>
         </w:rPr>
-        <w:t xml:space="preserve"> - поправить опечатку; </w:t>
+        <w:t xml:space="preserve"> открывает поле ввода: впишите правильное название (до 100 знаков) и подтвердите. Запись при этом тоже принимается в справочник, а заявка, из которой она пришла, начинает ссылаться на исправленное наименование;</w:t>
+      </w:r>
+    </w:p>
+    <w:p>
+      <w:pPr>
+        <w:spacing w:after="0" w:line="360" w:lineRule="auto"/>
+        <w:ind w:hanging="454" w:left="1134"/>
+        <w:jc w:val="both"/>
+      </w:pPr>
+      <w:r>
+        <w:rPr>
+          <w:rFonts w:ascii="Times New Roman" w:hAnsi="Times New Roman" w:cs="Times New Roman" w:eastAsia="Times New Roman"/>
+          <w:b w:val="0"/>
+          <w:i w:val="0"/>
+          <w:color w:val="000000"/>
+          <w:sz w:val="28"/>
+        </w:rPr>
+        <w:t>•</w:t>
+        <w:tab/>
       </w:r>
       <w:r>
         <w:rPr>
@@ -4556,7 +4646,39 @@
           <w:color w:val="000000"/>
           <w:sz w:val="28"/>
         </w:rPr>
-        <w:t xml:space="preserve"> - если это та же организация под другим написанием. Если совпадение находится сразу, система предлагает </w:t>
+        <w:t xml:space="preserve"> открывает выбор записи-цели. Заявки переносятся на неё, а лишняя запись убирается.</w:t>
+      </w:r>
+    </w:p>
+    <w:p>
+      <w:r>
+        <w:rPr>
+          <w:rFonts w:ascii="Times New Roman" w:hAnsi="Times New Roman" w:cs="Times New Roman" w:eastAsia="Times New Roman"/>
+          <w:b w:val="0"/>
+          <w:i w:val="0"/>
+          <w:color w:val="000000"/>
+          <w:sz w:val="28"/>
+        </w:rPr>
+        <w:t xml:space="preserve">Если система видит в справочнике похожее наименование, она пишет </w:t>
+      </w:r>
+      <w:r>
+        <w:rPr>
+          <w:rFonts w:ascii="Times New Roman" w:hAnsi="Times New Roman" w:cs="Times New Roman" w:eastAsia="Times New Roman"/>
+          <w:b/>
+          <w:i w:val="0"/>
+          <w:color w:val="000000"/>
+          <w:sz w:val="28"/>
+        </w:rPr>
+        <w:t>«В справочнике уже есть ...»</w:t>
+      </w:r>
+      <w:r>
+        <w:rPr>
+          <w:rFonts w:ascii="Times New Roman" w:hAnsi="Times New Roman" w:cs="Times New Roman" w:eastAsia="Times New Roman"/>
+          <w:b w:val="0"/>
+          <w:i w:val="0"/>
+          <w:color w:val="000000"/>
+          <w:sz w:val="28"/>
+        </w:rPr>
+        <w:t xml:space="preserve"> и предлагает кнопку </w:t>
       </w:r>
       <w:r>
         <w:rPr>
@@ -4576,7 +4698,7 @@
           <w:color w:val="000000"/>
           <w:sz w:val="28"/>
         </w:rPr>
-        <w:t>.</w:t>
+        <w:t>. Такой же ответ приходит, когда вы пытаетесь добавить или переименовать запись, а название занято, - тогда выбор сводится к привязке.</w:t>
       </w:r>
     </w:p>
     <w:tbl>

--- a/Документация/Руководство принимающего/Руководство принимающего.docx
+++ b/Документация/Руководство принимающего/Руководство принимающего.docx
@@ -157,7 +157,7 @@
           <w:color w:val="000000"/>
           <w:sz w:val="26"/>
         </w:rPr>
-        <w:t>Версия документа: 1.0</w:t>
+        <w:t>Версия документа: 1.1</w:t>
       </w:r>
     </w:p>
     <w:p>
@@ -173,7 +173,7 @@
           <w:color w:val="000000"/>
           <w:sz w:val="26"/>
         </w:rPr>
-        <w:t>Дата: 11.08.2026</w:t>
+        <w:t>Дата: 12.08.2026</w:t>
       </w:r>
     </w:p>
     <w:p>
@@ -928,7 +928,7 @@
           <w:color w:val="000000"/>
           <w:sz w:val="26"/>
         </w:rPr>
-        <w:t>7. Назначение мест разгрузки и постов</w:t>
+        <w:t>7. Кто видит заявку</w:t>
       </w:r>
       <w:r>
         <w:rPr>
@@ -939,7 +939,7 @@
           <w:sz w:val="26"/>
         </w:rPr>
         <w:tab/>
-        <w:t>10</w:t>
+        <w:t>11</w:t>
       </w:r>
     </w:p>
     <w:p>
@@ -959,7 +959,7 @@
           <w:color w:val="000000"/>
           <w:sz w:val="26"/>
         </w:rPr>
-        <w:t>8. Решение по дополнению</w:t>
+        <w:t>8. Назначение мест разгрузки и постов</w:t>
       </w:r>
       <w:r>
         <w:rPr>
@@ -970,7 +970,7 @@
           <w:sz w:val="26"/>
         </w:rPr>
         <w:tab/>
-        <w:t>12</w:t>
+        <w:t>11</w:t>
       </w:r>
     </w:p>
     <w:p>
@@ -990,38 +990,7 @@
           <w:color w:val="000000"/>
           <w:sz w:val="26"/>
         </w:rPr>
-        <w:t>9. Завершение заявки</w:t>
-      </w:r>
-      <w:r>
-        <w:rPr>
-          <w:rFonts w:ascii="Times New Roman" w:hAnsi="Times New Roman" w:cs="Times New Roman" w:eastAsia="Times New Roman"/>
-          <w:b w:val="0"/>
-          <w:i w:val="0"/>
-          <w:color w:val="000000"/>
-          <w:sz w:val="26"/>
-        </w:rPr>
-        <w:tab/>
-        <w:t>12</w:t>
-      </w:r>
-    </w:p>
-    <w:p>
-      <w:pPr>
-        <w:tabs>
-          <w:tab w:pos="9354" w:val="right" w:leader="dot"/>
-        </w:tabs>
-        <w:spacing w:after="0" w:line="360" w:lineRule="auto"/>
-        <w:ind w:firstLine="0"/>
-        <w:jc w:val="left"/>
-      </w:pPr>
-      <w:r>
-        <w:rPr>
-          <w:rFonts w:ascii="Times New Roman" w:hAnsi="Times New Roman" w:cs="Times New Roman" w:eastAsia="Times New Roman"/>
-          <w:b/>
-          <w:i w:val="0"/>
-          <w:color w:val="000000"/>
-          <w:sz w:val="26"/>
-        </w:rPr>
-        <w:t>10. Организации и компании на проверке</w:t>
+        <w:t>9. Решение по дополнению</w:t>
       </w:r>
       <w:r>
         <w:rPr>
@@ -1052,7 +1021,7 @@
           <w:color w:val="000000"/>
           <w:sz w:val="26"/>
         </w:rPr>
-        <w:t>11. Бланки и выгрузка</w:t>
+        <w:t>10. Завершение заявки</w:t>
       </w:r>
       <w:r>
         <w:rPr>
@@ -1083,7 +1052,7 @@
           <w:color w:val="000000"/>
           <w:sz w:val="26"/>
         </w:rPr>
-        <w:t>12. Уведомления</w:t>
+        <w:t>11. Организации и компании на проверке</w:t>
       </w:r>
       <w:r>
         <w:rPr>
@@ -1095,6 +1064,68 @@
         </w:rPr>
         <w:tab/>
         <w:t>14</w:t>
+      </w:r>
+    </w:p>
+    <w:p>
+      <w:pPr>
+        <w:tabs>
+          <w:tab w:pos="9354" w:val="right" w:leader="dot"/>
+        </w:tabs>
+        <w:spacing w:after="0" w:line="360" w:lineRule="auto"/>
+        <w:ind w:firstLine="0"/>
+        <w:jc w:val="left"/>
+      </w:pPr>
+      <w:r>
+        <w:rPr>
+          <w:rFonts w:ascii="Times New Roman" w:hAnsi="Times New Roman" w:cs="Times New Roman" w:eastAsia="Times New Roman"/>
+          <w:b/>
+          <w:i w:val="0"/>
+          <w:color w:val="000000"/>
+          <w:sz w:val="26"/>
+        </w:rPr>
+        <w:t>12. Бланки и выгрузка</w:t>
+      </w:r>
+      <w:r>
+        <w:rPr>
+          <w:rFonts w:ascii="Times New Roman" w:hAnsi="Times New Roman" w:cs="Times New Roman" w:eastAsia="Times New Roman"/>
+          <w:b w:val="0"/>
+          <w:i w:val="0"/>
+          <w:color w:val="000000"/>
+          <w:sz w:val="26"/>
+        </w:rPr>
+        <w:tab/>
+        <w:t>14</w:t>
+      </w:r>
+    </w:p>
+    <w:p>
+      <w:pPr>
+        <w:tabs>
+          <w:tab w:pos="9354" w:val="right" w:leader="dot"/>
+        </w:tabs>
+        <w:spacing w:after="0" w:line="360" w:lineRule="auto"/>
+        <w:ind w:firstLine="0"/>
+        <w:jc w:val="left"/>
+      </w:pPr>
+      <w:r>
+        <w:rPr>
+          <w:rFonts w:ascii="Times New Roman" w:hAnsi="Times New Roman" w:cs="Times New Roman" w:eastAsia="Times New Roman"/>
+          <w:b/>
+          <w:i w:val="0"/>
+          <w:color w:val="000000"/>
+          <w:sz w:val="26"/>
+        </w:rPr>
+        <w:t>13. Уведомления</w:t>
+      </w:r>
+      <w:r>
+        <w:rPr>
+          <w:rFonts w:ascii="Times New Roman" w:hAnsi="Times New Roman" w:cs="Times New Roman" w:eastAsia="Times New Roman"/>
+          <w:b w:val="0"/>
+          <w:i w:val="0"/>
+          <w:color w:val="000000"/>
+          <w:sz w:val="26"/>
+        </w:rPr>
+        <w:tab/>
+        <w:t>15</w:t>
       </w:r>
     </w:p>
     <w:p>
@@ -3886,7 +3917,119 @@
           <w:color w:val="000000"/>
           <w:sz w:val="32"/>
         </w:rPr>
-        <w:t>7. Назначение мест разгрузки и постов</w:t>
+        <w:t>7. Кто видит заявку</w:t>
+      </w:r>
+    </w:p>
+    <w:p>
+      <w:r>
+        <w:rPr>
+          <w:rFonts w:ascii="Times New Roman" w:hAnsi="Times New Roman" w:cs="Times New Roman" w:eastAsia="Times New Roman"/>
+          <w:b w:val="0"/>
+          <w:i w:val="0"/>
+          <w:color w:val="000000"/>
+          <w:sz w:val="28"/>
+        </w:rPr>
+        <w:t xml:space="preserve">Кнопка </w:t>
+      </w:r>
+      <w:r>
+        <w:rPr>
+          <w:rFonts w:ascii="Times New Roman" w:hAnsi="Times New Roman" w:cs="Times New Roman" w:eastAsia="Times New Roman"/>
+          <w:b/>
+          <w:i w:val="0"/>
+          <w:color w:val="000000"/>
+          <w:sz w:val="28"/>
+        </w:rPr>
+        <w:t>«Получатели»</w:t>
+      </w:r>
+      <w:r>
+        <w:rPr>
+          <w:rFonts w:ascii="Times New Roman" w:hAnsi="Times New Roman" w:cs="Times New Roman" w:eastAsia="Times New Roman"/>
+          <w:b w:val="0"/>
+          <w:i w:val="0"/>
+          <w:color w:val="000000"/>
+          <w:sz w:val="28"/>
+        </w:rPr>
+        <w:t xml:space="preserve"> в шапке карточки открывает список участников заявки: заявитель, вы как принявший её в работу, согласующие и те, кому заявку открыли на просмотр.</w:t>
+      </w:r>
+    </w:p>
+    <w:p>
+      <w:r>
+        <w:rPr>
+          <w:rFonts w:ascii="Times New Roman" w:hAnsi="Times New Roman" w:cs="Times New Roman" w:eastAsia="Times New Roman"/>
+          <w:b w:val="0"/>
+          <w:i w:val="0"/>
+          <w:color w:val="000000"/>
+          <w:sz w:val="28"/>
+        </w:rPr>
+        <w:t xml:space="preserve">В строке - фамилия, подпись роли, должность, организация и компания. У согласующего рядом стоит его решение, а у того, без чьего голоса заявку не примут, - подпись </w:t>
+      </w:r>
+      <w:r>
+        <w:rPr>
+          <w:rFonts w:ascii="Times New Roman" w:hAnsi="Times New Roman" w:cs="Times New Roman" w:eastAsia="Times New Roman"/>
+          <w:b/>
+          <w:i w:val="0"/>
+          <w:color w:val="000000"/>
+          <w:sz w:val="28"/>
+        </w:rPr>
+        <w:t>«Обязательно»</w:t>
+      </w:r>
+      <w:r>
+        <w:rPr>
+          <w:rFonts w:ascii="Times New Roman" w:hAnsi="Times New Roman" w:cs="Times New Roman" w:eastAsia="Times New Roman"/>
+          <w:b w:val="0"/>
+          <w:i w:val="0"/>
+          <w:color w:val="000000"/>
+          <w:sz w:val="28"/>
+        </w:rPr>
+        <w:t>. Нажатие на строку открывает карточку человека с рабочей почтой и телефоном: по ним связываются с согласующим напрямую, не разыскивая контакты через бюро. Незаполненный контакт показан прочерком, а работник, не давший согласия на обработку персональных данных, показан скрытым и без контактов.</w:t>
+      </w:r>
+    </w:p>
+    <w:p>
+      <w:r>
+        <w:rPr>
+          <w:rFonts w:ascii="Times New Roman" w:hAnsi="Times New Roman" w:cs="Times New Roman" w:eastAsia="Times New Roman"/>
+          <w:b w:val="0"/>
+          <w:i w:val="0"/>
+          <w:color w:val="000000"/>
+          <w:sz w:val="28"/>
+        </w:rPr>
+        <w:t xml:space="preserve">Заявку можно передать дальше кнопкой </w:t>
+      </w:r>
+      <w:r>
+        <w:rPr>
+          <w:rFonts w:ascii="Times New Roman" w:hAnsi="Times New Roman" w:cs="Times New Roman" w:eastAsia="Times New Roman"/>
+          <w:b/>
+          <w:i w:val="0"/>
+          <w:color w:val="000000"/>
+          <w:sz w:val="28"/>
+        </w:rPr>
+        <w:t>«Переслать»</w:t>
+      </w:r>
+      <w:r>
+        <w:rPr>
+          <w:rFonts w:ascii="Times New Roman" w:hAnsi="Times New Roman" w:cs="Times New Roman" w:eastAsia="Times New Roman"/>
+          <w:b w:val="0"/>
+          <w:i w:val="0"/>
+          <w:color w:val="000000"/>
+          <w:sz w:val="28"/>
+        </w:rPr>
+        <w:t>. Круг получателей у работника бюро шире, чем у заявителя: маршрутизация заявок по чужим организациям и есть ваша работа, поэтому выбор не ограничен вашими коллегами.</w:t>
+      </w:r>
+    </w:p>
+    <w:p>
+      <w:pPr>
+        <w:pStyle w:val="Heading1"/>
+        <w:ind w:firstLine="0"/>
+      </w:pPr>
+      <w:r>
+        <w:rPr>
+          <w:rFonts w:ascii="Times New Roman" w:hAnsi="Times New Roman" w:cs="Times New Roman" w:eastAsia="Times New Roman"/>
+          <w:b/>
+          <w:i w:val="0"/>
+          <w:color w:val="000000"/>
+          <w:sz w:val="32"/>
+        </w:rPr>
+        <w:t>8. Назначение мест разгрузки и постов</w:t>
       </w:r>
     </w:p>
     <w:p>
@@ -4010,7 +4153,7 @@
           <w:color w:val="000000"/>
           <w:sz w:val="24"/>
         </w:rPr>
-        <w:t>Рисунок 7.1 — Назначение мест разгрузки</w:t>
+        <w:t>Рисунок 8.1 — Назначение мест разгрузки</w:t>
       </w:r>
     </w:p>
     <w:p>
@@ -4231,7 +4374,7 @@
           <w:color w:val="000000"/>
           <w:sz w:val="32"/>
         </w:rPr>
-        <w:t>8. Решение по дополнению</w:t>
+        <w:t>9. Решение по дополнению</w:t>
       </w:r>
     </w:p>
     <w:p>
@@ -4424,7 +4567,7 @@
           <w:color w:val="000000"/>
           <w:sz w:val="32"/>
         </w:rPr>
-        <w:t>9. Завершение заявки</w:t>
+        <w:t>10. Завершение заявки</w:t>
       </w:r>
     </w:p>
     <w:p>
@@ -4508,7 +4651,7 @@
           <w:color w:val="000000"/>
           <w:sz w:val="32"/>
         </w:rPr>
-        <w:t>10. Организации и компании на проверке</w:t>
+        <w:t>11. Организации и компании на проверке</w:t>
       </w:r>
     </w:p>
     <w:p>
@@ -4783,7 +4926,7 @@
           <w:color w:val="000000"/>
           <w:sz w:val="32"/>
         </w:rPr>
-        <w:t>11. Бланки и выгрузка</w:t>
+        <w:t>12. Бланки и выгрузка</w:t>
       </w:r>
     </w:p>
     <w:p>
@@ -4932,7 +5075,7 @@
           <w:color w:val="000000"/>
           <w:sz w:val="32"/>
         </w:rPr>
-        <w:t>12. Уведомления</w:t>
+        <w:t>13. Уведомления</w:t>
       </w:r>
     </w:p>
     <w:p>
@@ -5094,8 +5237,8 @@
       <w:tblGrid>
         <w:gridCol w:w="1134"/>
         <w:gridCol w:w="1701"/>
-        <w:gridCol w:w="2584"/>
-        <w:gridCol w:w="3937"/>
+        <w:gridCol w:w="4929"/>
+        <w:gridCol w:w="1592"/>
       </w:tblGrid>
       <w:tr>
         <w:trPr>
@@ -5152,7 +5295,7 @@
         </w:tc>
         <w:tc>
           <w:tcPr>
-            <w:tcW w:type="dxa" w:w="2583"/>
+            <w:tcW w:type="dxa" w:w="4928"/>
             <w:shd w:val="clear" w:fill="E8E8E8"/>
           </w:tcPr>
           <w:p>
@@ -5176,7 +5319,7 @@
         </w:tc>
         <w:tc>
           <w:tcPr>
-            <w:tcW w:type="dxa" w:w="3936"/>
+            <w:tcW w:type="dxa" w:w="1592"/>
             <w:shd w:val="clear" w:fill="E8E8E8"/>
           </w:tcPr>
           <w:p>
@@ -5251,7 +5394,7 @@
         </w:tc>
         <w:tc>
           <w:tcPr>
-            <w:tcW w:type="dxa" w:w="2583"/>
+            <w:tcW w:type="dxa" w:w="4928"/>
           </w:tcPr>
           <w:p>
             <w:pPr>
@@ -5274,7 +5417,94 @@
         </w:tc>
         <w:tc>
           <w:tcPr>
-            <w:tcW w:type="dxa" w:w="3936"/>
+            <w:tcW w:type="dxa" w:w="1592"/>
+          </w:tcPr>
+          <w:p>
+            <w:pPr>
+              <w:keepNext/>
+              <w:spacing w:line="240" w:lineRule="auto" w:after="0"/>
+              <w:ind w:firstLine="0"/>
+              <w:jc w:val="left"/>
+            </w:pPr>
+          </w:p>
+        </w:tc>
+      </w:tr>
+      <w:tr>
+        <w:trPr>
+          <w:cantSplit w:val="true"/>
+        </w:trPr>
+        <w:tc>
+          <w:tcPr>
+            <w:tcW w:type="dxa" w:w="1134"/>
+          </w:tcPr>
+          <w:p>
+            <w:pPr>
+              <w:keepNext/>
+              <w:spacing w:line="240" w:lineRule="auto" w:after="0"/>
+              <w:ind w:firstLine="0"/>
+              <w:jc w:val="left"/>
+            </w:pPr>
+            <w:r>
+              <w:rPr>
+                <w:rFonts w:ascii="Times New Roman" w:hAnsi="Times New Roman" w:cs="Times New Roman" w:eastAsia="Times New Roman"/>
+                <w:b w:val="0"/>
+                <w:i w:val="0"/>
+                <w:color w:val="000000"/>
+                <w:sz w:val="24"/>
+              </w:rPr>
+              <w:t>1.1</w:t>
+            </w:r>
+          </w:p>
+        </w:tc>
+        <w:tc>
+          <w:tcPr>
+            <w:tcW w:type="dxa" w:w="1701"/>
+          </w:tcPr>
+          <w:p>
+            <w:pPr>
+              <w:keepNext/>
+              <w:spacing w:line="240" w:lineRule="auto" w:after="0"/>
+              <w:ind w:firstLine="0"/>
+              <w:jc w:val="left"/>
+            </w:pPr>
+            <w:r>
+              <w:rPr>
+                <w:rFonts w:ascii="Times New Roman" w:hAnsi="Times New Roman" w:cs="Times New Roman" w:eastAsia="Times New Roman"/>
+                <w:b w:val="0"/>
+                <w:i w:val="0"/>
+                <w:color w:val="000000"/>
+                <w:sz w:val="24"/>
+              </w:rPr>
+              <w:t>12.08.2026</w:t>
+            </w:r>
+          </w:p>
+        </w:tc>
+        <w:tc>
+          <w:tcPr>
+            <w:tcW w:type="dxa" w:w="4928"/>
+          </w:tcPr>
+          <w:p>
+            <w:pPr>
+              <w:keepNext/>
+              <w:spacing w:line="240" w:lineRule="auto" w:after="0"/>
+              <w:ind w:firstLine="0"/>
+              <w:jc w:val="left"/>
+            </w:pPr>
+            <w:r>
+              <w:rPr>
+                <w:rFonts w:ascii="Times New Roman" w:hAnsi="Times New Roman" w:cs="Times New Roman" w:eastAsia="Times New Roman"/>
+                <w:b w:val="0"/>
+                <w:i w:val="0"/>
+                <w:color w:val="000000"/>
+                <w:sz w:val="24"/>
+              </w:rPr>
+              <w:t>Добавлен раздел о том, кто видит заявку: участники с ролями и контактами, круг получателей при пересылке</w:t>
+            </w:r>
+          </w:p>
+        </w:tc>
+        <w:tc>
+          <w:tcPr>
+            <w:tcW w:type="dxa" w:w="1592"/>
           </w:tcPr>
           <w:p>
             <w:pPr>
@@ -5319,7 +5549,7 @@
         </w:tc>
         <w:tc>
           <w:tcPr>
-            <w:tcW w:type="dxa" w:w="2583"/>
+            <w:tcW w:type="dxa" w:w="4928"/>
           </w:tcPr>
           <w:p>
             <w:pPr>
@@ -5332,7 +5562,7 @@
         </w:tc>
         <w:tc>
           <w:tcPr>
-            <w:tcW w:type="dxa" w:w="3936"/>
+            <w:tcW w:type="dxa" w:w="1592"/>
           </w:tcPr>
           <w:p>
             <w:pPr>
@@ -5377,7 +5607,7 @@
         </w:tc>
         <w:tc>
           <w:tcPr>
-            <w:tcW w:type="dxa" w:w="2583"/>
+            <w:tcW w:type="dxa" w:w="4928"/>
           </w:tcPr>
           <w:p>
             <w:pPr>
@@ -5390,7 +5620,7 @@
         </w:tc>
         <w:tc>
           <w:tcPr>
-            <w:tcW w:type="dxa" w:w="3936"/>
+            <w:tcW w:type="dxa" w:w="1592"/>
           </w:tcPr>
           <w:p>
             <w:pPr>
@@ -5435,7 +5665,7 @@
         </w:tc>
         <w:tc>
           <w:tcPr>
-            <w:tcW w:type="dxa" w:w="2583"/>
+            <w:tcW w:type="dxa" w:w="4928"/>
           </w:tcPr>
           <w:p>
             <w:pPr>
@@ -5448,7 +5678,7 @@
         </w:tc>
         <w:tc>
           <w:tcPr>
-            <w:tcW w:type="dxa" w:w="3936"/>
+            <w:tcW w:type="dxa" w:w="1592"/>
           </w:tcPr>
           <w:p>
             <w:pPr>
@@ -5493,7 +5723,7 @@
         </w:tc>
         <w:tc>
           <w:tcPr>
-            <w:tcW w:type="dxa" w:w="2583"/>
+            <w:tcW w:type="dxa" w:w="4928"/>
           </w:tcPr>
           <w:p>
             <w:pPr>
@@ -5506,7 +5736,7 @@
         </w:tc>
         <w:tc>
           <w:tcPr>
-            <w:tcW w:type="dxa" w:w="3936"/>
+            <w:tcW w:type="dxa" w:w="1592"/>
           </w:tcPr>
           <w:p>
             <w:pPr>
@@ -5551,7 +5781,7 @@
         </w:tc>
         <w:tc>
           <w:tcPr>
-            <w:tcW w:type="dxa" w:w="2583"/>
+            <w:tcW w:type="dxa" w:w="4928"/>
           </w:tcPr>
           <w:p>
             <w:pPr>
@@ -5564,7 +5794,7 @@
         </w:tc>
         <w:tc>
           <w:tcPr>
-            <w:tcW w:type="dxa" w:w="3936"/>
+            <w:tcW w:type="dxa" w:w="1592"/>
           </w:tcPr>
           <w:p>
             <w:pPr>
@@ -5607,7 +5837,7 @@
         </w:tc>
         <w:tc>
           <w:tcPr>
-            <w:tcW w:type="dxa" w:w="2583"/>
+            <w:tcW w:type="dxa" w:w="4928"/>
           </w:tcPr>
           <w:p>
             <w:pPr>
@@ -5619,7 +5849,7 @@
         </w:tc>
         <w:tc>
           <w:tcPr>
-            <w:tcW w:type="dxa" w:w="3936"/>
+            <w:tcW w:type="dxa" w:w="1592"/>
           </w:tcPr>
           <w:p>
             <w:pPr>

--- a/Документация/Руководство принимающего/Руководство принимающего.docx
+++ b/Документация/Руководство принимающего/Руководство принимающего.docx
@@ -157,7 +157,7 @@
           <w:color w:val="000000"/>
           <w:sz w:val="26"/>
         </w:rPr>
-        <w:t>Версия документа: 1.0</w:t>
+        <w:t>Версия документа: 1.1</w:t>
       </w:r>
     </w:p>
     <w:p>
@@ -173,7 +173,7 @@
           <w:color w:val="000000"/>
           <w:sz w:val="26"/>
         </w:rPr>
-        <w:t>Дата: 11.08.2026</w:t>
+        <w:t>Дата: 13.08.2026</w:t>
       </w:r>
     </w:p>
     <w:p>
@@ -1063,7 +1063,7 @@
           <w:sz w:val="26"/>
         </w:rPr>
         <w:tab/>
-        <w:t>13</w:t>
+        <w:t>14</w:t>
       </w:r>
     </w:p>
     <w:p>
@@ -1159,18 +1159,6 @@
       </w:r>
     </w:p>
     <w:p>
-      <w:r>
-        <w:rPr>
-          <w:rFonts w:ascii="Times New Roman" w:hAnsi="Times New Roman" w:cs="Times New Roman" w:eastAsia="Times New Roman"/>
-          <w:b w:val="0"/>
-          <w:i w:val="0"/>
-          <w:color w:val="000000"/>
-          <w:sz w:val="28"/>
-        </w:rPr>
-        <w:t>Назначение системы в целом и её устройство описаны в отдельном документе, «Техническое описание системы».</w:t>
-      </w:r>
-    </w:p>
-    <w:p>
       <w:pPr>
         <w:pStyle w:val="Heading2"/>
         <w:ind w:firstLine="0"/>
@@ -1207,7 +1195,7 @@
           <w:color w:val="000000"/>
           <w:sz w:val="28"/>
         </w:rPr>
-        <w:t>Принимающий и согласующий - разные роли, и путать их не следует. Принимающий берёт заявку в работу, распределяет её объекты по постам и местам разгрузки и отвечает за неё дальше; заявки он видит по всей системе. Согласующий лишь голосует за или против по заявкам своей организации, и его работа описана в отдельном документе, «Руководство согласующего». Один и тот же работник может выступать в обеих ролях; тогда ему адресованы оба документа.</w:t>
+        <w:t>Принимающий берёт заявку в работу, распределяет её объекты по постам и местам разгрузки и отвечает за неё дальше; заявки он видит по всей системе. Согласующий лишь голосует за или против по заявкам, ответственным за согласование которых он является, и его работа описана в отдельном документе, «Руководство согласующего». Один и тот же работник может выступать и согласующим, и принимающим; тогда ему адресованы оба документа.</w:t>
       </w:r>
     </w:p>
     <w:tbl>
@@ -3464,7 +3452,7 @@
           <w:color w:val="000000"/>
           <w:sz w:val="28"/>
         </w:rPr>
-        <w:t xml:space="preserve">Если вам выдано и право согласующего, справа доступно поле </w:t>
+        <w:t xml:space="preserve">Если вам выдано и право согласующего, в карточке дополнительно доступно поле </w:t>
       </w:r>
       <w:r>
         <w:rPr>
@@ -3484,7 +3472,7 @@
           <w:color w:val="000000"/>
           <w:sz w:val="28"/>
         </w:rPr>
-        <w:t>: написанное в нём заявитель увидит вместе с вашим решением, и при отказе это единственное объяснение причины. Работнику, у которого есть только право принимающего, поле не показывается - тогда причину отказа сообщают заявителю ответом на его вопрос к заявке или через бюро пропусков.</w:t>
+        <w:t xml:space="preserve"> (на компьютере - в правой колонке карточки, на телефоне - сразу под шапкой, над остальным содержимым): написанное в нём заявитель увидит вместе с вашим решением, и при отказе это единственное объяснение причины. Работнику, у которого есть только право принимающего, поле не показывается - тогда причину отказа сообщают заявителю ответом на его вопрос к заявке или через бюро пропусков.</w:t>
       </w:r>
     </w:p>
     <w:p>
@@ -4319,6 +4307,66 @@
       </w:r>
     </w:p>
     <w:p>
+      <w:pPr>
+        <w:keepNext/>
+        <w:spacing w:before="120" w:after="40"/>
+        <w:ind w:firstLine="0"/>
+        <w:jc w:val="center"/>
+      </w:pPr>
+      <w:r>
+        <w:drawing>
+          <wp:inline xmlns:a="http://schemas.openxmlformats.org/drawingml/2006/main" xmlns:pic="http://schemas.openxmlformats.org/drawingml/2006/picture">
+            <wp:extent cx="2493264" cy="713232"/>
+            <wp:docPr id="6" name="Picture 6"/>
+            <wp:cNvGraphicFramePr>
+              <a:graphicFrameLocks noChangeAspect="1"/>
+            </wp:cNvGraphicFramePr>
+            <a:graphic>
+              <a:graphicData uri="http://schemas.openxmlformats.org/drawingml/2006/picture">
+                <pic:pic>
+                  <pic:nvPicPr>
+                    <pic:cNvPr id="0" name="acceptor-supplement.png"/>
+                    <pic:cNvPicPr/>
+                  </pic:nvPicPr>
+                  <pic:blipFill>
+                    <a:blip r:embed="rId16"/>
+                    <a:stretch>
+                      <a:fillRect/>
+                    </a:stretch>
+                  </pic:blipFill>
+                  <pic:spPr>
+                    <a:xfrm>
+                      <a:off x="0" y="0"/>
+                      <a:ext cx="2493264" cy="713232"/>
+                    </a:xfrm>
+                    <a:prstGeom prst="rect"/>
+                  </pic:spPr>
+                </pic:pic>
+              </a:graphicData>
+            </a:graphic>
+          </wp:inline>
+        </w:drawing>
+      </w:r>
+    </w:p>
+    <w:p>
+      <w:pPr>
+        <w:keepNext w:val="0"/>
+        <w:spacing w:line="240" w:lineRule="auto" w:before="40" w:after="200"/>
+        <w:ind w:firstLine="0"/>
+        <w:jc w:val="center"/>
+      </w:pPr>
+      <w:r>
+        <w:rPr>
+          <w:rFonts w:ascii="Times New Roman" w:hAnsi="Times New Roman" w:cs="Times New Roman" w:eastAsia="Times New Roman"/>
+          <w:b w:val="0"/>
+          <w:i/>
+          <w:color w:val="000000"/>
+          <w:sz w:val="24"/>
+        </w:rPr>
+        <w:t>Рисунок 8.1 — Решение по дополнению к заявке</w:t>
+      </w:r>
+    </w:p>
+    <w:p>
       <w:r>
         <w:rPr>
           <w:rFonts w:ascii="Times New Roman" w:hAnsi="Times New Roman" w:cs="Times New Roman" w:eastAsia="Times New Roman"/>
@@ -5094,8 +5142,8 @@
       <w:tblGrid>
         <w:gridCol w:w="1134"/>
         <w:gridCol w:w="1701"/>
-        <w:gridCol w:w="2584"/>
-        <w:gridCol w:w="3937"/>
+        <w:gridCol w:w="5670"/>
+        <w:gridCol w:w="850"/>
       </w:tblGrid>
       <w:tr>
         <w:trPr>
@@ -5152,7 +5200,7 @@
         </w:tc>
         <w:tc>
           <w:tcPr>
-            <w:tcW w:type="dxa" w:w="2583"/>
+            <w:tcW w:type="dxa" w:w="5669"/>
             <w:shd w:val="clear" w:fill="E8E8E8"/>
           </w:tcPr>
           <w:p>
@@ -5176,7 +5224,7 @@
         </w:tc>
         <w:tc>
           <w:tcPr>
-            <w:tcW w:type="dxa" w:w="3936"/>
+            <w:tcW w:type="dxa" w:w="850"/>
             <w:shd w:val="clear" w:fill="E8E8E8"/>
           </w:tcPr>
           <w:p>
@@ -5251,7 +5299,7 @@
         </w:tc>
         <w:tc>
           <w:tcPr>
-            <w:tcW w:type="dxa" w:w="2583"/>
+            <w:tcW w:type="dxa" w:w="5669"/>
           </w:tcPr>
           <w:p>
             <w:pPr>
@@ -5274,7 +5322,94 @@
         </w:tc>
         <w:tc>
           <w:tcPr>
-            <w:tcW w:type="dxa" w:w="3936"/>
+            <w:tcW w:type="dxa" w:w="850"/>
+          </w:tcPr>
+          <w:p>
+            <w:pPr>
+              <w:keepNext/>
+              <w:spacing w:line="240" w:lineRule="auto" w:after="0"/>
+              <w:ind w:firstLine="0"/>
+              <w:jc w:val="left"/>
+            </w:pPr>
+          </w:p>
+        </w:tc>
+      </w:tr>
+      <w:tr>
+        <w:trPr>
+          <w:cantSplit w:val="true"/>
+        </w:trPr>
+        <w:tc>
+          <w:tcPr>
+            <w:tcW w:type="dxa" w:w="1134"/>
+          </w:tcPr>
+          <w:p>
+            <w:pPr>
+              <w:keepNext/>
+              <w:spacing w:line="240" w:lineRule="auto" w:after="0"/>
+              <w:ind w:firstLine="0"/>
+              <w:jc w:val="left"/>
+            </w:pPr>
+            <w:r>
+              <w:rPr>
+                <w:rFonts w:ascii="Times New Roman" w:hAnsi="Times New Roman" w:cs="Times New Roman" w:eastAsia="Times New Roman"/>
+                <w:b w:val="0"/>
+                <w:i w:val="0"/>
+                <w:color w:val="000000"/>
+                <w:sz w:val="24"/>
+              </w:rPr>
+              <w:t>1.1</w:t>
+            </w:r>
+          </w:p>
+        </w:tc>
+        <w:tc>
+          <w:tcPr>
+            <w:tcW w:type="dxa" w:w="1701"/>
+          </w:tcPr>
+          <w:p>
+            <w:pPr>
+              <w:keepNext/>
+              <w:spacing w:line="240" w:lineRule="auto" w:after="0"/>
+              <w:ind w:firstLine="0"/>
+              <w:jc w:val="left"/>
+            </w:pPr>
+            <w:r>
+              <w:rPr>
+                <w:rFonts w:ascii="Times New Roman" w:hAnsi="Times New Roman" w:cs="Times New Roman" w:eastAsia="Times New Roman"/>
+                <w:b w:val="0"/>
+                <w:i w:val="0"/>
+                <w:color w:val="000000"/>
+                <w:sz w:val="24"/>
+              </w:rPr>
+              <w:t>13.08.2026</w:t>
+            </w:r>
+          </w:p>
+        </w:tc>
+        <w:tc>
+          <w:tcPr>
+            <w:tcW w:type="dxa" w:w="5669"/>
+          </w:tcPr>
+          <w:p>
+            <w:pPr>
+              <w:keepNext/>
+              <w:spacing w:line="240" w:lineRule="auto" w:after="0"/>
+              <w:ind w:firstLine="0"/>
+              <w:jc w:val="left"/>
+            </w:pPr>
+            <w:r>
+              <w:rPr>
+                <w:rFonts w:ascii="Times New Roman" w:hAnsi="Times New Roman" w:cs="Times New Roman" w:eastAsia="Times New Roman"/>
+                <w:b w:val="0"/>
+                <w:i w:val="0"/>
+                <w:color w:val="000000"/>
+                <w:sz w:val="24"/>
+              </w:rPr>
+              <w:t>Уточнено описание роли согласующего вслед за руководством согласующего: заявки, ответственным за согласование которых работник является, а не «своей организации». Уточнено положение поля «Комментарий»: на компьютере - в правой колонке карточки, на телефоне - сразу под шапкой</w:t>
+            </w:r>
+          </w:p>
+        </w:tc>
+        <w:tc>
+          <w:tcPr>
+            <w:tcW w:type="dxa" w:w="850"/>
           </w:tcPr>
           <w:p>
             <w:pPr>
@@ -5319,7 +5454,7 @@
         </w:tc>
         <w:tc>
           <w:tcPr>
-            <w:tcW w:type="dxa" w:w="2583"/>
+            <w:tcW w:type="dxa" w:w="5669"/>
           </w:tcPr>
           <w:p>
             <w:pPr>
@@ -5332,7 +5467,7 @@
         </w:tc>
         <w:tc>
           <w:tcPr>
-            <w:tcW w:type="dxa" w:w="3936"/>
+            <w:tcW w:type="dxa" w:w="850"/>
           </w:tcPr>
           <w:p>
             <w:pPr>
@@ -5377,7 +5512,7 @@
         </w:tc>
         <w:tc>
           <w:tcPr>
-            <w:tcW w:type="dxa" w:w="2583"/>
+            <w:tcW w:type="dxa" w:w="5669"/>
           </w:tcPr>
           <w:p>
             <w:pPr>
@@ -5390,7 +5525,7 @@
         </w:tc>
         <w:tc>
           <w:tcPr>
-            <w:tcW w:type="dxa" w:w="3936"/>
+            <w:tcW w:type="dxa" w:w="850"/>
           </w:tcPr>
           <w:p>
             <w:pPr>
@@ -5435,7 +5570,7 @@
         </w:tc>
         <w:tc>
           <w:tcPr>
-            <w:tcW w:type="dxa" w:w="2583"/>
+            <w:tcW w:type="dxa" w:w="5669"/>
           </w:tcPr>
           <w:p>
             <w:pPr>
@@ -5448,7 +5583,7 @@
         </w:tc>
         <w:tc>
           <w:tcPr>
-            <w:tcW w:type="dxa" w:w="3936"/>
+            <w:tcW w:type="dxa" w:w="850"/>
           </w:tcPr>
           <w:p>
             <w:pPr>
@@ -5493,7 +5628,7 @@
         </w:tc>
         <w:tc>
           <w:tcPr>
-            <w:tcW w:type="dxa" w:w="2583"/>
+            <w:tcW w:type="dxa" w:w="5669"/>
           </w:tcPr>
           <w:p>
             <w:pPr>
@@ -5506,7 +5641,7 @@
         </w:tc>
         <w:tc>
           <w:tcPr>
-            <w:tcW w:type="dxa" w:w="3936"/>
+            <w:tcW w:type="dxa" w:w="850"/>
           </w:tcPr>
           <w:p>
             <w:pPr>
@@ -5551,7 +5686,7 @@
         </w:tc>
         <w:tc>
           <w:tcPr>
-            <w:tcW w:type="dxa" w:w="2583"/>
+            <w:tcW w:type="dxa" w:w="5669"/>
           </w:tcPr>
           <w:p>
             <w:pPr>
@@ -5564,7 +5699,7 @@
         </w:tc>
         <w:tc>
           <w:tcPr>
-            <w:tcW w:type="dxa" w:w="3936"/>
+            <w:tcW w:type="dxa" w:w="850"/>
           </w:tcPr>
           <w:p>
             <w:pPr>
@@ -5607,7 +5742,7 @@
         </w:tc>
         <w:tc>
           <w:tcPr>
-            <w:tcW w:type="dxa" w:w="2583"/>
+            <w:tcW w:type="dxa" w:w="5669"/>
           </w:tcPr>
           <w:p>
             <w:pPr>
@@ -5619,7 +5754,7 @@
         </w:tc>
         <w:tc>
           <w:tcPr>
-            <w:tcW w:type="dxa" w:w="3936"/>
+            <w:tcW w:type="dxa" w:w="850"/>
           </w:tcPr>
           <w:p>
             <w:pPr>

--- a/Документация/Руководство принимающего/Руководство принимающего.docx
+++ b/Документация/Руководство принимающего/Руководство принимающего.docx
@@ -157,7 +157,7 @@
           <w:color w:val="000000"/>
           <w:sz w:val="26"/>
         </w:rPr>
-        <w:t>Версия документа: 1.1</w:t>
+        <w:t>Версия документа: 1.2</w:t>
       </w:r>
     </w:p>
     <w:p>
@@ -173,7 +173,7 @@
           <w:color w:val="000000"/>
           <w:sz w:val="26"/>
         </w:rPr>
-        <w:t>Дата: 12.08.2026</w:t>
+        <w:t>Дата: 13.08.2026</w:t>
       </w:r>
     </w:p>
     <w:p>
@@ -1094,7 +1094,7 @@
           <w:sz w:val="26"/>
         </w:rPr>
         <w:tab/>
-        <w:t>14</w:t>
+        <w:t>15</w:t>
       </w:r>
     </w:p>
     <w:p>
@@ -1190,18 +1190,6 @@
       </w:r>
     </w:p>
     <w:p>
-      <w:r>
-        <w:rPr>
-          <w:rFonts w:ascii="Times New Roman" w:hAnsi="Times New Roman" w:cs="Times New Roman" w:eastAsia="Times New Roman"/>
-          <w:b w:val="0"/>
-          <w:i w:val="0"/>
-          <w:color w:val="000000"/>
-          <w:sz w:val="28"/>
-        </w:rPr>
-        <w:t>Назначение системы в целом и её устройство описаны в отдельном документе, «Техническое описание системы».</w:t>
-      </w:r>
-    </w:p>
-    <w:p>
       <w:pPr>
         <w:pStyle w:val="Heading2"/>
         <w:ind w:firstLine="0"/>
@@ -1238,7 +1226,7 @@
           <w:color w:val="000000"/>
           <w:sz w:val="28"/>
         </w:rPr>
-        <w:t>Принимающий и согласующий - разные роли, и путать их не следует. Принимающий берёт заявку в работу, распределяет её объекты по постам и местам разгрузки и отвечает за неё дальше; заявки он видит по всей системе. Согласующий лишь голосует за или против по заявкам своей организации, и его работа описана в отдельном документе, «Руководство согласующего». Один и тот же работник может выступать в обеих ролях; тогда ему адресованы оба документа.</w:t>
+        <w:t>Принимающий берёт заявку в работу, распределяет её объекты по постам и местам разгрузки и отвечает за неё дальше; заявки он видит по всей системе. Согласующий лишь голосует за или против по заявкам, ответственным за согласование которых он является, и его работа описана в отдельном документе, «Руководство согласующего». Один и тот же работник может выступать и согласующим, и принимающим; тогда ему адресованы оба документа.</w:t>
       </w:r>
     </w:p>
     <w:tbl>
@@ -3495,7 +3483,7 @@
           <w:color w:val="000000"/>
           <w:sz w:val="28"/>
         </w:rPr>
-        <w:t xml:space="preserve">Если вам выдано и право согласующего, справа доступно поле </w:t>
+        <w:t xml:space="preserve">Если вам выдано и право согласующего, в карточке дополнительно доступно поле </w:t>
       </w:r>
       <w:r>
         <w:rPr>
@@ -3515,7 +3503,7 @@
           <w:color w:val="000000"/>
           <w:sz w:val="28"/>
         </w:rPr>
-        <w:t>: написанное в нём заявитель увидит вместе с вашим решением, и при отказе это единственное объяснение причины. Работнику, у которого есть только право принимающего, поле не показывается - тогда причину отказа сообщают заявителю ответом на его вопрос к заявке или через бюро пропусков.</w:t>
+        <w:t xml:space="preserve"> (на компьютере - в правой колонке карточки, на телефоне - сразу под шапкой, над остальным содержимым): написанное в нём заявитель увидит вместе с вашим решением, и при отказе это единственное объяснение причины. Работнику, у которого есть только право принимающего, поле не показывается - тогда причину отказа сообщают заявителю ответом на его вопрос к заявке или через бюро пропусков.</w:t>
       </w:r>
     </w:p>
     <w:p>
@@ -4462,6 +4450,66 @@
       </w:r>
     </w:p>
     <w:p>
+      <w:pPr>
+        <w:keepNext/>
+        <w:spacing w:before="120" w:after="40"/>
+        <w:ind w:firstLine="0"/>
+        <w:jc w:val="center"/>
+      </w:pPr>
+      <w:r>
+        <w:drawing>
+          <wp:inline xmlns:a="http://schemas.openxmlformats.org/drawingml/2006/main" xmlns:pic="http://schemas.openxmlformats.org/drawingml/2006/picture">
+            <wp:extent cx="2493264" cy="713232"/>
+            <wp:docPr id="6" name="Picture 6"/>
+            <wp:cNvGraphicFramePr>
+              <a:graphicFrameLocks noChangeAspect="1"/>
+            </wp:cNvGraphicFramePr>
+            <a:graphic>
+              <a:graphicData uri="http://schemas.openxmlformats.org/drawingml/2006/picture">
+                <pic:pic>
+                  <pic:nvPicPr>
+                    <pic:cNvPr id="0" name="acceptor-supplement.png"/>
+                    <pic:cNvPicPr/>
+                  </pic:nvPicPr>
+                  <pic:blipFill>
+                    <a:blip r:embed="rId16"/>
+                    <a:stretch>
+                      <a:fillRect/>
+                    </a:stretch>
+                  </pic:blipFill>
+                  <pic:spPr>
+                    <a:xfrm>
+                      <a:off x="0" y="0"/>
+                      <a:ext cx="2493264" cy="713232"/>
+                    </a:xfrm>
+                    <a:prstGeom prst="rect"/>
+                  </pic:spPr>
+                </pic:pic>
+              </a:graphicData>
+            </a:graphic>
+          </wp:inline>
+        </w:drawing>
+      </w:r>
+    </w:p>
+    <w:p>
+      <w:pPr>
+        <w:keepNext w:val="0"/>
+        <w:spacing w:line="240" w:lineRule="auto" w:before="40" w:after="200"/>
+        <w:ind w:firstLine="0"/>
+        <w:jc w:val="center"/>
+      </w:pPr>
+      <w:r>
+        <w:rPr>
+          <w:rFonts w:ascii="Times New Roman" w:hAnsi="Times New Roman" w:cs="Times New Roman" w:eastAsia="Times New Roman"/>
+          <w:b w:val="0"/>
+          <w:i/>
+          <w:color w:val="000000"/>
+          <w:sz w:val="24"/>
+        </w:rPr>
+        <w:t>Рисунок 9.1 — Решение по дополнению к заявке</w:t>
+      </w:r>
+    </w:p>
+    <w:p>
       <w:r>
         <w:rPr>
           <w:rFonts w:ascii="Times New Roman" w:hAnsi="Times New Roman" w:cs="Times New Roman" w:eastAsia="Times New Roman"/>
@@ -5237,8 +5285,8 @@
       <w:tblGrid>
         <w:gridCol w:w="1134"/>
         <w:gridCol w:w="1701"/>
-        <w:gridCol w:w="4929"/>
-        <w:gridCol w:w="1592"/>
+        <w:gridCol w:w="5670"/>
+        <w:gridCol w:w="850"/>
       </w:tblGrid>
       <w:tr>
         <w:trPr>
@@ -5295,7 +5343,7 @@
         </w:tc>
         <w:tc>
           <w:tcPr>
-            <w:tcW w:type="dxa" w:w="4928"/>
+            <w:tcW w:type="dxa" w:w="5669"/>
             <w:shd w:val="clear" w:fill="E8E8E8"/>
           </w:tcPr>
           <w:p>
@@ -5319,7 +5367,7 @@
         </w:tc>
         <w:tc>
           <w:tcPr>
-            <w:tcW w:type="dxa" w:w="1592"/>
+            <w:tcW w:type="dxa" w:w="850"/>
             <w:shd w:val="clear" w:fill="E8E8E8"/>
           </w:tcPr>
           <w:p>
@@ -5394,7 +5442,7 @@
         </w:tc>
         <w:tc>
           <w:tcPr>
-            <w:tcW w:type="dxa" w:w="4928"/>
+            <w:tcW w:type="dxa" w:w="5669"/>
           </w:tcPr>
           <w:p>
             <w:pPr>
@@ -5417,7 +5465,7 @@
         </w:tc>
         <w:tc>
           <w:tcPr>
-            <w:tcW w:type="dxa" w:w="1592"/>
+            <w:tcW w:type="dxa" w:w="850"/>
           </w:tcPr>
           <w:p>
             <w:pPr>
@@ -5481,7 +5529,7 @@
         </w:tc>
         <w:tc>
           <w:tcPr>
-            <w:tcW w:type="dxa" w:w="4928"/>
+            <w:tcW w:type="dxa" w:w="5669"/>
           </w:tcPr>
           <w:p>
             <w:pPr>
@@ -5504,7 +5552,94 @@
         </w:tc>
         <w:tc>
           <w:tcPr>
-            <w:tcW w:type="dxa" w:w="1592"/>
+            <w:tcW w:type="dxa" w:w="850"/>
+          </w:tcPr>
+          <w:p>
+            <w:pPr>
+              <w:keepNext/>
+              <w:spacing w:line="240" w:lineRule="auto" w:after="0"/>
+              <w:ind w:firstLine="0"/>
+              <w:jc w:val="left"/>
+            </w:pPr>
+          </w:p>
+        </w:tc>
+      </w:tr>
+      <w:tr>
+        <w:trPr>
+          <w:cantSplit w:val="true"/>
+        </w:trPr>
+        <w:tc>
+          <w:tcPr>
+            <w:tcW w:type="dxa" w:w="1134"/>
+          </w:tcPr>
+          <w:p>
+            <w:pPr>
+              <w:keepNext/>
+              <w:spacing w:line="240" w:lineRule="auto" w:after="0"/>
+              <w:ind w:firstLine="0"/>
+              <w:jc w:val="left"/>
+            </w:pPr>
+            <w:r>
+              <w:rPr>
+                <w:rFonts w:ascii="Times New Roman" w:hAnsi="Times New Roman" w:cs="Times New Roman" w:eastAsia="Times New Roman"/>
+                <w:b w:val="0"/>
+                <w:i w:val="0"/>
+                <w:color w:val="000000"/>
+                <w:sz w:val="24"/>
+              </w:rPr>
+              <w:t>1.2</w:t>
+            </w:r>
+          </w:p>
+        </w:tc>
+        <w:tc>
+          <w:tcPr>
+            <w:tcW w:type="dxa" w:w="1701"/>
+          </w:tcPr>
+          <w:p>
+            <w:pPr>
+              <w:keepNext/>
+              <w:spacing w:line="240" w:lineRule="auto" w:after="0"/>
+              <w:ind w:firstLine="0"/>
+              <w:jc w:val="left"/>
+            </w:pPr>
+            <w:r>
+              <w:rPr>
+                <w:rFonts w:ascii="Times New Roman" w:hAnsi="Times New Roman" w:cs="Times New Roman" w:eastAsia="Times New Roman"/>
+                <w:b w:val="0"/>
+                <w:i w:val="0"/>
+                <w:color w:val="000000"/>
+                <w:sz w:val="24"/>
+              </w:rPr>
+              <w:t>13.08.2026</w:t>
+            </w:r>
+          </w:p>
+        </w:tc>
+        <w:tc>
+          <w:tcPr>
+            <w:tcW w:type="dxa" w:w="5669"/>
+          </w:tcPr>
+          <w:p>
+            <w:pPr>
+              <w:keepNext/>
+              <w:spacing w:line="240" w:lineRule="auto" w:after="0"/>
+              <w:ind w:firstLine="0"/>
+              <w:jc w:val="left"/>
+            </w:pPr>
+            <w:r>
+              <w:rPr>
+                <w:rFonts w:ascii="Times New Roman" w:hAnsi="Times New Roman" w:cs="Times New Roman" w:eastAsia="Times New Roman"/>
+                <w:b w:val="0"/>
+                <w:i w:val="0"/>
+                <w:color w:val="000000"/>
+                <w:sz w:val="24"/>
+              </w:rPr>
+              <w:t>Уточнено описание роли согласующего вслед за руководством согласующего: заявки, ответственным за согласование которых работник является, а не «своей организации». Уточнено положение поля «Комментарий»: на компьютере - в правой колонке карточки, на телефоне - сразу под шапкой</w:t>
+            </w:r>
+          </w:p>
+        </w:tc>
+        <w:tc>
+          <w:tcPr>
+            <w:tcW w:type="dxa" w:w="850"/>
           </w:tcPr>
           <w:p>
             <w:pPr>
@@ -5549,7 +5684,7 @@
         </w:tc>
         <w:tc>
           <w:tcPr>
-            <w:tcW w:type="dxa" w:w="4928"/>
+            <w:tcW w:type="dxa" w:w="5669"/>
           </w:tcPr>
           <w:p>
             <w:pPr>
@@ -5562,7 +5697,7 @@
         </w:tc>
         <w:tc>
           <w:tcPr>
-            <w:tcW w:type="dxa" w:w="1592"/>
+            <w:tcW w:type="dxa" w:w="850"/>
           </w:tcPr>
           <w:p>
             <w:pPr>
@@ -5607,7 +5742,7 @@
         </w:tc>
         <w:tc>
           <w:tcPr>
-            <w:tcW w:type="dxa" w:w="4928"/>
+            <w:tcW w:type="dxa" w:w="5669"/>
           </w:tcPr>
           <w:p>
             <w:pPr>
@@ -5620,7 +5755,7 @@
         </w:tc>
         <w:tc>
           <w:tcPr>
-            <w:tcW w:type="dxa" w:w="1592"/>
+            <w:tcW w:type="dxa" w:w="850"/>
           </w:tcPr>
           <w:p>
             <w:pPr>
@@ -5665,7 +5800,7 @@
         </w:tc>
         <w:tc>
           <w:tcPr>
-            <w:tcW w:type="dxa" w:w="4928"/>
+            <w:tcW w:type="dxa" w:w="5669"/>
           </w:tcPr>
           <w:p>
             <w:pPr>
@@ -5678,7 +5813,7 @@
         </w:tc>
         <w:tc>
           <w:tcPr>
-            <w:tcW w:type="dxa" w:w="1592"/>
+            <w:tcW w:type="dxa" w:w="850"/>
           </w:tcPr>
           <w:p>
             <w:pPr>
@@ -5723,7 +5858,7 @@
         </w:tc>
         <w:tc>
           <w:tcPr>
-            <w:tcW w:type="dxa" w:w="4928"/>
+            <w:tcW w:type="dxa" w:w="5669"/>
           </w:tcPr>
           <w:p>
             <w:pPr>
@@ -5736,7 +5871,7 @@
         </w:tc>
         <w:tc>
           <w:tcPr>
-            <w:tcW w:type="dxa" w:w="1592"/>
+            <w:tcW w:type="dxa" w:w="850"/>
           </w:tcPr>
           <w:p>
             <w:pPr>
@@ -5781,7 +5916,7 @@
         </w:tc>
         <w:tc>
           <w:tcPr>
-            <w:tcW w:type="dxa" w:w="4928"/>
+            <w:tcW w:type="dxa" w:w="5669"/>
           </w:tcPr>
           <w:p>
             <w:pPr>
@@ -5794,7 +5929,7 @@
         </w:tc>
         <w:tc>
           <w:tcPr>
-            <w:tcW w:type="dxa" w:w="1592"/>
+            <w:tcW w:type="dxa" w:w="850"/>
           </w:tcPr>
           <w:p>
             <w:pPr>
@@ -5837,7 +5972,7 @@
         </w:tc>
         <w:tc>
           <w:tcPr>
-            <w:tcW w:type="dxa" w:w="4928"/>
+            <w:tcW w:type="dxa" w:w="5669"/>
           </w:tcPr>
           <w:p>
             <w:pPr>
@@ -5849,7 +5984,7 @@
         </w:tc>
         <w:tc>
           <w:tcPr>
-            <w:tcW w:type="dxa" w:w="1592"/>
+            <w:tcW w:type="dxa" w:w="850"/>
           </w:tcPr>
           <w:p>
             <w:pPr>

--- a/Документация/Руководство принимающего/Руководство принимающего.docx
+++ b/Документация/Руководство принимающего/Руководство принимающего.docx
@@ -5030,6 +5030,66 @@
       </w:r>
     </w:p>
     <w:p>
+      <w:pPr>
+        <w:keepNext/>
+        <w:spacing w:before="120" w:after="40"/>
+        <w:ind w:firstLine="0"/>
+        <w:jc w:val="center"/>
+      </w:pPr>
+      <w:r>
+        <w:drawing>
+          <wp:inline xmlns:a="http://schemas.openxmlformats.org/drawingml/2006/main" xmlns:pic="http://schemas.openxmlformats.org/drawingml/2006/picture">
+            <wp:extent cx="3413760" cy="1901952"/>
+            <wp:docPr id="7" name="Picture 7"/>
+            <wp:cNvGraphicFramePr>
+              <a:graphicFrameLocks noChangeAspect="1"/>
+            </wp:cNvGraphicFramePr>
+            <a:graphic>
+              <a:graphicData uri="http://schemas.openxmlformats.org/drawingml/2006/picture">
+                <pic:pic>
+                  <pic:nvPicPr>
+                    <pic:cNvPr id="0" name="acceptor-blanks.png"/>
+                    <pic:cNvPicPr/>
+                  </pic:nvPicPr>
+                  <pic:blipFill>
+                    <a:blip r:embed="rId17"/>
+                    <a:stretch>
+                      <a:fillRect/>
+                    </a:stretch>
+                  </pic:blipFill>
+                  <pic:spPr>
+                    <a:xfrm>
+                      <a:off x="0" y="0"/>
+                      <a:ext cx="3413760" cy="1901952"/>
+                    </a:xfrm>
+                    <a:prstGeom prst="rect"/>
+                  </pic:spPr>
+                </pic:pic>
+              </a:graphicData>
+            </a:graphic>
+          </wp:inline>
+        </w:drawing>
+      </w:r>
+    </w:p>
+    <w:p>
+      <w:pPr>
+        <w:keepNext w:val="0"/>
+        <w:spacing w:line="240" w:lineRule="auto" w:before="40" w:after="200"/>
+        <w:ind w:firstLine="0"/>
+        <w:jc w:val="center"/>
+      </w:pPr>
+      <w:r>
+        <w:rPr>
+          <w:rFonts w:ascii="Times New Roman" w:hAnsi="Times New Roman" w:cs="Times New Roman" w:eastAsia="Times New Roman"/>
+          <w:b w:val="0"/>
+          <w:i/>
+          <w:color w:val="000000"/>
+          <w:sz w:val="24"/>
+        </w:rPr>
+        <w:t>Рисунок 12.1 — Окно «Скачивание бланков»</w:t>
+      </w:r>
+    </w:p>
+    <w:p>
       <w:r>
         <w:rPr>
           <w:rFonts w:ascii="Times New Roman" w:hAnsi="Times New Roman" w:cs="Times New Roman" w:eastAsia="Times New Roman"/>
@@ -5176,6 +5236,66 @@
           <w:sz w:val="28"/>
         </w:rPr>
         <w:t>.</w:t>
+      </w:r>
+    </w:p>
+    <w:p>
+      <w:pPr>
+        <w:keepNext/>
+        <w:spacing w:before="120" w:after="40"/>
+        <w:ind w:firstLine="0"/>
+        <w:jc w:val="center"/>
+      </w:pPr>
+      <w:r>
+        <w:drawing>
+          <wp:inline xmlns:a="http://schemas.openxmlformats.org/drawingml/2006/main" xmlns:pic="http://schemas.openxmlformats.org/drawingml/2006/picture">
+            <wp:extent cx="5940000" cy="3883846"/>
+            <wp:docPr id="8" name="Picture 8"/>
+            <wp:cNvGraphicFramePr>
+              <a:graphicFrameLocks noChangeAspect="1"/>
+            </wp:cNvGraphicFramePr>
+            <a:graphic>
+              <a:graphicData uri="http://schemas.openxmlformats.org/drawingml/2006/picture">
+                <pic:pic>
+                  <pic:nvPicPr>
+                    <pic:cNvPr id="0" name="acceptor-notifications.png"/>
+                    <pic:cNvPicPr/>
+                  </pic:nvPicPr>
+                  <pic:blipFill>
+                    <a:blip r:embed="rId18"/>
+                    <a:stretch>
+                      <a:fillRect/>
+                    </a:stretch>
+                  </pic:blipFill>
+                  <pic:spPr>
+                    <a:xfrm>
+                      <a:off x="0" y="0"/>
+                      <a:ext cx="5940000" cy="3883846"/>
+                    </a:xfrm>
+                    <a:prstGeom prst="rect"/>
+                  </pic:spPr>
+                </pic:pic>
+              </a:graphicData>
+            </a:graphic>
+          </wp:inline>
+        </w:drawing>
+      </w:r>
+    </w:p>
+    <w:p>
+      <w:pPr>
+        <w:keepNext w:val="0"/>
+        <w:spacing w:line="240" w:lineRule="auto" w:before="40" w:after="200"/>
+        <w:ind w:firstLine="0"/>
+        <w:jc w:val="center"/>
+      </w:pPr>
+      <w:r>
+        <w:rPr>
+          <w:rFonts w:ascii="Times New Roman" w:hAnsi="Times New Roman" w:cs="Times New Roman" w:eastAsia="Times New Roman"/>
+          <w:b w:val="0"/>
+          <w:i/>
+          <w:color w:val="000000"/>
+          <w:sz w:val="24"/>
+        </w:rPr>
+        <w:t>Рисунок 13.1 — Настройка уведомлений</w:t>
       </w:r>
     </w:p>
     <w:p>

--- a/Документация/Руководство принимающего/Руководство принимающего.docx
+++ b/Документация/Руководство принимающего/Руководство принимающего.docx
@@ -157,7 +157,7 @@
           <w:color w:val="000000"/>
           <w:sz w:val="26"/>
         </w:rPr>
-        <w:t>Версия документа: 1.2</w:t>
+        <w:t>Версия документа: 1.3</w:t>
       </w:r>
     </w:p>
     <w:p>
@@ -173,7 +173,7 @@
           <w:color w:val="000000"/>
           <w:sz w:val="26"/>
         </w:rPr>
-        <w:t>Дата: 13.08.2026</w:t>
+        <w:t>Дата: 14.08.2026</w:t>
       </w:r>
     </w:p>
     <w:p>
@@ -228,7 +228,7 @@
           <w:color w:val="000000"/>
           <w:sz w:val="32"/>
         </w:rPr>
-        <w:t>ОГРАНИЧЕНИЯ НА ИСПОЛЬЗОВАНИЕ ДОКУМЕНТА</w:t>
+        <w:t>УСЛОВИЯ ИСПОЛЬЗОВАНИЯ ДОКУМЕНТА</w:t>
       </w:r>
     </w:p>
     <w:p>
@@ -287,7 +287,7 @@
           <w:color w:val="000000"/>
           <w:sz w:val="24"/>
         </w:rPr>
-        <w:t>Исключительное право на настоящий документ и на описанную в нём систему, включая её исходный код, интерфейсы и принятые в ней решения, принадлежит правообладателю. Передача документа не влечёт перехода к Получателю каких-либо прав на систему или на её составные части.</w:t>
+        <w:t>Исключительное право на настоящий документ и на описанную в нём систему, включая её исходный код и интерфейсы, принадлежит правообладателю. Передача документа не влечёт перехода к Получателю прав на систему или её составные части.</w:t>
       </w:r>
     </w:p>
     <w:p>
@@ -304,7 +304,7 @@
           <w:color w:val="000000"/>
           <w:sz w:val="24"/>
         </w:rPr>
-        <w:t xml:space="preserve">2. Назначение передачи. </w:t>
+        <w:t xml:space="preserve">2. Передача третьим лицам. </w:t>
       </w:r>
       <w:r>
         <w:rPr>
@@ -314,7 +314,7 @@
           <w:color w:val="000000"/>
           <w:sz w:val="24"/>
         </w:rPr>
-        <w:t>Документ передан Получателю исключительно для ознакомления с системой и принятия решения о её приобретении и внедрении. Использование документа в иных целях не разрешается.</w:t>
+        <w:t>Документ, его части и производные материалы - копии, выдержки, переводы, презентации, снимки экрана - не передаются третьим лицам без согласия правообладателя. Внутри организации Получателя документ доводится до работников, которым он необходим для работы с системой.</w:t>
       </w:r>
     </w:p>
     <w:p>
@@ -331,7 +331,7 @@
           <w:color w:val="000000"/>
           <w:sz w:val="24"/>
         </w:rPr>
-        <w:t xml:space="preserve">3. Запрет передачи третьим лицам. </w:t>
+        <w:t xml:space="preserve">3. Отсутствие лицензии. </w:t>
       </w:r>
       <w:r>
         <w:rPr>
@@ -341,169 +341,7 @@
           <w:color w:val="000000"/>
           <w:sz w:val="24"/>
         </w:rPr>
-        <w:t>Документ, его части и любые производные материалы - копии, выдержки, переводы, изложения, презентации, снимки экрана - не подлежат передаче, пересылке, публикации и показу третьим лицам, включая подрядчиков и консультантов Получателя, без предварительного письменного согласия правообладателя. Внутри организации Получателя документ доводится только до работников, которым он необходим для оценки системы.</w:t>
-      </w:r>
-    </w:p>
-    <w:p>
-      <w:pPr>
-        <w:spacing w:after="60" w:line="276" w:lineRule="auto"/>
-        <w:ind w:firstLine="0"/>
-        <w:jc w:val="both"/>
-      </w:pPr>
-      <w:r>
-        <w:rPr>
-          <w:rFonts w:ascii="Times New Roman" w:hAnsi="Times New Roman" w:cs="Times New Roman" w:eastAsia="Times New Roman"/>
-          <w:b/>
-          <w:i w:val="0"/>
-          <w:color w:val="000000"/>
-          <w:sz w:val="24"/>
-        </w:rPr>
-        <w:t xml:space="preserve">4. Запрет иного использования. </w:t>
-      </w:r>
-      <w:r>
-        <w:rPr>
-          <w:rFonts w:ascii="Times New Roman" w:hAnsi="Times New Roman" w:cs="Times New Roman" w:eastAsia="Times New Roman"/>
-          <w:b w:val="0"/>
-          <w:i w:val="0"/>
-          <w:color w:val="000000"/>
-          <w:sz w:val="24"/>
-        </w:rPr>
-        <w:t>Содержащиеся в документе сведения не подлежат использованию и передаче в целях, не предусмотренных пунктом 2 настоящего листа.</w:t>
-      </w:r>
-    </w:p>
-    <w:p>
-      <w:pPr>
-        <w:spacing w:after="60" w:line="276" w:lineRule="auto"/>
-        <w:ind w:firstLine="0"/>
-        <w:jc w:val="both"/>
-      </w:pPr>
-      <w:r>
-        <w:rPr>
-          <w:rFonts w:ascii="Times New Roman" w:hAnsi="Times New Roman" w:cs="Times New Roman" w:eastAsia="Times New Roman"/>
-          <w:b/>
-          <w:i w:val="0"/>
-          <w:color w:val="000000"/>
-          <w:sz w:val="24"/>
-        </w:rPr>
-        <w:t xml:space="preserve">5. Отсутствие лицензии. </w:t>
-      </w:r>
-      <w:r>
-        <w:rPr>
-          <w:rFonts w:ascii="Times New Roman" w:hAnsi="Times New Roman" w:cs="Times New Roman" w:eastAsia="Times New Roman"/>
-          <w:b w:val="0"/>
-          <w:i w:val="0"/>
-          <w:color w:val="000000"/>
-          <w:sz w:val="24"/>
-        </w:rPr>
-        <w:t>Документ не является офертой, лицензией или разрешением на использование системы. Право использования системы возникает только на основании отдельного письменного договора с правообладателем.</w:t>
-      </w:r>
-    </w:p>
-    <w:p>
-      <w:pPr>
-        <w:spacing w:after="60" w:line="276" w:lineRule="auto"/>
-        <w:ind w:firstLine="0"/>
-        <w:jc w:val="both"/>
-      </w:pPr>
-      <w:r>
-        <w:rPr>
-          <w:rFonts w:ascii="Times New Roman" w:hAnsi="Times New Roman" w:cs="Times New Roman" w:eastAsia="Times New Roman"/>
-          <w:b/>
-          <w:i w:val="0"/>
-          <w:color w:val="000000"/>
-          <w:sz w:val="24"/>
-        </w:rPr>
-        <w:t xml:space="preserve">6. Срок действия ограничений. </w:t>
-      </w:r>
-      <w:r>
-        <w:rPr>
-          <w:rFonts w:ascii="Times New Roman" w:hAnsi="Times New Roman" w:cs="Times New Roman" w:eastAsia="Times New Roman"/>
-          <w:b w:val="0"/>
-          <w:i w:val="0"/>
-          <w:color w:val="000000"/>
-          <w:sz w:val="24"/>
-        </w:rPr>
-        <w:t>Ограничения действуют бессрочно. Они не прекращаются отказом Получателя от приобретения системы, истечением пилотного периода, прекращением переговоров или возвратом документа.</w:t>
-      </w:r>
-    </w:p>
-    <w:p>
-      <w:pPr>
-        <w:spacing w:after="60" w:line="276" w:lineRule="auto"/>
-        <w:ind w:firstLine="0"/>
-        <w:jc w:val="both"/>
-      </w:pPr>
-      <w:r>
-        <w:rPr>
-          <w:rFonts w:ascii="Times New Roman" w:hAnsi="Times New Roman" w:cs="Times New Roman" w:eastAsia="Times New Roman"/>
-          <w:b/>
-          <w:i w:val="0"/>
-          <w:color w:val="000000"/>
-          <w:sz w:val="24"/>
-        </w:rPr>
-        <w:t xml:space="preserve">7. Возврат и уничтожение. </w:t>
-      </w:r>
-      <w:r>
-        <w:rPr>
-          <w:rFonts w:ascii="Times New Roman" w:hAnsi="Times New Roman" w:cs="Times New Roman" w:eastAsia="Times New Roman"/>
-          <w:b w:val="0"/>
-          <w:i w:val="0"/>
-          <w:color w:val="000000"/>
-          <w:sz w:val="24"/>
-        </w:rPr>
-        <w:t>Если решение о приобретении не принято, а также по письменному требованию правообладателя, Получатель прекращает использование документа, удаляет его электронные копии и уничтожает бумажные экземпляры, подтверждая это письменно по запросу правообладателя.</w:t>
-      </w:r>
-    </w:p>
-    <w:p>
-      <w:pPr>
-        <w:spacing w:after="60" w:line="276" w:lineRule="auto"/>
-        <w:ind w:firstLine="0"/>
-        <w:jc w:val="both"/>
-      </w:pPr>
-      <w:r>
-        <w:rPr>
-          <w:rFonts w:ascii="Times New Roman" w:hAnsi="Times New Roman" w:cs="Times New Roman" w:eastAsia="Times New Roman"/>
-          <w:b/>
-          <w:i w:val="0"/>
-          <w:color w:val="000000"/>
-          <w:sz w:val="24"/>
-        </w:rPr>
-        <w:t xml:space="preserve">8. Ответственность. </w:t>
-      </w:r>
-      <w:r>
-        <w:rPr>
-          <w:rFonts w:ascii="Times New Roman" w:hAnsi="Times New Roman" w:cs="Times New Roman" w:eastAsia="Times New Roman"/>
-          <w:b w:val="0"/>
-          <w:i w:val="0"/>
-          <w:color w:val="000000"/>
-          <w:sz w:val="24"/>
-        </w:rPr>
-        <w:t>Нарушение исключительного права влечёт ответственность, установленную законодательством Российской Федерации, включая возмещение убытков либо выплату компенсации, и не лишает правообладателя права требовать пресечения действий, нарушающих право.</w:t>
-      </w:r>
-    </w:p>
-    <w:p>
-      <w:pPr>
-        <w:spacing w:after="60" w:line="276" w:lineRule="auto"/>
-        <w:ind w:firstLine="0"/>
-        <w:jc w:val="both"/>
-      </w:pPr>
-      <w:r>
-        <w:rPr>
-          <w:rFonts w:ascii="Times New Roman" w:hAnsi="Times New Roman" w:cs="Times New Roman" w:eastAsia="Times New Roman"/>
-          <w:b/>
-          <w:i w:val="0"/>
-          <w:color w:val="000000"/>
-          <w:sz w:val="24"/>
-        </w:rPr>
-        <w:t xml:space="preserve">9. Принятие условий. </w:t>
-      </w:r>
-      <w:r>
-        <w:rPr>
-          <w:rFonts w:ascii="Times New Roman" w:hAnsi="Times New Roman" w:cs="Times New Roman" w:eastAsia="Times New Roman"/>
-          <w:b w:val="0"/>
-          <w:i w:val="0"/>
-          <w:color w:val="000000"/>
-          <w:sz w:val="24"/>
-        </w:rPr>
-        <w:t>Получение и использование документа означает согласие с изложенными ограничениями. Получатель, не согласный с ними, обязан не использовать документ и уведомить правообладателя о его возврате или уничтожении.</w:t>
+        <w:t>Документ описывает систему и не является офертой или лицензией на её использование. Право использования системы возникает на основании отдельного договора с правообладателем.</w:t>
       </w:r>
     </w:p>
     <w:p>
@@ -5774,6 +5612,93 @@
       <w:tr>
         <w:trPr>
           <w:cantSplit w:val="true"/>
+        </w:trPr>
+        <w:tc>
+          <w:tcPr>
+            <w:tcW w:type="dxa" w:w="1134"/>
+          </w:tcPr>
+          <w:p>
+            <w:pPr>
+              <w:keepNext/>
+              <w:spacing w:line="240" w:lineRule="auto" w:after="0"/>
+              <w:ind w:firstLine="0"/>
+              <w:jc w:val="left"/>
+            </w:pPr>
+            <w:r>
+              <w:rPr>
+                <w:rFonts w:ascii="Times New Roman" w:hAnsi="Times New Roman" w:cs="Times New Roman" w:eastAsia="Times New Roman"/>
+                <w:b w:val="0"/>
+                <w:i w:val="0"/>
+                <w:color w:val="000000"/>
+                <w:sz w:val="24"/>
+              </w:rPr>
+              <w:t>1.3</w:t>
+            </w:r>
+          </w:p>
+        </w:tc>
+        <w:tc>
+          <w:tcPr>
+            <w:tcW w:type="dxa" w:w="1701"/>
+          </w:tcPr>
+          <w:p>
+            <w:pPr>
+              <w:keepNext/>
+              <w:spacing w:line="240" w:lineRule="auto" w:after="0"/>
+              <w:ind w:firstLine="0"/>
+              <w:jc w:val="left"/>
+            </w:pPr>
+            <w:r>
+              <w:rPr>
+                <w:rFonts w:ascii="Times New Roman" w:hAnsi="Times New Roman" w:cs="Times New Roman" w:eastAsia="Times New Roman"/>
+                <w:b w:val="0"/>
+                <w:i w:val="0"/>
+                <w:color w:val="000000"/>
+                <w:sz w:val="24"/>
+              </w:rPr>
+              <w:t>14.08.2026</w:t>
+            </w:r>
+          </w:p>
+        </w:tc>
+        <w:tc>
+          <w:tcPr>
+            <w:tcW w:type="dxa" w:w="5669"/>
+          </w:tcPr>
+          <w:p>
+            <w:pPr>
+              <w:keepNext/>
+              <w:spacing w:line="240" w:lineRule="auto" w:after="0"/>
+              <w:ind w:firstLine="0"/>
+              <w:jc w:val="left"/>
+            </w:pPr>
+            <w:r>
+              <w:rPr>
+                <w:rFonts w:ascii="Times New Roman" w:hAnsi="Times New Roman" w:cs="Times New Roman" w:eastAsia="Times New Roman"/>
+                <w:b w:val="0"/>
+                <w:i w:val="0"/>
+                <w:color w:val="000000"/>
+                <w:sz w:val="24"/>
+              </w:rPr>
+              <w:t>Лист условий использования сокращён и смягчён: оставлены принадлежность прав, запрет передачи третьим лицам и отсутствие лицензии; убраны срок действия ограничений, требования письменного согласия и подтверждения уничтожения копий</w:t>
+            </w:r>
+          </w:p>
+        </w:tc>
+        <w:tc>
+          <w:tcPr>
+            <w:tcW w:type="dxa" w:w="850"/>
+          </w:tcPr>
+          <w:p>
+            <w:pPr>
+              <w:keepNext/>
+              <w:spacing w:line="240" w:lineRule="auto" w:after="0"/>
+              <w:ind w:firstLine="0"/>
+              <w:jc w:val="left"/>
+            </w:pPr>
+          </w:p>
+        </w:tc>
+      </w:tr>
+      <w:tr>
+        <w:trPr>
+          <w:cantSplit w:val="true"/>
           <w:trHeight w:val="680" w:hRule="atLeast"/>
         </w:trPr>
         <w:tc>

--- a/Документация/Руководство принимающего/Руководство принимающего.docx
+++ b/Документация/Руководство принимающего/Руководство принимающего.docx
@@ -157,7 +157,7 @@
           <w:color w:val="000000"/>
           <w:sz w:val="26"/>
         </w:rPr>
-        <w:t>Версия документа: 1.3</w:t>
+        <w:t>Версия документа: 1.4</w:t>
       </w:r>
     </w:p>
     <w:p>
@@ -5699,6 +5699,93 @@
       <w:tr>
         <w:trPr>
           <w:cantSplit w:val="true"/>
+        </w:trPr>
+        <w:tc>
+          <w:tcPr>
+            <w:tcW w:type="dxa" w:w="1134"/>
+          </w:tcPr>
+          <w:p>
+            <w:pPr>
+              <w:keepNext/>
+              <w:spacing w:line="240" w:lineRule="auto" w:after="0"/>
+              <w:ind w:firstLine="0"/>
+              <w:jc w:val="left"/>
+            </w:pPr>
+            <w:r>
+              <w:rPr>
+                <w:rFonts w:ascii="Times New Roman" w:hAnsi="Times New Roman" w:cs="Times New Roman" w:eastAsia="Times New Roman"/>
+                <w:b w:val="0"/>
+                <w:i w:val="0"/>
+                <w:color w:val="000000"/>
+                <w:sz w:val="24"/>
+              </w:rPr>
+              <w:t>1.4</w:t>
+            </w:r>
+          </w:p>
+        </w:tc>
+        <w:tc>
+          <w:tcPr>
+            <w:tcW w:type="dxa" w:w="1701"/>
+          </w:tcPr>
+          <w:p>
+            <w:pPr>
+              <w:keepNext/>
+              <w:spacing w:line="240" w:lineRule="auto" w:after="0"/>
+              <w:ind w:firstLine="0"/>
+              <w:jc w:val="left"/>
+            </w:pPr>
+            <w:r>
+              <w:rPr>
+                <w:rFonts w:ascii="Times New Roman" w:hAnsi="Times New Roman" w:cs="Times New Roman" w:eastAsia="Times New Roman"/>
+                <w:b w:val="0"/>
+                <w:i w:val="0"/>
+                <w:color w:val="000000"/>
+                <w:sz w:val="24"/>
+              </w:rPr>
+              <w:t>14.08.2026</w:t>
+            </w:r>
+          </w:p>
+        </w:tc>
+        <w:tc>
+          <w:tcPr>
+            <w:tcW w:type="dxa" w:w="5669"/>
+          </w:tcPr>
+          <w:p>
+            <w:pPr>
+              <w:keepNext/>
+              <w:spacing w:line="240" w:lineRule="auto" w:after="0"/>
+              <w:ind w:firstLine="0"/>
+              <w:jc w:val="left"/>
+            </w:pPr>
+            <w:r>
+              <w:rPr>
+                <w:rFonts w:ascii="Times New Roman" w:hAnsi="Times New Roman" w:cs="Times New Roman" w:eastAsia="Times New Roman"/>
+                <w:b w:val="0"/>
+                <w:i w:val="0"/>
+                <w:color w:val="000000"/>
+                <w:sz w:val="24"/>
+              </w:rPr>
+              <w:t>Свойства файла заполнены выходными данными документа: прежде в них стояли служебные значения средства сборки</w:t>
+            </w:r>
+          </w:p>
+        </w:tc>
+        <w:tc>
+          <w:tcPr>
+            <w:tcW w:type="dxa" w:w="850"/>
+          </w:tcPr>
+          <w:p>
+            <w:pPr>
+              <w:keepNext/>
+              <w:spacing w:line="240" w:lineRule="auto" w:after="0"/>
+              <w:ind w:firstLine="0"/>
+              <w:jc w:val="left"/>
+            </w:pPr>
+          </w:p>
+        </w:tc>
+      </w:tr>
+      <w:tr>
+        <w:trPr>
+          <w:cantSplit w:val="true"/>
           <w:trHeight w:val="680" w:hRule="atLeast"/>
         </w:trPr>
         <w:tc>

--- a/Документация/Руководство принимающего/Руководство принимающего.docx
+++ b/Документация/Руководство принимающего/Руководство принимающего.docx
@@ -157,7 +157,7 @@
           <w:color w:val="000000"/>
           <w:sz w:val="26"/>
         </w:rPr>
-        <w:t>Версия документа: 1.3</w:t>
+        <w:t>Версия документа: 1.4</w:t>
       </w:r>
     </w:p>
     <w:p>

--- a/Документация/Руководство принимающего/Руководство принимающего.docx
+++ b/Документация/Руководство принимающего/Руководство принимающего.docx
@@ -157,7 +157,7 @@
           <w:color w:val="000000"/>
           <w:sz w:val="26"/>
         </w:rPr>
-        <w:t>Версия документа: 1.4</w:t>
+        <w:t>Версия документа: 1.5</w:t>
       </w:r>
     </w:p>
     <w:p>
@@ -828,7 +828,7 @@
           <w:color w:val="000000"/>
           <w:sz w:val="26"/>
         </w:rPr>
-        <w:t>9. Решение по дополнению</w:t>
+        <w:t>9. Пометки чёрного списка и состав заявки</w:t>
       </w:r>
       <w:r>
         <w:rPr>
@@ -859,38 +859,7 @@
           <w:color w:val="000000"/>
           <w:sz w:val="26"/>
         </w:rPr>
-        <w:t>10. Завершение заявки</w:t>
-      </w:r>
-      <w:r>
-        <w:rPr>
-          <w:rFonts w:ascii="Times New Roman" w:hAnsi="Times New Roman" w:cs="Times New Roman" w:eastAsia="Times New Roman"/>
-          <w:b w:val="0"/>
-          <w:i w:val="0"/>
-          <w:color w:val="000000"/>
-          <w:sz w:val="26"/>
-        </w:rPr>
-        <w:tab/>
-        <w:t>13</w:t>
-      </w:r>
-    </w:p>
-    <w:p>
-      <w:pPr>
-        <w:tabs>
-          <w:tab w:pos="9354" w:val="right" w:leader="dot"/>
-        </w:tabs>
-        <w:spacing w:after="0" w:line="360" w:lineRule="auto"/>
-        <w:ind w:firstLine="0"/>
-        <w:jc w:val="left"/>
-      </w:pPr>
-      <w:r>
-        <w:rPr>
-          <w:rFonts w:ascii="Times New Roman" w:hAnsi="Times New Roman" w:cs="Times New Roman" w:eastAsia="Times New Roman"/>
-          <w:b/>
-          <w:i w:val="0"/>
-          <w:color w:val="000000"/>
-          <w:sz w:val="26"/>
-        </w:rPr>
-        <w:t>11. Организации и компании на проверке</w:t>
+        <w:t>10. Решение по дополнению</w:t>
       </w:r>
       <w:r>
         <w:rPr>
@@ -921,7 +890,38 @@
           <w:color w:val="000000"/>
           <w:sz w:val="26"/>
         </w:rPr>
-        <w:t>12. Бланки и выгрузка</w:t>
+        <w:t>11. Завершение заявки</w:t>
+      </w:r>
+      <w:r>
+        <w:rPr>
+          <w:rFonts w:ascii="Times New Roman" w:hAnsi="Times New Roman" w:cs="Times New Roman" w:eastAsia="Times New Roman"/>
+          <w:b w:val="0"/>
+          <w:i w:val="0"/>
+          <w:color w:val="000000"/>
+          <w:sz w:val="26"/>
+        </w:rPr>
+        <w:tab/>
+        <w:t>14</w:t>
+      </w:r>
+    </w:p>
+    <w:p>
+      <w:pPr>
+        <w:tabs>
+          <w:tab w:pos="9354" w:val="right" w:leader="dot"/>
+        </w:tabs>
+        <w:spacing w:after="0" w:line="360" w:lineRule="auto"/>
+        <w:ind w:firstLine="0"/>
+        <w:jc w:val="left"/>
+      </w:pPr>
+      <w:r>
+        <w:rPr>
+          <w:rFonts w:ascii="Times New Roman" w:hAnsi="Times New Roman" w:cs="Times New Roman" w:eastAsia="Times New Roman"/>
+          <w:b/>
+          <w:i w:val="0"/>
+          <w:color w:val="000000"/>
+          <w:sz w:val="26"/>
+        </w:rPr>
+        <w:t>12. Организации и компании на проверке</w:t>
       </w:r>
       <w:r>
         <w:rPr>
@@ -952,7 +952,7 @@
           <w:color w:val="000000"/>
           <w:sz w:val="26"/>
         </w:rPr>
-        <w:t>13. Уведомления</w:t>
+        <w:t>13. Бланки и выгрузка</w:t>
       </w:r>
       <w:r>
         <w:rPr>
@@ -963,7 +963,38 @@
           <w:sz w:val="26"/>
         </w:rPr>
         <w:tab/>
-        <w:t>15</w:t>
+        <w:t>16</w:t>
+      </w:r>
+    </w:p>
+    <w:p>
+      <w:pPr>
+        <w:tabs>
+          <w:tab w:pos="9354" w:val="right" w:leader="dot"/>
+        </w:tabs>
+        <w:spacing w:after="0" w:line="360" w:lineRule="auto"/>
+        <w:ind w:firstLine="0"/>
+        <w:jc w:val="left"/>
+      </w:pPr>
+      <w:r>
+        <w:rPr>
+          <w:rFonts w:ascii="Times New Roman" w:hAnsi="Times New Roman" w:cs="Times New Roman" w:eastAsia="Times New Roman"/>
+          <w:b/>
+          <w:i w:val="0"/>
+          <w:color w:val="000000"/>
+          <w:sz w:val="26"/>
+        </w:rPr>
+        <w:t>14. Уведомления</w:t>
+      </w:r>
+      <w:r>
+        <w:rPr>
+          <w:rFonts w:ascii="Times New Roman" w:hAnsi="Times New Roman" w:cs="Times New Roman" w:eastAsia="Times New Roman"/>
+          <w:b w:val="0"/>
+          <w:i w:val="0"/>
+          <w:color w:val="000000"/>
+          <w:sz w:val="26"/>
+        </w:rPr>
+        <w:tab/>
+        <w:t>16</w:t>
       </w:r>
     </w:p>
     <w:p>
@@ -4200,7 +4231,413 @@
           <w:color w:val="000000"/>
           <w:sz w:val="32"/>
         </w:rPr>
-        <w:t>9. Решение по дополнению</w:t>
+        <w:t>9. Пометки чёрного списка и состав заявки</w:t>
+      </w:r>
+    </w:p>
+    <w:p>
+      <w:r>
+        <w:rPr>
+          <w:rFonts w:ascii="Times New Roman" w:hAnsi="Times New Roman" w:cs="Times New Roman" w:eastAsia="Times New Roman"/>
+          <w:b w:val="0"/>
+          <w:i w:val="0"/>
+          <w:color w:val="000000"/>
+          <w:sz w:val="28"/>
+        </w:rPr>
+        <w:t xml:space="preserve">Система сверяет людей и транспорт заявки с чёрными списками. Точное совпадение отсекается ещё при подаче: такую заявку заявитель отправить не может. До вас доходит другое - близкое, но неточное сходство, например та же фамилия при другом отчестве. Такая строка помечается </w:t>
+      </w:r>
+      <w:r>
+        <w:rPr>
+          <w:rFonts w:ascii="Times New Roman" w:hAnsi="Times New Roman" w:cs="Times New Roman" w:eastAsia="Times New Roman"/>
+          <w:b/>
+          <w:i w:val="0"/>
+          <w:color w:val="000000"/>
+          <w:sz w:val="28"/>
+        </w:rPr>
+        <w:t>«похоже на ЧС»</w:t>
+      </w:r>
+      <w:r>
+        <w:rPr>
+          <w:rFonts w:ascii="Times New Roman" w:hAnsi="Times New Roman" w:cs="Times New Roman" w:eastAsia="Times New Roman"/>
+          <w:b w:val="0"/>
+          <w:i w:val="0"/>
+          <w:color w:val="000000"/>
+          <w:sz w:val="28"/>
+        </w:rPr>
+        <w:t>, и пока пометка не разобрана, заявку нельзя ни согласовать, ни взять в работу.</w:t>
+      </w:r>
+    </w:p>
+    <w:p>
+      <w:r>
+        <w:rPr>
+          <w:rFonts w:ascii="Times New Roman" w:hAnsi="Times New Roman" w:cs="Times New Roman" w:eastAsia="Times New Roman"/>
+          <w:b w:val="0"/>
+          <w:i w:val="0"/>
+          <w:color w:val="000000"/>
+          <w:sz w:val="28"/>
+        </w:rPr>
+        <w:t>Разобрать пометку можно двумя способами, и выбор между ними - решение по существу, а не формальность.</w:t>
+      </w:r>
+    </w:p>
+    <w:p>
+      <w:r>
+        <w:rPr>
+          <w:rFonts w:ascii="Times New Roman" w:hAnsi="Times New Roman" w:cs="Times New Roman" w:eastAsia="Times New Roman"/>
+          <w:b/>
+          <w:i w:val="0"/>
+          <w:color w:val="000000"/>
+          <w:sz w:val="28"/>
+        </w:rPr>
+        <w:t>Подтвердить пропуск.</w:t>
+      </w:r>
+      <w:r>
+        <w:rPr>
+          <w:rFonts w:ascii="Times New Roman" w:hAnsi="Times New Roman" w:cs="Times New Roman" w:eastAsia="Times New Roman"/>
+          <w:b w:val="0"/>
+          <w:i w:val="0"/>
+          <w:color w:val="000000"/>
+          <w:sz w:val="28"/>
+        </w:rPr>
+        <w:t xml:space="preserve"> Кнопка </w:t>
+      </w:r>
+      <w:r>
+        <w:rPr>
+          <w:rFonts w:ascii="Times New Roman" w:hAnsi="Times New Roman" w:cs="Times New Roman" w:eastAsia="Times New Roman"/>
+          <w:b/>
+          <w:i w:val="0"/>
+          <w:color w:val="000000"/>
+          <w:sz w:val="28"/>
+        </w:rPr>
+        <w:t>«Пропустить»</w:t>
+      </w:r>
+      <w:r>
+        <w:rPr>
+          <w:rFonts w:ascii="Times New Roman" w:hAnsi="Times New Roman" w:cs="Times New Roman" w:eastAsia="Times New Roman"/>
+          <w:b w:val="0"/>
+          <w:i w:val="0"/>
+          <w:color w:val="000000"/>
+          <w:sz w:val="28"/>
+        </w:rPr>
+        <w:t xml:space="preserve"> в строке вложения открывает окно </w:t>
+      </w:r>
+      <w:r>
+        <w:rPr>
+          <w:rFonts w:ascii="Times New Roman" w:hAnsi="Times New Roman" w:cs="Times New Roman" w:eastAsia="Times New Roman"/>
+          <w:b/>
+          <w:i w:val="0"/>
+          <w:color w:val="000000"/>
+          <w:sz w:val="28"/>
+        </w:rPr>
+        <w:t>«Всё равно пропустить?»</w:t>
+      </w:r>
+      <w:r>
+        <w:rPr>
+          <w:rFonts w:ascii="Times New Roman" w:hAnsi="Times New Roman" w:cs="Times New Roman" w:eastAsia="Times New Roman"/>
+          <w:b w:val="0"/>
+          <w:i w:val="0"/>
+          <w:color w:val="000000"/>
+          <w:sz w:val="28"/>
+        </w:rPr>
+        <w:t xml:space="preserve"> с указанием, на какую запись чёрного списка похож объект и по какой причине она заведена. Заполните причину - без неё подтвердить нельзя - и нажмите </w:t>
+      </w:r>
+      <w:r>
+        <w:rPr>
+          <w:rFonts w:ascii="Times New Roman" w:hAnsi="Times New Roman" w:cs="Times New Roman" w:eastAsia="Times New Roman"/>
+          <w:b/>
+          <w:i w:val="0"/>
+          <w:color w:val="000000"/>
+          <w:sz w:val="28"/>
+        </w:rPr>
+        <w:t>«Всё равно пропустить»</w:t>
+      </w:r>
+      <w:r>
+        <w:rPr>
+          <w:rFonts w:ascii="Times New Roman" w:hAnsi="Times New Roman" w:cs="Times New Roman" w:eastAsia="Times New Roman"/>
+          <w:b w:val="0"/>
+          <w:i w:val="0"/>
+          <w:color w:val="000000"/>
+          <w:sz w:val="28"/>
+        </w:rPr>
+        <w:t xml:space="preserve">. Пометка меняется на </w:t>
+      </w:r>
+      <w:r>
+        <w:rPr>
+          <w:rFonts w:ascii="Times New Roman" w:hAnsi="Times New Roman" w:cs="Times New Roman" w:eastAsia="Times New Roman"/>
+          <w:b/>
+          <w:i w:val="0"/>
+          <w:color w:val="000000"/>
+          <w:sz w:val="28"/>
+        </w:rPr>
+        <w:t>«ЧС снят»</w:t>
+      </w:r>
+      <w:r>
+        <w:rPr>
+          <w:rFonts w:ascii="Times New Roman" w:hAnsi="Times New Roman" w:cs="Times New Roman" w:eastAsia="Times New Roman"/>
+          <w:b w:val="0"/>
+          <w:i w:val="0"/>
+          <w:color w:val="000000"/>
+          <w:sz w:val="28"/>
+        </w:rPr>
+        <w:t>, заявка освобождается, а подтверждение с причиной остаётся в истории. То же вправе сделать согласующий: кто первым дошёл до заявки, тот и решает.</w:t>
+      </w:r>
+    </w:p>
+    <w:p>
+      <w:r>
+        <w:rPr>
+          <w:rFonts w:ascii="Times New Roman" w:hAnsi="Times New Roman" w:cs="Times New Roman" w:eastAsia="Times New Roman"/>
+          <w:b/>
+          <w:i w:val="0"/>
+          <w:color w:val="000000"/>
+          <w:sz w:val="28"/>
+        </w:rPr>
+        <w:t>Убрать строку из заявки.</w:t>
+      </w:r>
+      <w:r>
+        <w:rPr>
+          <w:rFonts w:ascii="Times New Roman" w:hAnsi="Times New Roman" w:cs="Times New Roman" w:eastAsia="Times New Roman"/>
+          <w:b w:val="0"/>
+          <w:i w:val="0"/>
+          <w:color w:val="000000"/>
+          <w:sz w:val="28"/>
+        </w:rPr>
+        <w:t xml:space="preserve"> Если пропускать нельзя, а заявка нужна без этой строки, нажмите </w:t>
+      </w:r>
+      <w:r>
+        <w:rPr>
+          <w:rFonts w:ascii="Times New Roman" w:hAnsi="Times New Roman" w:cs="Times New Roman" w:eastAsia="Times New Roman"/>
+          <w:b/>
+          <w:i w:val="0"/>
+          <w:color w:val="000000"/>
+          <w:sz w:val="28"/>
+        </w:rPr>
+        <w:t>«Убрать»</w:t>
+      </w:r>
+      <w:r>
+        <w:rPr>
+          <w:rFonts w:ascii="Times New Roman" w:hAnsi="Times New Roman" w:cs="Times New Roman" w:eastAsia="Times New Roman"/>
+          <w:b w:val="0"/>
+          <w:i w:val="0"/>
+          <w:color w:val="000000"/>
+          <w:sz w:val="28"/>
+        </w:rPr>
+        <w:t xml:space="preserve"> в строке вложения. Откроется окно </w:t>
+      </w:r>
+      <w:r>
+        <w:rPr>
+          <w:rFonts w:ascii="Times New Roman" w:hAnsi="Times New Roman" w:cs="Times New Roman" w:eastAsia="Times New Roman"/>
+          <w:b/>
+          <w:i w:val="0"/>
+          <w:color w:val="000000"/>
+          <w:sz w:val="28"/>
+        </w:rPr>
+        <w:t>«Убрать из заявки?»</w:t>
+      </w:r>
+      <w:r>
+        <w:rPr>
+          <w:rFonts w:ascii="Times New Roman" w:hAnsi="Times New Roman" w:cs="Times New Roman" w:eastAsia="Times New Roman"/>
+          <w:b w:val="0"/>
+          <w:i w:val="0"/>
+          <w:color w:val="000000"/>
+          <w:sz w:val="28"/>
+        </w:rPr>
+        <w:t>; укажите причину и подтвердите. Так снимается тупик, из-за которого раньше приходилось отказывать по всей заявке: разобрать пометку было можно только пропуском.</w:t>
+      </w:r>
+    </w:p>
+    <w:p>
+      <w:r>
+        <w:rPr>
+          <w:rFonts w:ascii="Times New Roman" w:hAnsi="Times New Roman" w:cs="Times New Roman" w:eastAsia="Times New Roman"/>
+          <w:b w:val="0"/>
+          <w:i w:val="0"/>
+          <w:color w:val="000000"/>
+          <w:sz w:val="28"/>
+        </w:rPr>
+        <w:t>Убрать можно любую строку, а не только помеченную: заявитель ошибается в составе не реже, чем попадает на сходство с чёрным списком.</w:t>
+      </w:r>
+    </w:p>
+    <w:p>
+      <w:r>
+        <w:rPr>
+          <w:rFonts w:ascii="Times New Roman" w:hAnsi="Times New Roman" w:cs="Times New Roman" w:eastAsia="Times New Roman"/>
+          <w:b w:val="0"/>
+          <w:i w:val="0"/>
+          <w:color w:val="000000"/>
+          <w:sz w:val="28"/>
+        </w:rPr>
+        <w:t xml:space="preserve">Что происходит со строкой: она перестаёт действовать, уходит из таблиц постов - охрана её больше не видит, пропуск по ней не работает, - но остаётся в заявке и в истории. Заявка это документ, и молча пропавшая из неё машина превратила бы разбор в загадку. Кто убрал, когда и по какой причине, видно в истории заявки записью </w:t>
+      </w:r>
+      <w:r>
+        <w:rPr>
+          <w:rFonts w:ascii="Times New Roman" w:hAnsi="Times New Roman" w:cs="Times New Roman" w:eastAsia="Times New Roman"/>
+          <w:b/>
+          <w:i w:val="0"/>
+          <w:color w:val="000000"/>
+          <w:sz w:val="28"/>
+        </w:rPr>
+        <w:t>«Убрал(-а) из заявки»</w:t>
+      </w:r>
+      <w:r>
+        <w:rPr>
+          <w:rFonts w:ascii="Times New Roman" w:hAnsi="Times New Roman" w:cs="Times New Roman" w:eastAsia="Times New Roman"/>
+          <w:b w:val="0"/>
+          <w:i w:val="0"/>
+          <w:color w:val="000000"/>
+          <w:sz w:val="28"/>
+        </w:rPr>
+        <w:t>.</w:t>
+      </w:r>
+    </w:p>
+    <w:tbl>
+      <w:tblPr>
+        <w:tblW w:type="auto" w:w="0"/>
+        <w:tblLayout w:type="fixed"/>
+        <w:tblLook w:firstColumn="1" w:firstRow="1" w:lastColumn="0" w:lastRow="0" w:noHBand="0" w:noVBand="1" w:val="04A0"/>
+        <w:tblLayout w:type="fixed"/>
+      </w:tblPr>
+      <w:tblGrid>
+        <w:gridCol w:w="9356"/>
+      </w:tblGrid>
+      <w:tr>
+        <w:trPr>
+          <w:cantSplit w:val="true"/>
+        </w:trPr>
+        <w:tc>
+          <w:tcPr>
+            <w:tcW w:type="dxa" w:w="9354"/>
+            <w:shd w:val="clear" w:fill="FDF6E3"/>
+            <w:tcBorders>
+              <w:left w:val="single" w:sz="24" w:color="B7791F"/>
+              <w:top w:val="single" w:sz="4" w:color="FDF6E3"/>
+              <w:bottom w:val="single" w:sz="4" w:color="FDF6E3"/>
+              <w:right w:val="single" w:sz="4" w:color="FDF6E3"/>
+            </w:tcBorders>
+          </w:tcPr>
+          <w:p>
+            <w:pPr>
+              <w:spacing w:line="288" w:lineRule="auto" w:after="0"/>
+              <w:ind w:firstLine="0"/>
+            </w:pPr>
+            <w:r>
+              <w:rPr>
+                <w:rFonts w:ascii="Times New Roman" w:hAnsi="Times New Roman" w:cs="Times New Roman" w:eastAsia="Times New Roman"/>
+                <w:b/>
+                <w:i w:val="0"/>
+                <w:color w:val="B7791F"/>
+                <w:sz w:val="26"/>
+              </w:rPr>
+              <w:t xml:space="preserve">ВАЖНО. </w:t>
+            </w:r>
+            <w:r>
+              <w:rPr>
+                <w:rFonts w:ascii="Times New Roman" w:hAnsi="Times New Roman" w:cs="Times New Roman" w:eastAsia="Times New Roman"/>
+                <w:b w:val="0"/>
+                <w:i w:val="0"/>
+                <w:color w:val="000000"/>
+                <w:sz w:val="26"/>
+              </w:rPr>
+              <w:t>Убрать строку можно, пока заявка не закрыта. У завершённой заявки состав уже не меняется.</w:t>
+            </w:r>
+          </w:p>
+        </w:tc>
+      </w:tr>
+    </w:tbl>
+    <w:p>
+      <w:pPr>
+        <w:spacing w:after="0" w:line="240" w:lineRule="auto"/>
+        <w:ind w:firstLine="0"/>
+      </w:pPr>
+      <w:r>
+        <w:rPr>
+          <w:rFonts w:ascii="Times New Roman" w:hAnsi="Times New Roman" w:cs="Times New Roman" w:eastAsia="Times New Roman"/>
+          <w:b w:val="0"/>
+          <w:i w:val="0"/>
+          <w:color w:val="000000"/>
+          <w:sz w:val="12"/>
+        </w:rPr>
+      </w:r>
+    </w:p>
+    <w:tbl>
+      <w:tblPr>
+        <w:tblW w:type="auto" w:w="0"/>
+        <w:tblLayout w:type="fixed"/>
+        <w:tblLook w:firstColumn="1" w:firstRow="1" w:lastColumn="0" w:lastRow="0" w:noHBand="0" w:noVBand="1" w:val="04A0"/>
+        <w:tblLayout w:type="fixed"/>
+      </w:tblPr>
+      <w:tblGrid>
+        <w:gridCol w:w="9356"/>
+      </w:tblGrid>
+      <w:tr>
+        <w:trPr>
+          <w:cantSplit w:val="true"/>
+        </w:trPr>
+        <w:tc>
+          <w:tcPr>
+            <w:tcW w:type="dxa" w:w="9354"/>
+            <w:shd w:val="clear" w:fill="EAF1F8"/>
+            <w:tcBorders>
+              <w:left w:val="single" w:sz="24" w:color="2C6FA6"/>
+              <w:top w:val="single" w:sz="4" w:color="EAF1F8"/>
+              <w:bottom w:val="single" w:sz="4" w:color="EAF1F8"/>
+              <w:right w:val="single" w:sz="4" w:color="EAF1F8"/>
+            </w:tcBorders>
+          </w:tcPr>
+          <w:p>
+            <w:pPr>
+              <w:spacing w:line="288" w:lineRule="auto" w:after="0"/>
+              <w:ind w:firstLine="0"/>
+            </w:pPr>
+            <w:r>
+              <w:rPr>
+                <w:rFonts w:ascii="Times New Roman" w:hAnsi="Times New Roman" w:cs="Times New Roman" w:eastAsia="Times New Roman"/>
+                <w:b/>
+                <w:i w:val="0"/>
+                <w:color w:val="2C6FA6"/>
+                <w:sz w:val="26"/>
+              </w:rPr>
+              <w:t xml:space="preserve">ПРИМЕЧАНИЕ. </w:t>
+            </w:r>
+            <w:r>
+              <w:rPr>
+                <w:rFonts w:ascii="Times New Roman" w:hAnsi="Times New Roman" w:cs="Times New Roman" w:eastAsia="Times New Roman"/>
+                <w:b w:val="0"/>
+                <w:i w:val="0"/>
+                <w:color w:val="000000"/>
+                <w:sz w:val="26"/>
+              </w:rPr>
+              <w:t>Если человека или машину внесли в чёрный список после подачи заявки, строка в заявке остаётся, но показывается перечёркнутой - и точно так же перестаёт действовать на постах. Отдельно убирать её не нужно.</w:t>
+            </w:r>
+          </w:p>
+        </w:tc>
+      </w:tr>
+    </w:tbl>
+    <w:p>
+      <w:pPr>
+        <w:spacing w:after="0" w:line="240" w:lineRule="auto"/>
+        <w:ind w:firstLine="0"/>
+      </w:pPr>
+      <w:r>
+        <w:rPr>
+          <w:rFonts w:ascii="Times New Roman" w:hAnsi="Times New Roman" w:cs="Times New Roman" w:eastAsia="Times New Roman"/>
+          <w:b w:val="0"/>
+          <w:i w:val="0"/>
+          <w:color w:val="000000"/>
+          <w:sz w:val="12"/>
+        </w:rPr>
+      </w:r>
+    </w:p>
+    <w:p>
+      <w:pPr>
+        <w:pStyle w:val="Heading1"/>
+        <w:ind w:firstLine="0"/>
+      </w:pPr>
+      <w:r>
+        <w:rPr>
+          <w:rFonts w:ascii="Times New Roman" w:hAnsi="Times New Roman" w:cs="Times New Roman" w:eastAsia="Times New Roman"/>
+          <w:b/>
+          <w:i w:val="0"/>
+          <w:color w:val="000000"/>
+          <w:sz w:val="32"/>
+        </w:rPr>
+        <w:t>10. Решение по дополнению</w:t>
       </w:r>
     </w:p>
     <w:p>
@@ -4344,7 +4781,7 @@
           <w:color w:val="000000"/>
           <w:sz w:val="24"/>
         </w:rPr>
-        <w:t>Рисунок 9.1 — Решение по дополнению к заявке</w:t>
+        <w:t>Рисунок 10.1 — Решение по дополнению к заявке</w:t>
       </w:r>
     </w:p>
     <w:p>
@@ -4453,7 +4890,7 @@
           <w:color w:val="000000"/>
           <w:sz w:val="32"/>
         </w:rPr>
-        <w:t>10. Завершение заявки</w:t>
+        <w:t>11. Завершение заявки</w:t>
       </w:r>
     </w:p>
     <w:p>
@@ -4537,7 +4974,7 @@
           <w:color w:val="000000"/>
           <w:sz w:val="32"/>
         </w:rPr>
-        <w:t>11. Организации и компании на проверке</w:t>
+        <w:t>12. Организации и компании на проверке</w:t>
       </w:r>
     </w:p>
     <w:p>
@@ -4812,7 +5249,7 @@
           <w:color w:val="000000"/>
           <w:sz w:val="32"/>
         </w:rPr>
-        <w:t>12. Бланки и выгрузка</w:t>
+        <w:t>13. Бланки и выгрузка</w:t>
       </w:r>
     </w:p>
     <w:p>
@@ -4924,7 +5361,7 @@
           <w:color w:val="000000"/>
           <w:sz w:val="24"/>
         </w:rPr>
-        <w:t>Рисунок 12.1 — Окно «Скачивание бланков»</w:t>
+        <w:t>Рисунок 13.1 — Окно «Скачивание бланков»</w:t>
       </w:r>
     </w:p>
     <w:p>
@@ -5021,7 +5458,7 @@
           <w:color w:val="000000"/>
           <w:sz w:val="32"/>
         </w:rPr>
-        <w:t>13. Уведомления</w:t>
+        <w:t>14. Уведомления</w:t>
       </w:r>
     </w:p>
     <w:p>
@@ -5133,7 +5570,7 @@
           <w:color w:val="000000"/>
           <w:sz w:val="24"/>
         </w:rPr>
-        <w:t>Рисунок 13.1 — Настройка уведомлений</w:t>
+        <w:t>Рисунок 14.1 — Настройка уведомлений</w:t>
       </w:r>
     </w:p>
     <w:p>
@@ -5786,6 +6223,93 @@
       <w:tr>
         <w:trPr>
           <w:cantSplit w:val="true"/>
+        </w:trPr>
+        <w:tc>
+          <w:tcPr>
+            <w:tcW w:type="dxa" w:w="1134"/>
+          </w:tcPr>
+          <w:p>
+            <w:pPr>
+              <w:keepNext/>
+              <w:spacing w:line="240" w:lineRule="auto" w:after="0"/>
+              <w:ind w:firstLine="0"/>
+              <w:jc w:val="left"/>
+            </w:pPr>
+            <w:r>
+              <w:rPr>
+                <w:rFonts w:ascii="Times New Roman" w:hAnsi="Times New Roman" w:cs="Times New Roman" w:eastAsia="Times New Roman"/>
+                <w:b w:val="0"/>
+                <w:i w:val="0"/>
+                <w:color w:val="000000"/>
+                <w:sz w:val="24"/>
+              </w:rPr>
+              <w:t>1.5</w:t>
+            </w:r>
+          </w:p>
+        </w:tc>
+        <w:tc>
+          <w:tcPr>
+            <w:tcW w:type="dxa" w:w="1701"/>
+          </w:tcPr>
+          <w:p>
+            <w:pPr>
+              <w:keepNext/>
+              <w:spacing w:line="240" w:lineRule="auto" w:after="0"/>
+              <w:ind w:firstLine="0"/>
+              <w:jc w:val="left"/>
+            </w:pPr>
+            <w:r>
+              <w:rPr>
+                <w:rFonts w:ascii="Times New Roman" w:hAnsi="Times New Roman" w:cs="Times New Roman" w:eastAsia="Times New Roman"/>
+                <w:b w:val="0"/>
+                <w:i w:val="0"/>
+                <w:color w:val="000000"/>
+                <w:sz w:val="24"/>
+              </w:rPr>
+              <w:t>14.08.2026</w:t>
+            </w:r>
+          </w:p>
+        </w:tc>
+        <w:tc>
+          <w:tcPr>
+            <w:tcW w:type="dxa" w:w="5669"/>
+          </w:tcPr>
+          <w:p>
+            <w:pPr>
+              <w:keepNext/>
+              <w:spacing w:line="240" w:lineRule="auto" w:after="0"/>
+              <w:ind w:firstLine="0"/>
+              <w:jc w:val="left"/>
+            </w:pPr>
+            <w:r>
+              <w:rPr>
+                <w:rFonts w:ascii="Times New Roman" w:hAnsi="Times New Roman" w:cs="Times New Roman" w:eastAsia="Times New Roman"/>
+                <w:b w:val="0"/>
+                <w:i w:val="0"/>
+                <w:color w:val="000000"/>
+                <w:sz w:val="24"/>
+              </w:rPr>
+              <w:t>Добавлен раздел о пометках чёрного списка и составе заявки: подтверждение пропуска, удаление строки из поданной заявки с причиной, перечёркнутые строки под запретом</w:t>
+            </w:r>
+          </w:p>
+        </w:tc>
+        <w:tc>
+          <w:tcPr>
+            <w:tcW w:type="dxa" w:w="850"/>
+          </w:tcPr>
+          <w:p>
+            <w:pPr>
+              <w:keepNext/>
+              <w:spacing w:line="240" w:lineRule="auto" w:after="0"/>
+              <w:ind w:firstLine="0"/>
+              <w:jc w:val="left"/>
+            </w:pPr>
+          </w:p>
+        </w:tc>
+      </w:tr>
+      <w:tr>
+        <w:trPr>
+          <w:cantSplit w:val="true"/>
           <w:trHeight w:val="680" w:hRule="atLeast"/>
         </w:trPr>
         <w:tc>

--- a/Документация/Руководство принимающего/Руководство принимающего.docx
+++ b/Документация/Руководство принимающего/Руководство принимающего.docx
@@ -157,7 +157,7 @@
           <w:color w:val="000000"/>
           <w:sz w:val="26"/>
         </w:rPr>
-        <w:t>Версия документа: 1.4</w:t>
+        <w:t>Версия документа: 1.5</w:t>
       </w:r>
     </w:p>
     <w:p>
@@ -828,7 +828,7 @@
           <w:color w:val="000000"/>
           <w:sz w:val="26"/>
         </w:rPr>
-        <w:t>9. Решение по дополнению</w:t>
+        <w:t>9. Пометки чёрного списка и состав заявки</w:t>
       </w:r>
       <w:r>
         <w:rPr>
@@ -859,38 +859,7 @@
           <w:color w:val="000000"/>
           <w:sz w:val="26"/>
         </w:rPr>
-        <w:t>10. Завершение заявки</w:t>
-      </w:r>
-      <w:r>
-        <w:rPr>
-          <w:rFonts w:ascii="Times New Roman" w:hAnsi="Times New Roman" w:cs="Times New Roman" w:eastAsia="Times New Roman"/>
-          <w:b w:val="0"/>
-          <w:i w:val="0"/>
-          <w:color w:val="000000"/>
-          <w:sz w:val="26"/>
-        </w:rPr>
-        <w:tab/>
-        <w:t>13</w:t>
-      </w:r>
-    </w:p>
-    <w:p>
-      <w:pPr>
-        <w:tabs>
-          <w:tab w:pos="9354" w:val="right" w:leader="dot"/>
-        </w:tabs>
-        <w:spacing w:after="0" w:line="360" w:lineRule="auto"/>
-        <w:ind w:firstLine="0"/>
-        <w:jc w:val="left"/>
-      </w:pPr>
-      <w:r>
-        <w:rPr>
-          <w:rFonts w:ascii="Times New Roman" w:hAnsi="Times New Roman" w:cs="Times New Roman" w:eastAsia="Times New Roman"/>
-          <w:b/>
-          <w:i w:val="0"/>
-          <w:color w:val="000000"/>
-          <w:sz w:val="26"/>
-        </w:rPr>
-        <w:t>11. Организации и компании на проверке</w:t>
+        <w:t>10. Решение по дополнению</w:t>
       </w:r>
       <w:r>
         <w:rPr>
@@ -921,7 +890,38 @@
           <w:color w:val="000000"/>
           <w:sz w:val="26"/>
         </w:rPr>
-        <w:t>12. Бланки и выгрузка</w:t>
+        <w:t>11. Завершение заявки</w:t>
+      </w:r>
+      <w:r>
+        <w:rPr>
+          <w:rFonts w:ascii="Times New Roman" w:hAnsi="Times New Roman" w:cs="Times New Roman" w:eastAsia="Times New Roman"/>
+          <w:b w:val="0"/>
+          <w:i w:val="0"/>
+          <w:color w:val="000000"/>
+          <w:sz w:val="26"/>
+        </w:rPr>
+        <w:tab/>
+        <w:t>14</w:t>
+      </w:r>
+    </w:p>
+    <w:p>
+      <w:pPr>
+        <w:tabs>
+          <w:tab w:pos="9354" w:val="right" w:leader="dot"/>
+        </w:tabs>
+        <w:spacing w:after="0" w:line="360" w:lineRule="auto"/>
+        <w:ind w:firstLine="0"/>
+        <w:jc w:val="left"/>
+      </w:pPr>
+      <w:r>
+        <w:rPr>
+          <w:rFonts w:ascii="Times New Roman" w:hAnsi="Times New Roman" w:cs="Times New Roman" w:eastAsia="Times New Roman"/>
+          <w:b/>
+          <w:i w:val="0"/>
+          <w:color w:val="000000"/>
+          <w:sz w:val="26"/>
+        </w:rPr>
+        <w:t>12. Организации и компании на проверке</w:t>
       </w:r>
       <w:r>
         <w:rPr>
@@ -952,7 +952,7 @@
           <w:color w:val="000000"/>
           <w:sz w:val="26"/>
         </w:rPr>
-        <w:t>13. Уведомления</w:t>
+        <w:t>13. Бланки и выгрузка</w:t>
       </w:r>
       <w:r>
         <w:rPr>
@@ -963,7 +963,38 @@
           <w:sz w:val="26"/>
         </w:rPr>
         <w:tab/>
-        <w:t>15</w:t>
+        <w:t>16</w:t>
+      </w:r>
+    </w:p>
+    <w:p>
+      <w:pPr>
+        <w:tabs>
+          <w:tab w:pos="9354" w:val="right" w:leader="dot"/>
+        </w:tabs>
+        <w:spacing w:after="0" w:line="360" w:lineRule="auto"/>
+        <w:ind w:firstLine="0"/>
+        <w:jc w:val="left"/>
+      </w:pPr>
+      <w:r>
+        <w:rPr>
+          <w:rFonts w:ascii="Times New Roman" w:hAnsi="Times New Roman" w:cs="Times New Roman" w:eastAsia="Times New Roman"/>
+          <w:b/>
+          <w:i w:val="0"/>
+          <w:color w:val="000000"/>
+          <w:sz w:val="26"/>
+        </w:rPr>
+        <w:t>14. Уведомления</w:t>
+      </w:r>
+      <w:r>
+        <w:rPr>
+          <w:rFonts w:ascii="Times New Roman" w:hAnsi="Times New Roman" w:cs="Times New Roman" w:eastAsia="Times New Roman"/>
+          <w:b w:val="0"/>
+          <w:i w:val="0"/>
+          <w:color w:val="000000"/>
+          <w:sz w:val="26"/>
+        </w:rPr>
+        <w:tab/>
+        <w:t>16</w:t>
       </w:r>
     </w:p>
     <w:p>
@@ -4200,7 +4231,413 @@
           <w:color w:val="000000"/>
           <w:sz w:val="32"/>
         </w:rPr>
-        <w:t>9. Решение по дополнению</w:t>
+        <w:t>9. Пометки чёрного списка и состав заявки</w:t>
+      </w:r>
+    </w:p>
+    <w:p>
+      <w:r>
+        <w:rPr>
+          <w:rFonts w:ascii="Times New Roman" w:hAnsi="Times New Roman" w:cs="Times New Roman" w:eastAsia="Times New Roman"/>
+          <w:b w:val="0"/>
+          <w:i w:val="0"/>
+          <w:color w:val="000000"/>
+          <w:sz w:val="28"/>
+        </w:rPr>
+        <w:t xml:space="preserve">Система сверяет людей и транспорт заявки с чёрными списками. Точное совпадение отсекается ещё при подаче: такую заявку заявитель отправить не может. До вас доходит другое - близкое, но неточное сходство, например та же фамилия при другом отчестве. Такая строка помечается </w:t>
+      </w:r>
+      <w:r>
+        <w:rPr>
+          <w:rFonts w:ascii="Times New Roman" w:hAnsi="Times New Roman" w:cs="Times New Roman" w:eastAsia="Times New Roman"/>
+          <w:b/>
+          <w:i w:val="0"/>
+          <w:color w:val="000000"/>
+          <w:sz w:val="28"/>
+        </w:rPr>
+        <w:t>«похоже на ЧС»</w:t>
+      </w:r>
+      <w:r>
+        <w:rPr>
+          <w:rFonts w:ascii="Times New Roman" w:hAnsi="Times New Roman" w:cs="Times New Roman" w:eastAsia="Times New Roman"/>
+          <w:b w:val="0"/>
+          <w:i w:val="0"/>
+          <w:color w:val="000000"/>
+          <w:sz w:val="28"/>
+        </w:rPr>
+        <w:t>, и пока пометка не разобрана, заявку нельзя ни согласовать, ни взять в работу.</w:t>
+      </w:r>
+    </w:p>
+    <w:p>
+      <w:r>
+        <w:rPr>
+          <w:rFonts w:ascii="Times New Roman" w:hAnsi="Times New Roman" w:cs="Times New Roman" w:eastAsia="Times New Roman"/>
+          <w:b w:val="0"/>
+          <w:i w:val="0"/>
+          <w:color w:val="000000"/>
+          <w:sz w:val="28"/>
+        </w:rPr>
+        <w:t>Разобрать пометку можно двумя способами, и выбор между ними - решение по существу, а не формальность.</w:t>
+      </w:r>
+    </w:p>
+    <w:p>
+      <w:r>
+        <w:rPr>
+          <w:rFonts w:ascii="Times New Roman" w:hAnsi="Times New Roman" w:cs="Times New Roman" w:eastAsia="Times New Roman"/>
+          <w:b/>
+          <w:i w:val="0"/>
+          <w:color w:val="000000"/>
+          <w:sz w:val="28"/>
+        </w:rPr>
+        <w:t>Подтвердить пропуск.</w:t>
+      </w:r>
+      <w:r>
+        <w:rPr>
+          <w:rFonts w:ascii="Times New Roman" w:hAnsi="Times New Roman" w:cs="Times New Roman" w:eastAsia="Times New Roman"/>
+          <w:b w:val="0"/>
+          <w:i w:val="0"/>
+          <w:color w:val="000000"/>
+          <w:sz w:val="28"/>
+        </w:rPr>
+        <w:t xml:space="preserve"> Кнопка </w:t>
+      </w:r>
+      <w:r>
+        <w:rPr>
+          <w:rFonts w:ascii="Times New Roman" w:hAnsi="Times New Roman" w:cs="Times New Roman" w:eastAsia="Times New Roman"/>
+          <w:b/>
+          <w:i w:val="0"/>
+          <w:color w:val="000000"/>
+          <w:sz w:val="28"/>
+        </w:rPr>
+        <w:t>«Пропустить»</w:t>
+      </w:r>
+      <w:r>
+        <w:rPr>
+          <w:rFonts w:ascii="Times New Roman" w:hAnsi="Times New Roman" w:cs="Times New Roman" w:eastAsia="Times New Roman"/>
+          <w:b w:val="0"/>
+          <w:i w:val="0"/>
+          <w:color w:val="000000"/>
+          <w:sz w:val="28"/>
+        </w:rPr>
+        <w:t xml:space="preserve"> в строке вложения открывает окно </w:t>
+      </w:r>
+      <w:r>
+        <w:rPr>
+          <w:rFonts w:ascii="Times New Roman" w:hAnsi="Times New Roman" w:cs="Times New Roman" w:eastAsia="Times New Roman"/>
+          <w:b/>
+          <w:i w:val="0"/>
+          <w:color w:val="000000"/>
+          <w:sz w:val="28"/>
+        </w:rPr>
+        <w:t>«Всё равно пропустить?»</w:t>
+      </w:r>
+      <w:r>
+        <w:rPr>
+          <w:rFonts w:ascii="Times New Roman" w:hAnsi="Times New Roman" w:cs="Times New Roman" w:eastAsia="Times New Roman"/>
+          <w:b w:val="0"/>
+          <w:i w:val="0"/>
+          <w:color w:val="000000"/>
+          <w:sz w:val="28"/>
+        </w:rPr>
+        <w:t xml:space="preserve"> с указанием, на какую запись чёрного списка похож объект и по какой причине она заведена. Заполните причину - без неё подтвердить нельзя - и нажмите </w:t>
+      </w:r>
+      <w:r>
+        <w:rPr>
+          <w:rFonts w:ascii="Times New Roman" w:hAnsi="Times New Roman" w:cs="Times New Roman" w:eastAsia="Times New Roman"/>
+          <w:b/>
+          <w:i w:val="0"/>
+          <w:color w:val="000000"/>
+          <w:sz w:val="28"/>
+        </w:rPr>
+        <w:t>«Всё равно пропустить»</w:t>
+      </w:r>
+      <w:r>
+        <w:rPr>
+          <w:rFonts w:ascii="Times New Roman" w:hAnsi="Times New Roman" w:cs="Times New Roman" w:eastAsia="Times New Roman"/>
+          <w:b w:val="0"/>
+          <w:i w:val="0"/>
+          <w:color w:val="000000"/>
+          <w:sz w:val="28"/>
+        </w:rPr>
+        <w:t xml:space="preserve">. Пометка меняется на </w:t>
+      </w:r>
+      <w:r>
+        <w:rPr>
+          <w:rFonts w:ascii="Times New Roman" w:hAnsi="Times New Roman" w:cs="Times New Roman" w:eastAsia="Times New Roman"/>
+          <w:b/>
+          <w:i w:val="0"/>
+          <w:color w:val="000000"/>
+          <w:sz w:val="28"/>
+        </w:rPr>
+        <w:t>«ЧС снят»</w:t>
+      </w:r>
+      <w:r>
+        <w:rPr>
+          <w:rFonts w:ascii="Times New Roman" w:hAnsi="Times New Roman" w:cs="Times New Roman" w:eastAsia="Times New Roman"/>
+          <w:b w:val="0"/>
+          <w:i w:val="0"/>
+          <w:color w:val="000000"/>
+          <w:sz w:val="28"/>
+        </w:rPr>
+        <w:t>, заявка освобождается, а подтверждение с причиной остаётся в истории. То же вправе сделать согласующий: кто первым дошёл до заявки, тот и решает.</w:t>
+      </w:r>
+    </w:p>
+    <w:p>
+      <w:r>
+        <w:rPr>
+          <w:rFonts w:ascii="Times New Roman" w:hAnsi="Times New Roman" w:cs="Times New Roman" w:eastAsia="Times New Roman"/>
+          <w:b/>
+          <w:i w:val="0"/>
+          <w:color w:val="000000"/>
+          <w:sz w:val="28"/>
+        </w:rPr>
+        <w:t>Убрать строку из заявки.</w:t>
+      </w:r>
+      <w:r>
+        <w:rPr>
+          <w:rFonts w:ascii="Times New Roman" w:hAnsi="Times New Roman" w:cs="Times New Roman" w:eastAsia="Times New Roman"/>
+          <w:b w:val="0"/>
+          <w:i w:val="0"/>
+          <w:color w:val="000000"/>
+          <w:sz w:val="28"/>
+        </w:rPr>
+        <w:t xml:space="preserve"> Если пропускать нельзя, а заявка нужна без этой строки, нажмите </w:t>
+      </w:r>
+      <w:r>
+        <w:rPr>
+          <w:rFonts w:ascii="Times New Roman" w:hAnsi="Times New Roman" w:cs="Times New Roman" w:eastAsia="Times New Roman"/>
+          <w:b/>
+          <w:i w:val="0"/>
+          <w:color w:val="000000"/>
+          <w:sz w:val="28"/>
+        </w:rPr>
+        <w:t>«Убрать»</w:t>
+      </w:r>
+      <w:r>
+        <w:rPr>
+          <w:rFonts w:ascii="Times New Roman" w:hAnsi="Times New Roman" w:cs="Times New Roman" w:eastAsia="Times New Roman"/>
+          <w:b w:val="0"/>
+          <w:i w:val="0"/>
+          <w:color w:val="000000"/>
+          <w:sz w:val="28"/>
+        </w:rPr>
+        <w:t xml:space="preserve"> в строке вложения. Откроется окно </w:t>
+      </w:r>
+      <w:r>
+        <w:rPr>
+          <w:rFonts w:ascii="Times New Roman" w:hAnsi="Times New Roman" w:cs="Times New Roman" w:eastAsia="Times New Roman"/>
+          <w:b/>
+          <w:i w:val="0"/>
+          <w:color w:val="000000"/>
+          <w:sz w:val="28"/>
+        </w:rPr>
+        <w:t>«Убрать из заявки?»</w:t>
+      </w:r>
+      <w:r>
+        <w:rPr>
+          <w:rFonts w:ascii="Times New Roman" w:hAnsi="Times New Roman" w:cs="Times New Roman" w:eastAsia="Times New Roman"/>
+          <w:b w:val="0"/>
+          <w:i w:val="0"/>
+          <w:color w:val="000000"/>
+          <w:sz w:val="28"/>
+        </w:rPr>
+        <w:t>; укажите причину и подтвердите. Так снимается тупик, из-за которого раньше приходилось отказывать по всей заявке: разобрать пометку было можно только пропуском.</w:t>
+      </w:r>
+    </w:p>
+    <w:p>
+      <w:r>
+        <w:rPr>
+          <w:rFonts w:ascii="Times New Roman" w:hAnsi="Times New Roman" w:cs="Times New Roman" w:eastAsia="Times New Roman"/>
+          <w:b w:val="0"/>
+          <w:i w:val="0"/>
+          <w:color w:val="000000"/>
+          <w:sz w:val="28"/>
+        </w:rPr>
+        <w:t>Убрать можно любую строку, а не только помеченную: заявитель ошибается в составе не реже, чем попадает на сходство с чёрным списком.</w:t>
+      </w:r>
+    </w:p>
+    <w:p>
+      <w:r>
+        <w:rPr>
+          <w:rFonts w:ascii="Times New Roman" w:hAnsi="Times New Roman" w:cs="Times New Roman" w:eastAsia="Times New Roman"/>
+          <w:b w:val="0"/>
+          <w:i w:val="0"/>
+          <w:color w:val="000000"/>
+          <w:sz w:val="28"/>
+        </w:rPr>
+        <w:t xml:space="preserve">Что происходит со строкой: она перестаёт действовать, уходит из таблиц постов - охрана её больше не видит, пропуск по ней не работает, - но остаётся в заявке и в истории. Заявка это документ, и молча пропавшая из неё машина превратила бы разбор в загадку. Кто убрал, когда и по какой причине, видно в истории заявки записью </w:t>
+      </w:r>
+      <w:r>
+        <w:rPr>
+          <w:rFonts w:ascii="Times New Roman" w:hAnsi="Times New Roman" w:cs="Times New Roman" w:eastAsia="Times New Roman"/>
+          <w:b/>
+          <w:i w:val="0"/>
+          <w:color w:val="000000"/>
+          <w:sz w:val="28"/>
+        </w:rPr>
+        <w:t>«Убрал(-а) из заявки»</w:t>
+      </w:r>
+      <w:r>
+        <w:rPr>
+          <w:rFonts w:ascii="Times New Roman" w:hAnsi="Times New Roman" w:cs="Times New Roman" w:eastAsia="Times New Roman"/>
+          <w:b w:val="0"/>
+          <w:i w:val="0"/>
+          <w:color w:val="000000"/>
+          <w:sz w:val="28"/>
+        </w:rPr>
+        <w:t>.</w:t>
+      </w:r>
+    </w:p>
+    <w:tbl>
+      <w:tblPr>
+        <w:tblW w:type="auto" w:w="0"/>
+        <w:tblLayout w:type="fixed"/>
+        <w:tblLook w:firstColumn="1" w:firstRow="1" w:lastColumn="0" w:lastRow="0" w:noHBand="0" w:noVBand="1" w:val="04A0"/>
+        <w:tblLayout w:type="fixed"/>
+      </w:tblPr>
+      <w:tblGrid>
+        <w:gridCol w:w="9356"/>
+      </w:tblGrid>
+      <w:tr>
+        <w:trPr>
+          <w:cantSplit w:val="true"/>
+        </w:trPr>
+        <w:tc>
+          <w:tcPr>
+            <w:tcW w:type="dxa" w:w="9354"/>
+            <w:shd w:val="clear" w:fill="FDF6E3"/>
+            <w:tcBorders>
+              <w:left w:val="single" w:sz="24" w:color="B7791F"/>
+              <w:top w:val="single" w:sz="4" w:color="FDF6E3"/>
+              <w:bottom w:val="single" w:sz="4" w:color="FDF6E3"/>
+              <w:right w:val="single" w:sz="4" w:color="FDF6E3"/>
+            </w:tcBorders>
+          </w:tcPr>
+          <w:p>
+            <w:pPr>
+              <w:spacing w:line="288" w:lineRule="auto" w:after="0"/>
+              <w:ind w:firstLine="0"/>
+            </w:pPr>
+            <w:r>
+              <w:rPr>
+                <w:rFonts w:ascii="Times New Roman" w:hAnsi="Times New Roman" w:cs="Times New Roman" w:eastAsia="Times New Roman"/>
+                <w:b/>
+                <w:i w:val="0"/>
+                <w:color w:val="B7791F"/>
+                <w:sz w:val="26"/>
+              </w:rPr>
+              <w:t xml:space="preserve">ВАЖНО. </w:t>
+            </w:r>
+            <w:r>
+              <w:rPr>
+                <w:rFonts w:ascii="Times New Roman" w:hAnsi="Times New Roman" w:cs="Times New Roman" w:eastAsia="Times New Roman"/>
+                <w:b w:val="0"/>
+                <w:i w:val="0"/>
+                <w:color w:val="000000"/>
+                <w:sz w:val="26"/>
+              </w:rPr>
+              <w:t>Убрать строку можно, пока заявка не закрыта. У завершённой заявки состав уже не меняется.</w:t>
+            </w:r>
+          </w:p>
+        </w:tc>
+      </w:tr>
+    </w:tbl>
+    <w:p>
+      <w:pPr>
+        <w:spacing w:after="0" w:line="240" w:lineRule="auto"/>
+        <w:ind w:firstLine="0"/>
+      </w:pPr>
+      <w:r>
+        <w:rPr>
+          <w:rFonts w:ascii="Times New Roman" w:hAnsi="Times New Roman" w:cs="Times New Roman" w:eastAsia="Times New Roman"/>
+          <w:b w:val="0"/>
+          <w:i w:val="0"/>
+          <w:color w:val="000000"/>
+          <w:sz w:val="12"/>
+        </w:rPr>
+      </w:r>
+    </w:p>
+    <w:tbl>
+      <w:tblPr>
+        <w:tblW w:type="auto" w:w="0"/>
+        <w:tblLayout w:type="fixed"/>
+        <w:tblLook w:firstColumn="1" w:firstRow="1" w:lastColumn="0" w:lastRow="0" w:noHBand="0" w:noVBand="1" w:val="04A0"/>
+        <w:tblLayout w:type="fixed"/>
+      </w:tblPr>
+      <w:tblGrid>
+        <w:gridCol w:w="9356"/>
+      </w:tblGrid>
+      <w:tr>
+        <w:trPr>
+          <w:cantSplit w:val="true"/>
+        </w:trPr>
+        <w:tc>
+          <w:tcPr>
+            <w:tcW w:type="dxa" w:w="9354"/>
+            <w:shd w:val="clear" w:fill="EAF1F8"/>
+            <w:tcBorders>
+              <w:left w:val="single" w:sz="24" w:color="2C6FA6"/>
+              <w:top w:val="single" w:sz="4" w:color="EAF1F8"/>
+              <w:bottom w:val="single" w:sz="4" w:color="EAF1F8"/>
+              <w:right w:val="single" w:sz="4" w:color="EAF1F8"/>
+            </w:tcBorders>
+          </w:tcPr>
+          <w:p>
+            <w:pPr>
+              <w:spacing w:line="288" w:lineRule="auto" w:after="0"/>
+              <w:ind w:firstLine="0"/>
+            </w:pPr>
+            <w:r>
+              <w:rPr>
+                <w:rFonts w:ascii="Times New Roman" w:hAnsi="Times New Roman" w:cs="Times New Roman" w:eastAsia="Times New Roman"/>
+                <w:b/>
+                <w:i w:val="0"/>
+                <w:color w:val="2C6FA6"/>
+                <w:sz w:val="26"/>
+              </w:rPr>
+              <w:t xml:space="preserve">ПРИМЕЧАНИЕ. </w:t>
+            </w:r>
+            <w:r>
+              <w:rPr>
+                <w:rFonts w:ascii="Times New Roman" w:hAnsi="Times New Roman" w:cs="Times New Roman" w:eastAsia="Times New Roman"/>
+                <w:b w:val="0"/>
+                <w:i w:val="0"/>
+                <w:color w:val="000000"/>
+                <w:sz w:val="26"/>
+              </w:rPr>
+              <w:t>Если человека или машину внесли в чёрный список после подачи заявки, строка в заявке остаётся, но показывается перечёркнутой - и точно так же перестаёт действовать на постах. Отдельно убирать её не нужно.</w:t>
+            </w:r>
+          </w:p>
+        </w:tc>
+      </w:tr>
+    </w:tbl>
+    <w:p>
+      <w:pPr>
+        <w:spacing w:after="0" w:line="240" w:lineRule="auto"/>
+        <w:ind w:firstLine="0"/>
+      </w:pPr>
+      <w:r>
+        <w:rPr>
+          <w:rFonts w:ascii="Times New Roman" w:hAnsi="Times New Roman" w:cs="Times New Roman" w:eastAsia="Times New Roman"/>
+          <w:b w:val="0"/>
+          <w:i w:val="0"/>
+          <w:color w:val="000000"/>
+          <w:sz w:val="12"/>
+        </w:rPr>
+      </w:r>
+    </w:p>
+    <w:p>
+      <w:pPr>
+        <w:pStyle w:val="Heading1"/>
+        <w:ind w:firstLine="0"/>
+      </w:pPr>
+      <w:r>
+        <w:rPr>
+          <w:rFonts w:ascii="Times New Roman" w:hAnsi="Times New Roman" w:cs="Times New Roman" w:eastAsia="Times New Roman"/>
+          <w:b/>
+          <w:i w:val="0"/>
+          <w:color w:val="000000"/>
+          <w:sz w:val="32"/>
+        </w:rPr>
+        <w:t>10. Решение по дополнению</w:t>
       </w:r>
     </w:p>
     <w:p>
@@ -4344,7 +4781,7 @@
           <w:color w:val="000000"/>
           <w:sz w:val="24"/>
         </w:rPr>
-        <w:t>Рисунок 9.1 — Решение по дополнению к заявке</w:t>
+        <w:t>Рисунок 10.1 — Решение по дополнению к заявке</w:t>
       </w:r>
     </w:p>
     <w:p>
@@ -4453,7 +4890,7 @@
           <w:color w:val="000000"/>
           <w:sz w:val="32"/>
         </w:rPr>
-        <w:t>10. Завершение заявки</w:t>
+        <w:t>11. Завершение заявки</w:t>
       </w:r>
     </w:p>
     <w:p>
@@ -4537,7 +4974,7 @@
           <w:color w:val="000000"/>
           <w:sz w:val="32"/>
         </w:rPr>
-        <w:t>11. Организации и компании на проверке</w:t>
+        <w:t>12. Организации и компании на проверке</w:t>
       </w:r>
     </w:p>
     <w:p>
@@ -4812,7 +5249,7 @@
           <w:color w:val="000000"/>
           <w:sz w:val="32"/>
         </w:rPr>
-        <w:t>12. Бланки и выгрузка</w:t>
+        <w:t>13. Бланки и выгрузка</w:t>
       </w:r>
     </w:p>
     <w:p>
@@ -4924,7 +5361,7 @@
           <w:color w:val="000000"/>
           <w:sz w:val="24"/>
         </w:rPr>
-        <w:t>Рисунок 12.1 — Окно «Скачивание бланков»</w:t>
+        <w:t>Рисунок 13.1 — Окно «Скачивание бланков»</w:t>
       </w:r>
     </w:p>
     <w:p>
@@ -5021,7 +5458,7 @@
           <w:color w:val="000000"/>
           <w:sz w:val="32"/>
         </w:rPr>
-        <w:t>13. Уведомления</w:t>
+        <w:t>14. Уведомления</w:t>
       </w:r>
     </w:p>
     <w:p>
@@ -5133,7 +5570,7 @@
           <w:color w:val="000000"/>
           <w:sz w:val="24"/>
         </w:rPr>
-        <w:t>Рисунок 13.1 — Настройка уведомлений</w:t>
+        <w:t>Рисунок 14.1 — Настройка уведомлений</w:t>
       </w:r>
     </w:p>
     <w:p>

--- a/Документация/Руководство принимающего/Руководство принимающего.docx
+++ b/Документация/Руководство принимающего/Руководство принимающего.docx
@@ -157,7 +157,7 @@
           <w:color w:val="000000"/>
           <w:sz w:val="26"/>
         </w:rPr>
-        <w:t>Версия документа: 1.5</w:t>
+        <w:t>Версия документа: 1.6</w:t>
       </w:r>
     </w:p>
     <w:p>
@@ -173,7 +173,7 @@
           <w:color w:val="000000"/>
           <w:sz w:val="26"/>
         </w:rPr>
-        <w:t>Дата: 14.08.2026</w:t>
+        <w:t>Дата: 15.08.2026</w:t>
       </w:r>
     </w:p>
     <w:p>
@@ -901,7 +901,7 @@
           <w:sz w:val="26"/>
         </w:rPr>
         <w:tab/>
-        <w:t>14</w:t>
+        <w:t>15</w:t>
       </w:r>
     </w:p>
     <w:p>
@@ -994,7 +994,7 @@
           <w:sz w:val="26"/>
         </w:rPr>
         <w:tab/>
-        <w:t>16</w:t>
+        <w:t>17</w:t>
       </w:r>
     </w:p>
     <w:p>
@@ -4297,7 +4297,7 @@
           <w:color w:val="000000"/>
           <w:sz w:val="28"/>
         </w:rPr>
-        <w:t xml:space="preserve"> Кнопка </w:t>
+        <w:t xml:space="preserve"> В строке вложения стоит кнопка </w:t>
       </w:r>
       <w:r>
         <w:rPr>
@@ -4307,7 +4307,7 @@
           <w:color w:val="000000"/>
           <w:sz w:val="28"/>
         </w:rPr>
-        <w:t>«Пропустить»</w:t>
+        <w:t>«Принять»</w:t>
       </w:r>
       <w:r>
         <w:rPr>
@@ -4317,7 +4317,7 @@
           <w:color w:val="000000"/>
           <w:sz w:val="28"/>
         </w:rPr>
-        <w:t xml:space="preserve"> в строке вложения открывает окно </w:t>
+        <w:t xml:space="preserve"> со стрелкой. Нажатие на саму кнопку открывает окно </w:t>
       </w:r>
       <w:r>
         <w:rPr>
@@ -4399,7 +4399,67 @@
           <w:color w:val="000000"/>
           <w:sz w:val="28"/>
         </w:rPr>
-        <w:t xml:space="preserve"> Если пропускать нельзя, а заявка нужна без этой строки, нажмите </w:t>
+        <w:t xml:space="preserve"> Если пропускать нельзя, а заявка нужна без этой строки, нажмите стрелку рядом с </w:t>
+      </w:r>
+      <w:r>
+        <w:rPr>
+          <w:rFonts w:ascii="Times New Roman" w:hAnsi="Times New Roman" w:cs="Times New Roman" w:eastAsia="Times New Roman"/>
+          <w:b/>
+          <w:i w:val="0"/>
+          <w:color w:val="000000"/>
+          <w:sz w:val="28"/>
+        </w:rPr>
+        <w:t>«Принять»</w:t>
+      </w:r>
+      <w:r>
+        <w:rPr>
+          <w:rFonts w:ascii="Times New Roman" w:hAnsi="Times New Roman" w:cs="Times New Roman" w:eastAsia="Times New Roman"/>
+          <w:b w:val="0"/>
+          <w:i w:val="0"/>
+          <w:color w:val="000000"/>
+          <w:sz w:val="28"/>
+        </w:rPr>
+        <w:t xml:space="preserve"> и выберите </w:t>
+      </w:r>
+      <w:r>
+        <w:rPr>
+          <w:rFonts w:ascii="Times New Roman" w:hAnsi="Times New Roman" w:cs="Times New Roman" w:eastAsia="Times New Roman"/>
+          <w:b/>
+          <w:i w:val="0"/>
+          <w:color w:val="000000"/>
+          <w:sz w:val="28"/>
+        </w:rPr>
+        <w:t>«Убрать из заявки»</w:t>
+      </w:r>
+      <w:r>
+        <w:rPr>
+          <w:rFonts w:ascii="Times New Roman" w:hAnsi="Times New Roman" w:cs="Times New Roman" w:eastAsia="Times New Roman"/>
+          <w:b w:val="0"/>
+          <w:i w:val="0"/>
+          <w:color w:val="000000"/>
+          <w:sz w:val="28"/>
+        </w:rPr>
+        <w:t xml:space="preserve">. Откроется окно </w:t>
+      </w:r>
+      <w:r>
+        <w:rPr>
+          <w:rFonts w:ascii="Times New Roman" w:hAnsi="Times New Roman" w:cs="Times New Roman" w:eastAsia="Times New Roman"/>
+          <w:b/>
+          <w:i w:val="0"/>
+          <w:color w:val="000000"/>
+          <w:sz w:val="28"/>
+        </w:rPr>
+        <w:t>«Убрать из заявки?»</w:t>
+      </w:r>
+      <w:r>
+        <w:rPr>
+          <w:rFonts w:ascii="Times New Roman" w:hAnsi="Times New Roman" w:cs="Times New Roman" w:eastAsia="Times New Roman"/>
+          <w:b w:val="0"/>
+          <w:i w:val="0"/>
+          <w:color w:val="000000"/>
+          <w:sz w:val="28"/>
+        </w:rPr>
+        <w:t xml:space="preserve">; укажите причину и подтвердите. У непомеченной строки то же действие вынесено отдельной кнопкой </w:t>
       </w:r>
       <w:r>
         <w:rPr>
@@ -4419,27 +4479,7 @@
           <w:color w:val="000000"/>
           <w:sz w:val="28"/>
         </w:rPr>
-        <w:t xml:space="preserve"> в строке вложения. Откроется окно </w:t>
-      </w:r>
-      <w:r>
-        <w:rPr>
-          <w:rFonts w:ascii="Times New Roman" w:hAnsi="Times New Roman" w:cs="Times New Roman" w:eastAsia="Times New Roman"/>
-          <w:b/>
-          <w:i w:val="0"/>
-          <w:color w:val="000000"/>
-          <w:sz w:val="28"/>
-        </w:rPr>
-        <w:t>«Убрать из заявки?»</w:t>
-      </w:r>
-      <w:r>
-        <w:rPr>
-          <w:rFonts w:ascii="Times New Roman" w:hAnsi="Times New Roman" w:cs="Times New Roman" w:eastAsia="Times New Roman"/>
-          <w:b w:val="0"/>
-          <w:i w:val="0"/>
-          <w:color w:val="000000"/>
-          <w:sz w:val="28"/>
-        </w:rPr>
-        <w:t>; укажите причину и подтвердите. Так снимается тупик, из-за которого раньше приходилось отказывать по всей заявке: разобрать пометку было можно только пропуском.</w:t>
+        <w:t xml:space="preserve"> - меню там не нужно. Так снимается тупик, из-за которого раньше приходилось отказывать по всей заявке: разобрать пометку было можно только пропуском.</w:t>
       </w:r>
     </w:p>
     <w:p>
@@ -4603,7 +4643,76 @@
                 <w:color w:val="000000"/>
                 <w:sz w:val="26"/>
               </w:rPr>
-              <w:t>Если человека или машину внесли в чёрный список после подачи заявки, строка в заявке остаётся, но показывается перечёркнутой - и точно так же перестаёт действовать на постах. Отдельно убирать её не нужно.</w:t>
+              <w:t>Если человека или машину внесли в чёрный список после подачи заявки, строка в заявке остаётся, но показывается перечёркнутой красным - и точно так же перестаёт действовать на постах. Отдельно убирать её не нужно.</w:t>
+            </w:r>
+          </w:p>
+        </w:tc>
+      </w:tr>
+    </w:tbl>
+    <w:p>
+      <w:pPr>
+        <w:spacing w:after="0" w:line="240" w:lineRule="auto"/>
+        <w:ind w:firstLine="0"/>
+      </w:pPr>
+      <w:r>
+        <w:rPr>
+          <w:rFonts w:ascii="Times New Roman" w:hAnsi="Times New Roman" w:cs="Times New Roman" w:eastAsia="Times New Roman"/>
+          <w:b w:val="0"/>
+          <w:i w:val="0"/>
+          <w:color w:val="000000"/>
+          <w:sz w:val="12"/>
+        </w:rPr>
+      </w:r>
+    </w:p>
+    <w:tbl>
+      <w:tblPr>
+        <w:tblW w:type="auto" w:w="0"/>
+        <w:tblLayout w:type="fixed"/>
+        <w:tblLook w:firstColumn="1" w:firstRow="1" w:lastColumn="0" w:lastRow="0" w:noHBand="0" w:noVBand="1" w:val="04A0"/>
+        <w:tblLayout w:type="fixed"/>
+      </w:tblPr>
+      <w:tblGrid>
+        <w:gridCol w:w="9356"/>
+      </w:tblGrid>
+      <w:tr>
+        <w:trPr>
+          <w:cantSplit w:val="true"/>
+        </w:trPr>
+        <w:tc>
+          <w:tcPr>
+            <w:tcW w:type="dxa" w:w="9354"/>
+            <w:shd w:val="clear" w:fill="EAF1F8"/>
+            <w:tcBorders>
+              <w:left w:val="single" w:sz="24" w:color="2C6FA6"/>
+              <w:top w:val="single" w:sz="4" w:color="EAF1F8"/>
+              <w:bottom w:val="single" w:sz="4" w:color="EAF1F8"/>
+              <w:right w:val="single" w:sz="4" w:color="EAF1F8"/>
+            </w:tcBorders>
+          </w:tcPr>
+          <w:p>
+            <w:pPr>
+              <w:spacing w:line="288" w:lineRule="auto" w:after="0"/>
+              <w:ind w:firstLine="0"/>
+            </w:pPr>
+            <w:r>
+              <w:rPr>
+                <w:rFonts w:ascii="Times New Roman" w:hAnsi="Times New Roman" w:cs="Times New Roman" w:eastAsia="Times New Roman"/>
+                <w:b/>
+                <w:i w:val="0"/>
+                <w:color w:val="2C6FA6"/>
+                <w:sz w:val="26"/>
+              </w:rPr>
+              <w:t xml:space="preserve">ПРИМЕЧАНИЕ. </w:t>
+            </w:r>
+            <w:r>
+              <w:rPr>
+                <w:rFonts w:ascii="Times New Roman" w:hAnsi="Times New Roman" w:cs="Times New Roman" w:eastAsia="Times New Roman"/>
+                <w:b w:val="0"/>
+                <w:i w:val="0"/>
+                <w:color w:val="000000"/>
+                <w:sz w:val="26"/>
+              </w:rPr>
+              <w:t>Пометка о сходстве держится ровно до тех пор, пока действует запрет, на который она ссылается. Если запись убрали из чёрного списка, пометка гаснет сама, и заявка согласуется без подтверждения пропуска. Вернули запись - предупреждение снова в силе.</w:t>
             </w:r>
           </w:p>
         </w:tc>
@@ -6310,6 +6419,93 @@
       <w:tr>
         <w:trPr>
           <w:cantSplit w:val="true"/>
+        </w:trPr>
+        <w:tc>
+          <w:tcPr>
+            <w:tcW w:type="dxa" w:w="1134"/>
+          </w:tcPr>
+          <w:p>
+            <w:pPr>
+              <w:keepNext/>
+              <w:spacing w:line="240" w:lineRule="auto" w:after="0"/>
+              <w:ind w:firstLine="0"/>
+              <w:jc w:val="left"/>
+            </w:pPr>
+            <w:r>
+              <w:rPr>
+                <w:rFonts w:ascii="Times New Roman" w:hAnsi="Times New Roman" w:cs="Times New Roman" w:eastAsia="Times New Roman"/>
+                <w:b w:val="0"/>
+                <w:i w:val="0"/>
+                <w:color w:val="000000"/>
+                <w:sz w:val="24"/>
+              </w:rPr>
+              <w:t>1.6</w:t>
+            </w:r>
+          </w:p>
+        </w:tc>
+        <w:tc>
+          <w:tcPr>
+            <w:tcW w:type="dxa" w:w="1701"/>
+          </w:tcPr>
+          <w:p>
+            <w:pPr>
+              <w:keepNext/>
+              <w:spacing w:line="240" w:lineRule="auto" w:after="0"/>
+              <w:ind w:firstLine="0"/>
+              <w:jc w:val="left"/>
+            </w:pPr>
+            <w:r>
+              <w:rPr>
+                <w:rFonts w:ascii="Times New Roman" w:hAnsi="Times New Roman" w:cs="Times New Roman" w:eastAsia="Times New Roman"/>
+                <w:b w:val="0"/>
+                <w:i w:val="0"/>
+                <w:color w:val="000000"/>
+                <w:sz w:val="24"/>
+              </w:rPr>
+              <w:t>15.08.2026</w:t>
+            </w:r>
+          </w:p>
+        </w:tc>
+        <w:tc>
+          <w:tcPr>
+            <w:tcW w:type="dxa" w:w="5669"/>
+          </w:tcPr>
+          <w:p>
+            <w:pPr>
+              <w:keepNext/>
+              <w:spacing w:line="240" w:lineRule="auto" w:after="0"/>
+              <w:ind w:firstLine="0"/>
+              <w:jc w:val="left"/>
+            </w:pPr>
+            <w:r>
+              <w:rPr>
+                <w:rFonts w:ascii="Times New Roman" w:hAnsi="Times New Roman" w:cs="Times New Roman" w:eastAsia="Times New Roman"/>
+                <w:b w:val="0"/>
+                <w:i w:val="0"/>
+                <w:color w:val="000000"/>
+                <w:sz w:val="24"/>
+              </w:rPr>
+              <w:t>Описана сдвоенная кнопка «Принять» и меню под стрелкой, откуда убирают строку; добавлено, что пометка гаснет вместе со снятым запретом</w:t>
+            </w:r>
+          </w:p>
+        </w:tc>
+        <w:tc>
+          <w:tcPr>
+            <w:tcW w:type="dxa" w:w="850"/>
+          </w:tcPr>
+          <w:p>
+            <w:pPr>
+              <w:keepNext/>
+              <w:spacing w:line="240" w:lineRule="auto" w:after="0"/>
+              <w:ind w:firstLine="0"/>
+              <w:jc w:val="left"/>
+            </w:pPr>
+          </w:p>
+        </w:tc>
+      </w:tr>
+      <w:tr>
+        <w:trPr>
+          <w:cantSplit w:val="true"/>
           <w:trHeight w:val="680" w:hRule="atLeast"/>
         </w:trPr>
         <w:tc>

--- a/Документация/Руководство принимающего/Руководство принимающего.docx
+++ b/Документация/Руководство принимающего/Руководство принимающего.docx
@@ -157,7 +157,7 @@
           <w:color w:val="000000"/>
           <w:sz w:val="26"/>
         </w:rPr>
-        <w:t>Версия документа: 1.5</w:t>
+        <w:t>Версия документа: 1.6</w:t>
       </w:r>
     </w:p>
     <w:p>
@@ -173,7 +173,7 @@
           <w:color w:val="000000"/>
           <w:sz w:val="26"/>
         </w:rPr>
-        <w:t>Дата: 14.08.2026</w:t>
+        <w:t>Дата: 15.08.2026</w:t>
       </w:r>
     </w:p>
     <w:p>
@@ -901,7 +901,7 @@
           <w:sz w:val="26"/>
         </w:rPr>
         <w:tab/>
-        <w:t>14</w:t>
+        <w:t>15</w:t>
       </w:r>
     </w:p>
     <w:p>
@@ -994,7 +994,7 @@
           <w:sz w:val="26"/>
         </w:rPr>
         <w:tab/>
-        <w:t>16</w:t>
+        <w:t>17</w:t>
       </w:r>
     </w:p>
     <w:p>
@@ -4297,7 +4297,7 @@
           <w:color w:val="000000"/>
           <w:sz w:val="28"/>
         </w:rPr>
-        <w:t xml:space="preserve"> Кнопка </w:t>
+        <w:t xml:space="preserve"> В строке вложения стоит кнопка </w:t>
       </w:r>
       <w:r>
         <w:rPr>
@@ -4307,7 +4307,7 @@
           <w:color w:val="000000"/>
           <w:sz w:val="28"/>
         </w:rPr>
-        <w:t>«Пропустить»</w:t>
+        <w:t>«Принять»</w:t>
       </w:r>
       <w:r>
         <w:rPr>
@@ -4317,7 +4317,7 @@
           <w:color w:val="000000"/>
           <w:sz w:val="28"/>
         </w:rPr>
-        <w:t xml:space="preserve"> в строке вложения открывает окно </w:t>
+        <w:t xml:space="preserve"> со стрелкой. Нажатие на саму кнопку открывает окно </w:t>
       </w:r>
       <w:r>
         <w:rPr>
@@ -4399,7 +4399,67 @@
           <w:color w:val="000000"/>
           <w:sz w:val="28"/>
         </w:rPr>
-        <w:t xml:space="preserve"> Если пропускать нельзя, а заявка нужна без этой строки, нажмите </w:t>
+        <w:t xml:space="preserve"> Если пропускать нельзя, а заявка нужна без этой строки, нажмите стрелку рядом с </w:t>
+      </w:r>
+      <w:r>
+        <w:rPr>
+          <w:rFonts w:ascii="Times New Roman" w:hAnsi="Times New Roman" w:cs="Times New Roman" w:eastAsia="Times New Roman"/>
+          <w:b/>
+          <w:i w:val="0"/>
+          <w:color w:val="000000"/>
+          <w:sz w:val="28"/>
+        </w:rPr>
+        <w:t>«Принять»</w:t>
+      </w:r>
+      <w:r>
+        <w:rPr>
+          <w:rFonts w:ascii="Times New Roman" w:hAnsi="Times New Roman" w:cs="Times New Roman" w:eastAsia="Times New Roman"/>
+          <w:b w:val="0"/>
+          <w:i w:val="0"/>
+          <w:color w:val="000000"/>
+          <w:sz w:val="28"/>
+        </w:rPr>
+        <w:t xml:space="preserve"> и выберите </w:t>
+      </w:r>
+      <w:r>
+        <w:rPr>
+          <w:rFonts w:ascii="Times New Roman" w:hAnsi="Times New Roman" w:cs="Times New Roman" w:eastAsia="Times New Roman"/>
+          <w:b/>
+          <w:i w:val="0"/>
+          <w:color w:val="000000"/>
+          <w:sz w:val="28"/>
+        </w:rPr>
+        <w:t>«Убрать из заявки»</w:t>
+      </w:r>
+      <w:r>
+        <w:rPr>
+          <w:rFonts w:ascii="Times New Roman" w:hAnsi="Times New Roman" w:cs="Times New Roman" w:eastAsia="Times New Roman"/>
+          <w:b w:val="0"/>
+          <w:i w:val="0"/>
+          <w:color w:val="000000"/>
+          <w:sz w:val="28"/>
+        </w:rPr>
+        <w:t xml:space="preserve">. Откроется окно </w:t>
+      </w:r>
+      <w:r>
+        <w:rPr>
+          <w:rFonts w:ascii="Times New Roman" w:hAnsi="Times New Roman" w:cs="Times New Roman" w:eastAsia="Times New Roman"/>
+          <w:b/>
+          <w:i w:val="0"/>
+          <w:color w:val="000000"/>
+          <w:sz w:val="28"/>
+        </w:rPr>
+        <w:t>«Убрать из заявки?»</w:t>
+      </w:r>
+      <w:r>
+        <w:rPr>
+          <w:rFonts w:ascii="Times New Roman" w:hAnsi="Times New Roman" w:cs="Times New Roman" w:eastAsia="Times New Roman"/>
+          <w:b w:val="0"/>
+          <w:i w:val="0"/>
+          <w:color w:val="000000"/>
+          <w:sz w:val="28"/>
+        </w:rPr>
+        <w:t xml:space="preserve">; укажите причину и подтвердите. У непомеченной строки то же действие вынесено отдельной кнопкой </w:t>
       </w:r>
       <w:r>
         <w:rPr>
@@ -4419,27 +4479,7 @@
           <w:color w:val="000000"/>
           <w:sz w:val="28"/>
         </w:rPr>
-        <w:t xml:space="preserve"> в строке вложения. Откроется окно </w:t>
-      </w:r>
-      <w:r>
-        <w:rPr>
-          <w:rFonts w:ascii="Times New Roman" w:hAnsi="Times New Roman" w:cs="Times New Roman" w:eastAsia="Times New Roman"/>
-          <w:b/>
-          <w:i w:val="0"/>
-          <w:color w:val="000000"/>
-          <w:sz w:val="28"/>
-        </w:rPr>
-        <w:t>«Убрать из заявки?»</w:t>
-      </w:r>
-      <w:r>
-        <w:rPr>
-          <w:rFonts w:ascii="Times New Roman" w:hAnsi="Times New Roman" w:cs="Times New Roman" w:eastAsia="Times New Roman"/>
-          <w:b w:val="0"/>
-          <w:i w:val="0"/>
-          <w:color w:val="000000"/>
-          <w:sz w:val="28"/>
-        </w:rPr>
-        <w:t>; укажите причину и подтвердите. Так снимается тупик, из-за которого раньше приходилось отказывать по всей заявке: разобрать пометку было можно только пропуском.</w:t>
+        <w:t xml:space="preserve"> - меню там не нужно. Так снимается тупик, из-за которого раньше приходилось отказывать по всей заявке: разобрать пометку было можно только пропуском.</w:t>
       </w:r>
     </w:p>
     <w:p>
@@ -4603,7 +4643,76 @@
                 <w:color w:val="000000"/>
                 <w:sz w:val="26"/>
               </w:rPr>
-              <w:t>Если человека или машину внесли в чёрный список после подачи заявки, строка в заявке остаётся, но показывается перечёркнутой - и точно так же перестаёт действовать на постах. Отдельно убирать её не нужно.</w:t>
+              <w:t>Если человека или машину внесли в чёрный список после подачи заявки, строка в заявке остаётся, но показывается перечёркнутой красным - и точно так же перестаёт действовать на постах. Отдельно убирать её не нужно.</w:t>
+            </w:r>
+          </w:p>
+        </w:tc>
+      </w:tr>
+    </w:tbl>
+    <w:p>
+      <w:pPr>
+        <w:spacing w:after="0" w:line="240" w:lineRule="auto"/>
+        <w:ind w:firstLine="0"/>
+      </w:pPr>
+      <w:r>
+        <w:rPr>
+          <w:rFonts w:ascii="Times New Roman" w:hAnsi="Times New Roman" w:cs="Times New Roman" w:eastAsia="Times New Roman"/>
+          <w:b w:val="0"/>
+          <w:i w:val="0"/>
+          <w:color w:val="000000"/>
+          <w:sz w:val="12"/>
+        </w:rPr>
+      </w:r>
+    </w:p>
+    <w:tbl>
+      <w:tblPr>
+        <w:tblW w:type="auto" w:w="0"/>
+        <w:tblLayout w:type="fixed"/>
+        <w:tblLook w:firstColumn="1" w:firstRow="1" w:lastColumn="0" w:lastRow="0" w:noHBand="0" w:noVBand="1" w:val="04A0"/>
+        <w:tblLayout w:type="fixed"/>
+      </w:tblPr>
+      <w:tblGrid>
+        <w:gridCol w:w="9356"/>
+      </w:tblGrid>
+      <w:tr>
+        <w:trPr>
+          <w:cantSplit w:val="true"/>
+        </w:trPr>
+        <w:tc>
+          <w:tcPr>
+            <w:tcW w:type="dxa" w:w="9354"/>
+            <w:shd w:val="clear" w:fill="EAF1F8"/>
+            <w:tcBorders>
+              <w:left w:val="single" w:sz="24" w:color="2C6FA6"/>
+              <w:top w:val="single" w:sz="4" w:color="EAF1F8"/>
+              <w:bottom w:val="single" w:sz="4" w:color="EAF1F8"/>
+              <w:right w:val="single" w:sz="4" w:color="EAF1F8"/>
+            </w:tcBorders>
+          </w:tcPr>
+          <w:p>
+            <w:pPr>
+              <w:spacing w:line="288" w:lineRule="auto" w:after="0"/>
+              <w:ind w:firstLine="0"/>
+            </w:pPr>
+            <w:r>
+              <w:rPr>
+                <w:rFonts w:ascii="Times New Roman" w:hAnsi="Times New Roman" w:cs="Times New Roman" w:eastAsia="Times New Roman"/>
+                <w:b/>
+                <w:i w:val="0"/>
+                <w:color w:val="2C6FA6"/>
+                <w:sz w:val="26"/>
+              </w:rPr>
+              <w:t xml:space="preserve">ПРИМЕЧАНИЕ. </w:t>
+            </w:r>
+            <w:r>
+              <w:rPr>
+                <w:rFonts w:ascii="Times New Roman" w:hAnsi="Times New Roman" w:cs="Times New Roman" w:eastAsia="Times New Roman"/>
+                <w:b w:val="0"/>
+                <w:i w:val="0"/>
+                <w:color w:val="000000"/>
+                <w:sz w:val="26"/>
+              </w:rPr>
+              <w:t>Пометка о сходстве держится ровно до тех пор, пока действует запрет, на который она ссылается. Если запись убрали из чёрного списка, пометка гаснет сама, и заявка согласуется без подтверждения пропуска. Вернули запись - предупреждение снова в силе.</w:t>
             </w:r>
           </w:p>
         </w:tc>

--- a/Документация/Руководство принимающего/Руководство принимающего.docx
+++ b/Документация/Руководство принимающего/Руководство принимающего.docx
@@ -157,7 +157,7 @@
           <w:color w:val="000000"/>
           <w:sz w:val="26"/>
         </w:rPr>
-        <w:t>Версия документа: 1.6</w:t>
+        <w:t>Версия документа: 1.7</w:t>
       </w:r>
     </w:p>
     <w:p>
@@ -173,7 +173,7 @@
           <w:color w:val="000000"/>
           <w:sz w:val="26"/>
         </w:rPr>
-        <w:t>Дата: 15.08.2026</w:t>
+        <w:t>Дата: 21.08.2026</w:t>
       </w:r>
     </w:p>
     <w:p>
@@ -5414,6 +5414,78 @@
       </w:r>
     </w:p>
     <w:p>
+      <w:r>
+        <w:rPr>
+          <w:rFonts w:ascii="Times New Roman" w:hAnsi="Times New Roman" w:cs="Times New Roman" w:eastAsia="Times New Roman"/>
+          <w:b w:val="0"/>
+          <w:i w:val="0"/>
+          <w:color w:val="000000"/>
+          <w:sz w:val="28"/>
+        </w:rPr>
+        <w:t xml:space="preserve">В этом же окне выбирается наполнение бланка: </w:t>
+      </w:r>
+      <w:r>
+        <w:rPr>
+          <w:rFonts w:ascii="Times New Roman" w:hAnsi="Times New Roman" w:cs="Times New Roman" w:eastAsia="Times New Roman"/>
+          <w:b/>
+          <w:i w:val="0"/>
+          <w:color w:val="000000"/>
+          <w:sz w:val="28"/>
+        </w:rPr>
+        <w:t>«Без паспортных данных»</w:t>
+      </w:r>
+      <w:r>
+        <w:rPr>
+          <w:rFonts w:ascii="Times New Roman" w:hAnsi="Times New Roman" w:cs="Times New Roman" w:eastAsia="Times New Roman"/>
+          <w:b w:val="0"/>
+          <w:i w:val="0"/>
+          <w:color w:val="000000"/>
+          <w:sz w:val="28"/>
+        </w:rPr>
+        <w:t xml:space="preserve"> или </w:t>
+      </w:r>
+      <w:r>
+        <w:rPr>
+          <w:rFonts w:ascii="Times New Roman" w:hAnsi="Times New Roman" w:cs="Times New Roman" w:eastAsia="Times New Roman"/>
+          <w:b/>
+          <w:i w:val="0"/>
+          <w:color w:val="000000"/>
+          <w:sz w:val="28"/>
+        </w:rPr>
+        <w:t>«С паспортными данными»</w:t>
+      </w:r>
+      <w:r>
+        <w:rPr>
+          <w:rFonts w:ascii="Times New Roman" w:hAnsi="Times New Roman" w:cs="Times New Roman" w:eastAsia="Times New Roman"/>
+          <w:b w:val="0"/>
+          <w:i w:val="0"/>
+          <w:color w:val="000000"/>
+          <w:sz w:val="28"/>
+        </w:rPr>
+        <w:t xml:space="preserve">. Второй вариант доступен тем, кому разрешена выгрузка сведений документов; без такого права бланк скачивается с прочерком на месте серии и номера паспорта, номера патента и иного разрешения, о чём окно предупреждает строкой. Сохранённые ранее копии бланков выдаются только вместе с этими сведениями, поэтому вкладка </w:t>
+      </w:r>
+      <w:r>
+        <w:rPr>
+          <w:rFonts w:ascii="Times New Roman" w:hAnsi="Times New Roman" w:cs="Times New Roman" w:eastAsia="Times New Roman"/>
+          <w:b/>
+          <w:i w:val="0"/>
+          <w:color w:val="000000"/>
+          <w:sz w:val="28"/>
+        </w:rPr>
+        <w:t>«Сохранённый файл»</w:t>
+      </w:r>
+      <w:r>
+        <w:rPr>
+          <w:rFonts w:ascii="Times New Roman" w:hAnsi="Times New Roman" w:cs="Times New Roman" w:eastAsia="Times New Roman"/>
+          <w:b w:val="0"/>
+          <w:i w:val="0"/>
+          <w:color w:val="000000"/>
+          <w:sz w:val="28"/>
+        </w:rPr>
+        <w:t xml:space="preserve"> появляется лишь в режиме с паспортными данными.</w:t>
+      </w:r>
+    </w:p>
+    <w:p>
       <w:pPr>
         <w:keepNext/>
         <w:spacing w:before="120" w:after="40"/>
@@ -6506,6 +6578,93 @@
       <w:tr>
         <w:trPr>
           <w:cantSplit w:val="true"/>
+        </w:trPr>
+        <w:tc>
+          <w:tcPr>
+            <w:tcW w:type="dxa" w:w="1134"/>
+          </w:tcPr>
+          <w:p>
+            <w:pPr>
+              <w:keepNext/>
+              <w:spacing w:line="240" w:lineRule="auto" w:after="0"/>
+              <w:ind w:firstLine="0"/>
+              <w:jc w:val="left"/>
+            </w:pPr>
+            <w:r>
+              <w:rPr>
+                <w:rFonts w:ascii="Times New Roman" w:hAnsi="Times New Roman" w:cs="Times New Roman" w:eastAsia="Times New Roman"/>
+                <w:b w:val="0"/>
+                <w:i w:val="0"/>
+                <w:color w:val="000000"/>
+                <w:sz w:val="24"/>
+              </w:rPr>
+              <w:t>1.7</w:t>
+            </w:r>
+          </w:p>
+        </w:tc>
+        <w:tc>
+          <w:tcPr>
+            <w:tcW w:type="dxa" w:w="1701"/>
+          </w:tcPr>
+          <w:p>
+            <w:pPr>
+              <w:keepNext/>
+              <w:spacing w:line="240" w:lineRule="auto" w:after="0"/>
+              <w:ind w:firstLine="0"/>
+              <w:jc w:val="left"/>
+            </w:pPr>
+            <w:r>
+              <w:rPr>
+                <w:rFonts w:ascii="Times New Roman" w:hAnsi="Times New Roman" w:cs="Times New Roman" w:eastAsia="Times New Roman"/>
+                <w:b w:val="0"/>
+                <w:i w:val="0"/>
+                <w:color w:val="000000"/>
+                <w:sz w:val="24"/>
+              </w:rPr>
+              <w:t>21.08.2026</w:t>
+            </w:r>
+          </w:p>
+        </w:tc>
+        <w:tc>
+          <w:tcPr>
+            <w:tcW w:type="dxa" w:w="5669"/>
+          </w:tcPr>
+          <w:p>
+            <w:pPr>
+              <w:keepNext/>
+              <w:spacing w:line="240" w:lineRule="auto" w:after="0"/>
+              <w:ind w:firstLine="0"/>
+              <w:jc w:val="left"/>
+            </w:pPr>
+            <w:r>
+              <w:rPr>
+                <w:rFonts w:ascii="Times New Roman" w:hAnsi="Times New Roman" w:cs="Times New Roman" w:eastAsia="Times New Roman"/>
+                <w:b w:val="0"/>
+                <w:i w:val="0"/>
+                <w:color w:val="000000"/>
+                <w:sz w:val="24"/>
+              </w:rPr>
+              <w:t>Описан выбор наполнения бланка при скачивании и условие, при котором доступна вкладка сохранённого файла</w:t>
+            </w:r>
+          </w:p>
+        </w:tc>
+        <w:tc>
+          <w:tcPr>
+            <w:tcW w:type="dxa" w:w="850"/>
+          </w:tcPr>
+          <w:p>
+            <w:pPr>
+              <w:keepNext/>
+              <w:spacing w:line="240" w:lineRule="auto" w:after="0"/>
+              <w:ind w:firstLine="0"/>
+              <w:jc w:val="left"/>
+            </w:pPr>
+          </w:p>
+        </w:tc>
+      </w:tr>
+      <w:tr>
+        <w:trPr>
+          <w:cantSplit w:val="true"/>
           <w:trHeight w:val="680" w:hRule="atLeast"/>
         </w:trPr>
         <w:tc>

--- a/Документация/Руководство принимающего/Руководство принимающего.docx
+++ b/Документация/Руководство принимающего/Руководство принимающего.docx
@@ -157,7 +157,7 @@
           <w:color w:val="000000"/>
           <w:sz w:val="26"/>
         </w:rPr>
-        <w:t>Версия документа: 1.7</w:t>
+        <w:t>Версия документа: 1.8</w:t>
       </w:r>
     </w:p>
     <w:p>
@@ -5422,7 +5422,7 @@
           <w:color w:val="000000"/>
           <w:sz w:val="28"/>
         </w:rPr>
-        <w:t xml:space="preserve">В этом же окне выбирается наполнение бланка: </w:t>
+        <w:t xml:space="preserve">В этом же окне переключателем </w:t>
       </w:r>
       <w:r>
         <w:rPr>
@@ -5432,7 +5432,7 @@
           <w:color w:val="000000"/>
           <w:sz w:val="28"/>
         </w:rPr>
-        <w:t>«Без паспортных данных»</w:t>
+        <w:t>«Паспортные данные»</w:t>
       </w:r>
       <w:r>
         <w:rPr>
@@ -5442,47 +5442,7 @@
           <w:color w:val="000000"/>
           <w:sz w:val="28"/>
         </w:rPr>
-        <w:t xml:space="preserve"> или </w:t>
-      </w:r>
-      <w:r>
-        <w:rPr>
-          <w:rFonts w:ascii="Times New Roman" w:hAnsi="Times New Roman" w:cs="Times New Roman" w:eastAsia="Times New Roman"/>
-          <w:b/>
-          <w:i w:val="0"/>
-          <w:color w:val="000000"/>
-          <w:sz w:val="28"/>
-        </w:rPr>
-        <w:t>«С паспортными данными»</w:t>
-      </w:r>
-      <w:r>
-        <w:rPr>
-          <w:rFonts w:ascii="Times New Roman" w:hAnsi="Times New Roman" w:cs="Times New Roman" w:eastAsia="Times New Roman"/>
-          <w:b w:val="0"/>
-          <w:i w:val="0"/>
-          <w:color w:val="000000"/>
-          <w:sz w:val="28"/>
-        </w:rPr>
-        <w:t xml:space="preserve">. Второй вариант доступен тем, кому разрешена выгрузка сведений документов; без такого права бланк скачивается с прочерком на месте серии и номера паспорта, номера патента и иного разрешения, о чём окно предупреждает строкой. Сохранённые ранее копии бланков выдаются только вместе с этими сведениями, поэтому вкладка </w:t>
-      </w:r>
-      <w:r>
-        <w:rPr>
-          <w:rFonts w:ascii="Times New Roman" w:hAnsi="Times New Roman" w:cs="Times New Roman" w:eastAsia="Times New Roman"/>
-          <w:b/>
-          <w:i w:val="0"/>
-          <w:color w:val="000000"/>
-          <w:sz w:val="28"/>
-        </w:rPr>
-        <w:t>«Сохранённый файл»</w:t>
-      </w:r>
-      <w:r>
-        <w:rPr>
-          <w:rFonts w:ascii="Times New Roman" w:hAnsi="Times New Roman" w:cs="Times New Roman" w:eastAsia="Times New Roman"/>
-          <w:b w:val="0"/>
-          <w:i w:val="0"/>
-          <w:color w:val="000000"/>
-          <w:sz w:val="28"/>
-        </w:rPr>
-        <w:t xml:space="preserve"> появляется лишь в режиме с паспортными данными.</w:t>
+        <w:t xml:space="preserve"> выбирается наполнение бланка. Он доступен тем, кому разрешена выгрузка сведений документов, и по умолчанию выключен; без такого права переключателя нет вовсе, а бланк скачивается с прочерком на месте серии и номера паспорта, номера патента и иного разрешения, о чём окно предупреждает строкой. Вложения отмечаются такими же переключателями, а сам бланк собирается заново при каждом скачивании.</w:t>
       </w:r>
     </w:p>
     <w:p>
@@ -6665,6 +6625,93 @@
       <w:tr>
         <w:trPr>
           <w:cantSplit w:val="true"/>
+        </w:trPr>
+        <w:tc>
+          <w:tcPr>
+            <w:tcW w:type="dxa" w:w="1134"/>
+          </w:tcPr>
+          <w:p>
+            <w:pPr>
+              <w:keepNext/>
+              <w:spacing w:line="240" w:lineRule="auto" w:after="0"/>
+              <w:ind w:firstLine="0"/>
+              <w:jc w:val="left"/>
+            </w:pPr>
+            <w:r>
+              <w:rPr>
+                <w:rFonts w:ascii="Times New Roman" w:hAnsi="Times New Roman" w:cs="Times New Roman" w:eastAsia="Times New Roman"/>
+                <w:b w:val="0"/>
+                <w:i w:val="0"/>
+                <w:color w:val="000000"/>
+                <w:sz w:val="24"/>
+              </w:rPr>
+              <w:t>1.8</w:t>
+            </w:r>
+          </w:p>
+        </w:tc>
+        <w:tc>
+          <w:tcPr>
+            <w:tcW w:type="dxa" w:w="1701"/>
+          </w:tcPr>
+          <w:p>
+            <w:pPr>
+              <w:keepNext/>
+              <w:spacing w:line="240" w:lineRule="auto" w:after="0"/>
+              <w:ind w:firstLine="0"/>
+              <w:jc w:val="left"/>
+            </w:pPr>
+            <w:r>
+              <w:rPr>
+                <w:rFonts w:ascii="Times New Roman" w:hAnsi="Times New Roman" w:cs="Times New Roman" w:eastAsia="Times New Roman"/>
+                <w:b w:val="0"/>
+                <w:i w:val="0"/>
+                <w:color w:val="000000"/>
+                <w:sz w:val="24"/>
+              </w:rPr>
+              <w:t>21.08.2026</w:t>
+            </w:r>
+          </w:p>
+        </w:tc>
+        <w:tc>
+          <w:tcPr>
+            <w:tcW w:type="dxa" w:w="5669"/>
+          </w:tcPr>
+          <w:p>
+            <w:pPr>
+              <w:keepNext/>
+              <w:spacing w:line="240" w:lineRule="auto" w:after="0"/>
+              <w:ind w:firstLine="0"/>
+              <w:jc w:val="left"/>
+            </w:pPr>
+            <w:r>
+              <w:rPr>
+                <w:rFonts w:ascii="Times New Roman" w:hAnsi="Times New Roman" w:cs="Times New Roman" w:eastAsia="Times New Roman"/>
+                <w:b w:val="0"/>
+                <w:i w:val="0"/>
+                <w:color w:val="000000"/>
+                <w:sz w:val="24"/>
+              </w:rPr>
+              <w:t>Наполнение бланка описано переключателем, убрано упоминание вкладки сохранённого файла</w:t>
+            </w:r>
+          </w:p>
+        </w:tc>
+        <w:tc>
+          <w:tcPr>
+            <w:tcW w:type="dxa" w:w="850"/>
+          </w:tcPr>
+          <w:p>
+            <w:pPr>
+              <w:keepNext/>
+              <w:spacing w:line="240" w:lineRule="auto" w:after="0"/>
+              <w:ind w:firstLine="0"/>
+              <w:jc w:val="left"/>
+            </w:pPr>
+          </w:p>
+        </w:tc>
+      </w:tr>
+      <w:tr>
+        <w:trPr>
+          <w:cantSplit w:val="true"/>
           <w:trHeight w:val="680" w:hRule="atLeast"/>
         </w:trPr>
         <w:tc>

--- a/Документация/Руководство принимающего/Руководство принимающего.docx
+++ b/Документация/Руководство принимающего/Руководство принимающего.docx
@@ -157,7 +157,7 @@
           <w:color w:val="000000"/>
           <w:sz w:val="26"/>
         </w:rPr>
-        <w:t>Версия документа: 1.8</w:t>
+        <w:t>Версия документа: 1.9</w:t>
       </w:r>
     </w:p>
     <w:p>
@@ -5442,7 +5442,7 @@
           <w:color w:val="000000"/>
           <w:sz w:val="28"/>
         </w:rPr>
-        <w:t xml:space="preserve"> выбирается наполнение бланка. Он доступен тем, кому разрешена выгрузка сведений документов, и по умолчанию выключен; без такого права переключателя нет вовсе, а бланк скачивается с прочерком на месте серии и номера паспорта, номера патента и иного разрешения, о чём окно предупреждает строкой. Вложения отмечаются такими же переключателями, а сам бланк собирается заново при каждом скачивании.</w:t>
+        <w:t xml:space="preserve"> выбирается наполнение бланка. Он доступен инициатору заявки и тем, кому разрешена выгрузка сведений документов, и по умолчанию выключен; принимающий заявку сам её не подавал, поэтому без такого права переключателя нет вовсе, а бланк скачивается с прочерком на месте серии и номера паспорта, номера патента и иного разрешения, о чём окно предупреждает строкой. Вложения отмечаются такими же переключателями, а сам бланк собирается заново при каждом скачивании.</w:t>
       </w:r>
     </w:p>
     <w:p>
@@ -6712,6 +6712,93 @@
       <w:tr>
         <w:trPr>
           <w:cantSplit w:val="true"/>
+        </w:trPr>
+        <w:tc>
+          <w:tcPr>
+            <w:tcW w:type="dxa" w:w="1134"/>
+          </w:tcPr>
+          <w:p>
+            <w:pPr>
+              <w:keepNext/>
+              <w:spacing w:line="240" w:lineRule="auto" w:after="0"/>
+              <w:ind w:firstLine="0"/>
+              <w:jc w:val="left"/>
+            </w:pPr>
+            <w:r>
+              <w:rPr>
+                <w:rFonts w:ascii="Times New Roman" w:hAnsi="Times New Roman" w:cs="Times New Roman" w:eastAsia="Times New Roman"/>
+                <w:b w:val="0"/>
+                <w:i w:val="0"/>
+                <w:color w:val="000000"/>
+                <w:sz w:val="24"/>
+              </w:rPr>
+              <w:t>1.9</w:t>
+            </w:r>
+          </w:p>
+        </w:tc>
+        <w:tc>
+          <w:tcPr>
+            <w:tcW w:type="dxa" w:w="1701"/>
+          </w:tcPr>
+          <w:p>
+            <w:pPr>
+              <w:keepNext/>
+              <w:spacing w:line="240" w:lineRule="auto" w:after="0"/>
+              <w:ind w:firstLine="0"/>
+              <w:jc w:val="left"/>
+            </w:pPr>
+            <w:r>
+              <w:rPr>
+                <w:rFonts w:ascii="Times New Roman" w:hAnsi="Times New Roman" w:cs="Times New Roman" w:eastAsia="Times New Roman"/>
+                <w:b w:val="0"/>
+                <w:i w:val="0"/>
+                <w:color w:val="000000"/>
+                <w:sz w:val="24"/>
+              </w:rPr>
+              <w:t>21.08.2026</w:t>
+            </w:r>
+          </w:p>
+        </w:tc>
+        <w:tc>
+          <w:tcPr>
+            <w:tcW w:type="dxa" w:w="5669"/>
+          </w:tcPr>
+          <w:p>
+            <w:pPr>
+              <w:keepNext/>
+              <w:spacing w:line="240" w:lineRule="auto" w:after="0"/>
+              <w:ind w:firstLine="0"/>
+              <w:jc w:val="left"/>
+            </w:pPr>
+            <w:r>
+              <w:rPr>
+                <w:rFonts w:ascii="Times New Roman" w:hAnsi="Times New Roman" w:cs="Times New Roman" w:eastAsia="Times New Roman"/>
+                <w:b w:val="0"/>
+                <w:i w:val="0"/>
+                <w:color w:val="000000"/>
+                <w:sz w:val="24"/>
+              </w:rPr>
+              <w:t>Уточнено, что переключатель наполнения доступен инициатору заявки, а принимающему - при праве на выгрузку</w:t>
+            </w:r>
+          </w:p>
+        </w:tc>
+        <w:tc>
+          <w:tcPr>
+            <w:tcW w:type="dxa" w:w="850"/>
+          </w:tcPr>
+          <w:p>
+            <w:pPr>
+              <w:keepNext/>
+              <w:spacing w:line="240" w:lineRule="auto" w:after="0"/>
+              <w:ind w:firstLine="0"/>
+              <w:jc w:val="left"/>
+            </w:pPr>
+          </w:p>
+        </w:tc>
+      </w:tr>
+      <w:tr>
+        <w:trPr>
+          <w:cantSplit w:val="true"/>
           <w:trHeight w:val="680" w:hRule="atLeast"/>
         </w:trPr>
         <w:tc>
